--- a/log/Decision Log.docx
+++ b/log/Decision Log.docx
@@ -10,9 +10,9 @@
       </w:tblPr>
       <w:tblGrid>
         <w:gridCol w:w="739"/>
-        <w:gridCol w:w="1350"/>
-        <w:gridCol w:w="1539"/>
-        <w:gridCol w:w="5722"/>
+        <w:gridCol w:w="1395"/>
+        <w:gridCol w:w="2084"/>
+        <w:gridCol w:w="5132"/>
       </w:tblGrid>
       <w:tr>
         <w:trPr>
@@ -21,7 +21,7 @@
         <w:tc>
           <w:tcPr>
             <w:cnfStyle w:val="001000000000" w:firstRow="0" w:lastRow="0" w:firstColumn="1" w:lastColumn="0" w:oddVBand="0" w:evenVBand="0" w:oddHBand="0" w:evenHBand="0" w:firstRowFirstColumn="0" w:firstRowLastColumn="0" w:lastRowFirstColumn="0" w:lastRowLastColumn="0"/>
-            <w:tcW w:w="259" w:type="pct"/>
+            <w:tcW w:w="395" w:type="pct"/>
           </w:tcPr>
           <w:p>
             <w:r>
@@ -34,7 +34,7 @@
         </w:tc>
         <w:tc>
           <w:tcPr>
-            <w:tcW w:w="491" w:type="pct"/>
+            <w:tcW w:w="722" w:type="pct"/>
           </w:tcPr>
           <w:p>
             <w:pPr>
@@ -50,7 +50,7 @@
         </w:tc>
         <w:tc>
           <w:tcPr>
-            <w:tcW w:w="875" w:type="pct"/>
+            <w:tcW w:w="1114" w:type="pct"/>
           </w:tcPr>
           <w:p>
             <w:pPr>
@@ -66,7 +66,7 @@
         </w:tc>
         <w:tc>
           <w:tcPr>
-            <w:tcW w:w="3375" w:type="pct"/>
+            <w:tcW w:w="2768" w:type="pct"/>
           </w:tcPr>
           <w:p>
             <w:pPr>
@@ -88,7 +88,7 @@
         <w:tc>
           <w:tcPr>
             <w:cnfStyle w:val="001000000000" w:firstRow="0" w:lastRow="0" w:firstColumn="1" w:lastColumn="0" w:oddVBand="0" w:evenVBand="0" w:oddHBand="0" w:evenHBand="0" w:firstRowFirstColumn="0" w:firstRowLastColumn="0" w:lastRowFirstColumn="0" w:lastRowLastColumn="0"/>
-            <w:tcW w:w="259" w:type="pct"/>
+            <w:tcW w:w="395" w:type="pct"/>
           </w:tcPr>
           <w:p>
             <w:r>
@@ -98,7 +98,7 @@
         </w:tc>
         <w:tc>
           <w:tcPr>
-            <w:tcW w:w="491" w:type="pct"/>
+            <w:tcW w:w="722" w:type="pct"/>
           </w:tcPr>
           <w:p>
             <w:pPr>
@@ -111,7 +111,7 @@
         </w:tc>
         <w:tc>
           <w:tcPr>
-            <w:tcW w:w="875" w:type="pct"/>
+            <w:tcW w:w="1114" w:type="pct"/>
           </w:tcPr>
           <w:p>
             <w:pPr>
@@ -124,7 +124,7 @@
         </w:tc>
         <w:tc>
           <w:tcPr>
-            <w:tcW w:w="3375" w:type="pct"/>
+            <w:tcW w:w="2768" w:type="pct"/>
           </w:tcPr>
           <w:p>
             <w:pPr>
@@ -140,7 +140,7 @@
         <w:tc>
           <w:tcPr>
             <w:cnfStyle w:val="001000000000" w:firstRow="0" w:lastRow="0" w:firstColumn="1" w:lastColumn="0" w:oddVBand="0" w:evenVBand="0" w:oddHBand="0" w:evenHBand="0" w:firstRowFirstColumn="0" w:firstRowLastColumn="0" w:lastRowFirstColumn="0" w:lastRowLastColumn="0"/>
-            <w:tcW w:w="259" w:type="pct"/>
+            <w:tcW w:w="395" w:type="pct"/>
           </w:tcPr>
           <w:p>
             <w:r>
@@ -150,7 +150,7 @@
         </w:tc>
         <w:tc>
           <w:tcPr>
-            <w:tcW w:w="491" w:type="pct"/>
+            <w:tcW w:w="722" w:type="pct"/>
           </w:tcPr>
           <w:p>
             <w:pPr>
@@ -163,7 +163,7 @@
         </w:tc>
         <w:tc>
           <w:tcPr>
-            <w:tcW w:w="875" w:type="pct"/>
+            <w:tcW w:w="1114" w:type="pct"/>
           </w:tcPr>
           <w:p>
             <w:pPr>
@@ -176,7 +176,7 @@
         </w:tc>
         <w:tc>
           <w:tcPr>
-            <w:tcW w:w="3375" w:type="pct"/>
+            <w:tcW w:w="2768" w:type="pct"/>
           </w:tcPr>
           <w:p>
             <w:pPr>
@@ -195,7 +195,7 @@
         <w:tc>
           <w:tcPr>
             <w:cnfStyle w:val="001000000000" w:firstRow="0" w:lastRow="0" w:firstColumn="1" w:lastColumn="0" w:oddVBand="0" w:evenVBand="0" w:oddHBand="0" w:evenHBand="0" w:firstRowFirstColumn="0" w:firstRowLastColumn="0" w:lastRowFirstColumn="0" w:lastRowLastColumn="0"/>
-            <w:tcW w:w="259" w:type="pct"/>
+            <w:tcW w:w="395" w:type="pct"/>
           </w:tcPr>
           <w:p>
             <w:r>
@@ -205,7 +205,7 @@
         </w:tc>
         <w:tc>
           <w:tcPr>
-            <w:tcW w:w="491" w:type="pct"/>
+            <w:tcW w:w="722" w:type="pct"/>
           </w:tcPr>
           <w:p>
             <w:pPr>
@@ -218,7 +218,7 @@
         </w:tc>
         <w:tc>
           <w:tcPr>
-            <w:tcW w:w="875" w:type="pct"/>
+            <w:tcW w:w="1114" w:type="pct"/>
           </w:tcPr>
           <w:p>
             <w:pPr>
@@ -231,7 +231,7 @@
         </w:tc>
         <w:tc>
           <w:tcPr>
-            <w:tcW w:w="3375" w:type="pct"/>
+            <w:tcW w:w="2768" w:type="pct"/>
           </w:tcPr>
           <w:p>
             <w:pPr>
@@ -247,7 +247,7 @@
         <w:tc>
           <w:tcPr>
             <w:cnfStyle w:val="001000000000" w:firstRow="0" w:lastRow="0" w:firstColumn="1" w:lastColumn="0" w:oddVBand="0" w:evenVBand="0" w:oddHBand="0" w:evenHBand="0" w:firstRowFirstColumn="0" w:firstRowLastColumn="0" w:lastRowFirstColumn="0" w:lastRowLastColumn="0"/>
-            <w:tcW w:w="259" w:type="pct"/>
+            <w:tcW w:w="395" w:type="pct"/>
           </w:tcPr>
           <w:p>
             <w:r>
@@ -257,7 +257,7 @@
         </w:tc>
         <w:tc>
           <w:tcPr>
-            <w:tcW w:w="491" w:type="pct"/>
+            <w:tcW w:w="722" w:type="pct"/>
           </w:tcPr>
           <w:p>
             <w:pPr>
@@ -270,7 +270,7 @@
         </w:tc>
         <w:tc>
           <w:tcPr>
-            <w:tcW w:w="875" w:type="pct"/>
+            <w:tcW w:w="1114" w:type="pct"/>
           </w:tcPr>
           <w:p>
             <w:pPr>
@@ -283,7 +283,7 @@
         </w:tc>
         <w:tc>
           <w:tcPr>
-            <w:tcW w:w="3375" w:type="pct"/>
+            <w:tcW w:w="2768" w:type="pct"/>
           </w:tcPr>
           <w:p>
             <w:pPr>
@@ -302,7 +302,7 @@
         <w:tc>
           <w:tcPr>
             <w:cnfStyle w:val="001000000000" w:firstRow="0" w:lastRow="0" w:firstColumn="1" w:lastColumn="0" w:oddVBand="0" w:evenVBand="0" w:oddHBand="0" w:evenHBand="0" w:firstRowFirstColumn="0" w:firstRowLastColumn="0" w:lastRowFirstColumn="0" w:lastRowLastColumn="0"/>
-            <w:tcW w:w="259" w:type="pct"/>
+            <w:tcW w:w="395" w:type="pct"/>
           </w:tcPr>
           <w:p>
             <w:r>
@@ -312,7 +312,7 @@
         </w:tc>
         <w:tc>
           <w:tcPr>
-            <w:tcW w:w="491" w:type="pct"/>
+            <w:tcW w:w="722" w:type="pct"/>
           </w:tcPr>
           <w:p>
             <w:pPr>
@@ -325,7 +325,7 @@
         </w:tc>
         <w:tc>
           <w:tcPr>
-            <w:tcW w:w="875" w:type="pct"/>
+            <w:tcW w:w="1114" w:type="pct"/>
           </w:tcPr>
           <w:p>
             <w:pPr>
@@ -338,7 +338,7 @@
         </w:tc>
         <w:tc>
           <w:tcPr>
-            <w:tcW w:w="3375" w:type="pct"/>
+            <w:tcW w:w="2768" w:type="pct"/>
           </w:tcPr>
           <w:p>
             <w:pPr>
@@ -354,7 +354,7 @@
         <w:tc>
           <w:tcPr>
             <w:cnfStyle w:val="001000000000" w:firstRow="0" w:lastRow="0" w:firstColumn="1" w:lastColumn="0" w:oddVBand="0" w:evenVBand="0" w:oddHBand="0" w:evenHBand="0" w:firstRowFirstColumn="0" w:firstRowLastColumn="0" w:lastRowFirstColumn="0" w:lastRowLastColumn="0"/>
-            <w:tcW w:w="259" w:type="pct"/>
+            <w:tcW w:w="395" w:type="pct"/>
           </w:tcPr>
           <w:p>
             <w:r>
@@ -364,7 +364,7 @@
         </w:tc>
         <w:tc>
           <w:tcPr>
-            <w:tcW w:w="491" w:type="pct"/>
+            <w:tcW w:w="722" w:type="pct"/>
           </w:tcPr>
           <w:p>
             <w:pPr>
@@ -377,7 +377,7 @@
         </w:tc>
         <w:tc>
           <w:tcPr>
-            <w:tcW w:w="875" w:type="pct"/>
+            <w:tcW w:w="1114" w:type="pct"/>
           </w:tcPr>
           <w:p>
             <w:pPr>
@@ -403,22 +403,14 @@
         </w:tc>
         <w:tc>
           <w:tcPr>
-            <w:tcW w:w="3375" w:type="pct"/>
+            <w:tcW w:w="2768" w:type="pct"/>
           </w:tcPr>
           <w:p>
             <w:pPr>
               <w:cnfStyle w:val="000000000000" w:firstRow="0" w:lastRow="0" w:firstColumn="0" w:lastColumn="0" w:oddVBand="0" w:evenVBand="0" w:oddHBand="0" w:evenHBand="0" w:firstRowFirstColumn="0" w:firstRowLastColumn="0" w:lastRowFirstColumn="0" w:lastRowLastColumn="0"/>
             </w:pPr>
             <w:r>
-              <w:t xml:space="preserve">CHR release year is not the same as the underlying survey year. The uninsured measure draws from SAHIE single-year estimates with a consistent </w:t>
-            </w:r>
-            <w:proofErr w:type="gramStart"/>
-            <w:r>
-              <w:t>2-3 year</w:t>
-            </w:r>
-            <w:proofErr w:type="gramEnd"/>
-            <w:r>
-              <w:t xml:space="preserve"> lag. Using release year on the time axis would misrepresent when the data were collected and misalign trend plots with policy events. All 16 measure years were verified against CHR technical documents.</w:t>
+              <w:t>CHR release year is not the same as the underlying survey year. The uninsured measure draws from SAHIE single-year estimates with a consistent 2-3 year lag. Using release year on the time axis would misrepresent when the data were collected and misalign trend plots with policy events. All 16 measure years were verified against CHR technical documents.</w:t>
             </w:r>
           </w:p>
         </w:tc>
@@ -430,7 +422,7 @@
         <w:tc>
           <w:tcPr>
             <w:cnfStyle w:val="001000000000" w:firstRow="0" w:lastRow="0" w:firstColumn="1" w:lastColumn="0" w:oddVBand="0" w:evenVBand="0" w:oddHBand="0" w:evenHBand="0" w:firstRowFirstColumn="0" w:firstRowLastColumn="0" w:lastRowFirstColumn="0" w:lastRowLastColumn="0"/>
-            <w:tcW w:w="259" w:type="pct"/>
+            <w:tcW w:w="395" w:type="pct"/>
           </w:tcPr>
           <w:p>
             <w:r>
@@ -440,7 +432,7 @@
         </w:tc>
         <w:tc>
           <w:tcPr>
-            <w:tcW w:w="491" w:type="pct"/>
+            <w:tcW w:w="722" w:type="pct"/>
           </w:tcPr>
           <w:p>
             <w:pPr>
@@ -453,7 +445,7 @@
         </w:tc>
         <w:tc>
           <w:tcPr>
-            <w:tcW w:w="875" w:type="pct"/>
+            <w:tcW w:w="1114" w:type="pct"/>
           </w:tcPr>
           <w:p>
             <w:pPr>
@@ -474,7 +466,7 @@
         </w:tc>
         <w:tc>
           <w:tcPr>
-            <w:tcW w:w="3375" w:type="pct"/>
+            <w:tcW w:w="2768" w:type="pct"/>
           </w:tcPr>
           <w:p>
             <w:pPr>
@@ -490,7 +482,7 @@
         <w:tc>
           <w:tcPr>
             <w:cnfStyle w:val="001000000000" w:firstRow="0" w:lastRow="0" w:firstColumn="1" w:lastColumn="0" w:oddVBand="0" w:evenVBand="0" w:oddHBand="0" w:evenHBand="0" w:firstRowFirstColumn="0" w:firstRowLastColumn="0" w:lastRowFirstColumn="0" w:lastRowLastColumn="0"/>
-            <w:tcW w:w="259" w:type="pct"/>
+            <w:tcW w:w="395" w:type="pct"/>
           </w:tcPr>
           <w:p>
             <w:r>
@@ -500,7 +492,7 @@
         </w:tc>
         <w:tc>
           <w:tcPr>
-            <w:tcW w:w="491" w:type="pct"/>
+            <w:tcW w:w="722" w:type="pct"/>
           </w:tcPr>
           <w:p>
             <w:pPr>
@@ -513,7 +505,7 @@
         </w:tc>
         <w:tc>
           <w:tcPr>
-            <w:tcW w:w="875" w:type="pct"/>
+            <w:tcW w:w="1114" w:type="pct"/>
           </w:tcPr>
           <w:p>
             <w:pPr>
@@ -526,7 +518,7 @@
         </w:tc>
         <w:tc>
           <w:tcPr>
-            <w:tcW w:w="3375" w:type="pct"/>
+            <w:tcW w:w="2768" w:type="pct"/>
           </w:tcPr>
           <w:p>
             <w:pPr>
@@ -657,7 +649,7 @@
         <w:tc>
           <w:tcPr>
             <w:cnfStyle w:val="001000000000" w:firstRow="0" w:lastRow="0" w:firstColumn="1" w:lastColumn="0" w:oddVBand="0" w:evenVBand="0" w:oddHBand="0" w:evenHBand="0" w:firstRowFirstColumn="0" w:firstRowLastColumn="0" w:lastRowFirstColumn="0" w:lastRowLastColumn="0"/>
-            <w:tcW w:w="259" w:type="pct"/>
+            <w:tcW w:w="395" w:type="pct"/>
           </w:tcPr>
           <w:p>
             <w:r>
@@ -667,7 +659,7 @@
         </w:tc>
         <w:tc>
           <w:tcPr>
-            <w:tcW w:w="491" w:type="pct"/>
+            <w:tcW w:w="722" w:type="pct"/>
           </w:tcPr>
           <w:p>
             <w:pPr>
@@ -680,36 +672,31 @@
         </w:tc>
         <w:tc>
           <w:tcPr>
-            <w:tcW w:w="875" w:type="pct"/>
+            <w:tcW w:w="1114" w:type="pct"/>
           </w:tcPr>
           <w:p>
             <w:pPr>
               <w:cnfStyle w:val="000000100000" w:firstRow="0" w:lastRow="0" w:firstColumn="0" w:lastColumn="0" w:oddVBand="0" w:evenVBand="0" w:oddHBand="1" w:evenHBand="0" w:firstRowFirstColumn="0" w:firstRowLastColumn="0" w:lastRowFirstColumn="0" w:lastRowLastColumn="0"/>
             </w:pPr>
             <w:r>
-              <w:t xml:space="preserve">Variables classified as </w:t>
+              <w:t>Variables classified as Core, Partial, or Sparse based on year coverage and missingness</w:t>
+            </w:r>
+          </w:p>
+        </w:tc>
+        <w:tc>
+          <w:tcPr>
+            <w:tcW w:w="2768" w:type="pct"/>
+          </w:tcPr>
+          <w:p>
+            <w:pPr>
+              <w:cnfStyle w:val="000000100000" w:firstRow="0" w:lastRow="0" w:firstColumn="0" w:lastColumn="0" w:oddVBand="0" w:evenVBand="0" w:oddHBand="1" w:evenHBand="0" w:firstRowFirstColumn="0" w:firstRowLastColumn="0" w:lastRowFirstColumn="0" w:lastRowLastColumn="0"/>
+            </w:pPr>
+            <w:r>
+              <w:t xml:space="preserve">Core: present in all 14 primary years with 90%+ county coverage (12 variables). Partial: present in most years with gaps or elevated missingness (4 variables). Sparse: missing in many years or below 70% overall coverage (4 variables). Core variables are used in all </w:t>
             </w:r>
             <w:r>
               <w:lastRenderedPageBreak/>
-              <w:t>Core, Partial, or Sparse based on year coverage and missingness</w:t>
-            </w:r>
-          </w:p>
-        </w:tc>
-        <w:tc>
-          <w:tcPr>
-            <w:tcW w:w="3375" w:type="pct"/>
-          </w:tcPr>
-          <w:p>
-            <w:pPr>
-              <w:cnfStyle w:val="000000100000" w:firstRow="0" w:lastRow="0" w:firstColumn="0" w:lastColumn="0" w:oddVBand="0" w:evenVBand="0" w:oddHBand="1" w:evenHBand="0" w:firstRowFirstColumn="0" w:firstRowLastColumn="0" w:lastRowFirstColumn="0" w:lastRowLastColumn="0"/>
-            </w:pPr>
-            <w:r>
-              <w:lastRenderedPageBreak/>
-              <w:t xml:space="preserve">Core: present in all 14 primary years with 90%+ county coverage (12 variables). Partial: present in most years with </w:t>
-            </w:r>
-            <w:r>
-              <w:lastRenderedPageBreak/>
-              <w:t>gaps or elevated missingness (4 variables). Sparse: missing in many years or below 70% overall coverage (4 variables). Core variables are used in all models. Partial variables are used with noted caveats. Sparse variables are supplementary only.</w:t>
+              <w:t>models. Partial variables are used with noted caveats. Sparse variables are supplementary only.</w:t>
             </w:r>
           </w:p>
         </w:tc>
@@ -718,7 +705,7 @@
         <w:tc>
           <w:tcPr>
             <w:cnfStyle w:val="001000000000" w:firstRow="0" w:lastRow="0" w:firstColumn="1" w:lastColumn="0" w:oddVBand="0" w:evenVBand="0" w:oddHBand="0" w:evenHBand="0" w:firstRowFirstColumn="0" w:firstRowLastColumn="0" w:lastRowFirstColumn="0" w:lastRowLastColumn="0"/>
-            <w:tcW w:w="259" w:type="pct"/>
+            <w:tcW w:w="395" w:type="pct"/>
           </w:tcPr>
           <w:p>
             <w:r>
@@ -729,7 +716,7 @@
         </w:tc>
         <w:tc>
           <w:tcPr>
-            <w:tcW w:w="491" w:type="pct"/>
+            <w:tcW w:w="722" w:type="pct"/>
           </w:tcPr>
           <w:p>
             <w:pPr>
@@ -742,7 +729,7 @@
         </w:tc>
         <w:tc>
           <w:tcPr>
-            <w:tcW w:w="875" w:type="pct"/>
+            <w:tcW w:w="1114" w:type="pct"/>
           </w:tcPr>
           <w:p>
             <w:pPr>
@@ -768,7 +755,7 @@
         </w:tc>
         <w:tc>
           <w:tcPr>
-            <w:tcW w:w="3375" w:type="pct"/>
+            <w:tcW w:w="2768" w:type="pct"/>
           </w:tcPr>
           <w:p>
             <w:pPr>
@@ -787,7 +774,7 @@
         <w:tc>
           <w:tcPr>
             <w:cnfStyle w:val="001000000000" w:firstRow="0" w:lastRow="0" w:firstColumn="1" w:lastColumn="0" w:oddVBand="0" w:evenVBand="0" w:oddHBand="0" w:evenHBand="0" w:firstRowFirstColumn="0" w:firstRowLastColumn="0" w:lastRowFirstColumn="0" w:lastRowLastColumn="0"/>
-            <w:tcW w:w="259" w:type="pct"/>
+            <w:tcW w:w="395" w:type="pct"/>
           </w:tcPr>
           <w:p>
             <w:r>
@@ -797,7 +784,7 @@
         </w:tc>
         <w:tc>
           <w:tcPr>
-            <w:tcW w:w="491" w:type="pct"/>
+            <w:tcW w:w="722" w:type="pct"/>
           </w:tcPr>
           <w:p>
             <w:pPr>
@@ -810,7 +797,7 @@
         </w:tc>
         <w:tc>
           <w:tcPr>
-            <w:tcW w:w="875" w:type="pct"/>
+            <w:tcW w:w="1114" w:type="pct"/>
           </w:tcPr>
           <w:p>
             <w:pPr>
@@ -828,7 +815,7 @@
         </w:tc>
         <w:tc>
           <w:tcPr>
-            <w:tcW w:w="3375" w:type="pct"/>
+            <w:tcW w:w="2768" w:type="pct"/>
           </w:tcPr>
           <w:p>
             <w:pPr>
@@ -848,15 +835,7 @@
             </w:r>
             <w:proofErr w:type="spellEnd"/>
             <w:r>
-              <w:t xml:space="preserve"> covers the complementary period (2013-2020) but is also Sparse. Together they cover most of the </w:t>
-            </w:r>
-            <w:proofErr w:type="gramStart"/>
-            <w:r>
-              <w:t>panel</w:t>
-            </w:r>
-            <w:proofErr w:type="gramEnd"/>
-            <w:r>
-              <w:t xml:space="preserve"> in non-overlapping windows.</w:t>
+              <w:t xml:space="preserve"> covers the complementary period (2013-2020) but is also Sparse. Together they cover most of the panel in non-overlapping windows.</w:t>
             </w:r>
           </w:p>
         </w:tc>
@@ -865,7 +844,7 @@
         <w:tc>
           <w:tcPr>
             <w:cnfStyle w:val="001000000000" w:firstRow="0" w:lastRow="0" w:firstColumn="1" w:lastColumn="0" w:oddVBand="0" w:evenVBand="0" w:oddHBand="0" w:evenHBand="0" w:firstRowFirstColumn="0" w:firstRowLastColumn="0" w:lastRowFirstColumn="0" w:lastRowLastColumn="0"/>
-            <w:tcW w:w="259" w:type="pct"/>
+            <w:tcW w:w="395" w:type="pct"/>
           </w:tcPr>
           <w:p>
             <w:r>
@@ -875,7 +854,7 @@
         </w:tc>
         <w:tc>
           <w:tcPr>
-            <w:tcW w:w="491" w:type="pct"/>
+            <w:tcW w:w="722" w:type="pct"/>
           </w:tcPr>
           <w:p>
             <w:pPr>
@@ -888,7 +867,7 @@
         </w:tc>
         <w:tc>
           <w:tcPr>
-            <w:tcW w:w="875" w:type="pct"/>
+            <w:tcW w:w="1114" w:type="pct"/>
           </w:tcPr>
           <w:p>
             <w:pPr>
@@ -901,7 +880,7 @@
         </w:tc>
         <w:tc>
           <w:tcPr>
-            <w:tcW w:w="3375" w:type="pct"/>
+            <w:tcW w:w="2768" w:type="pct"/>
           </w:tcPr>
           <w:p>
             <w:pPr>
@@ -909,6 +888,424 @@
             </w:pPr>
             <w:r>
               <w:t>Centralizing all filtering, FIPS harmonization, column standardization, and measurement-year joining into one panel file ensures reproducibility across all subsequent notebooks.</w:t>
+            </w:r>
+          </w:p>
+        </w:tc>
+      </w:tr>
+      <w:tr>
+        <w:trPr>
+          <w:cnfStyle w:val="000000100000" w:firstRow="0" w:lastRow="0" w:firstColumn="0" w:lastColumn="0" w:oddVBand="0" w:evenVBand="0" w:oddHBand="1" w:evenHBand="0" w:firstRowFirstColumn="0" w:firstRowLastColumn="0" w:lastRowFirstColumn="0" w:lastRowLastColumn="0"/>
+        </w:trPr>
+        <w:tc>
+          <w:tcPr>
+            <w:cnfStyle w:val="001000000000" w:firstRow="0" w:lastRow="0" w:firstColumn="1" w:lastColumn="0" w:oddVBand="0" w:evenVBand="0" w:oddHBand="0" w:evenHBand="0" w:firstRowFirstColumn="0" w:firstRowLastColumn="0" w:lastRowFirstColumn="0" w:lastRowLastColumn="0"/>
+            <w:tcW w:w="395" w:type="pct"/>
+            <w:hideMark/>
+          </w:tcPr>
+          <w:p>
+            <w:r>
+              <w:t>4</w:t>
+            </w:r>
+          </w:p>
+        </w:tc>
+        <w:tc>
+          <w:tcPr>
+            <w:tcW w:w="722" w:type="pct"/>
+            <w:hideMark/>
+          </w:tcPr>
+          <w:p>
+            <w:pPr>
+              <w:cnfStyle w:val="000000100000" w:firstRow="0" w:lastRow="0" w:firstColumn="0" w:lastColumn="0" w:oddVBand="0" w:evenVBand="0" w:oddHBand="1" w:evenHBand="0" w:firstRowFirstColumn="0" w:firstRowLastColumn="0" w:lastRowFirstColumn="0" w:lastRowLastColumn="0"/>
+            </w:pPr>
+            <w:r>
+              <w:t>Variable classification</w:t>
+            </w:r>
+          </w:p>
+        </w:tc>
+        <w:tc>
+          <w:tcPr>
+            <w:tcW w:w="1114" w:type="pct"/>
+            <w:hideMark/>
+          </w:tcPr>
+          <w:p>
+            <w:pPr>
+              <w:cnfStyle w:val="000000100000" w:firstRow="0" w:lastRow="0" w:firstColumn="0" w:lastColumn="0" w:oddVBand="0" w:evenVBand="0" w:oddHBand="1" w:evenHBand="0" w:firstRowFirstColumn="0" w:firstRowLastColumn="0" w:lastRowFirstColumn="0" w:lastRowLastColumn="0"/>
+            </w:pPr>
+            <w:r>
+              <w:t xml:space="preserve">Column-name aliases added for </w:t>
+            </w:r>
+            <w:proofErr w:type="spellStart"/>
+            <w:r>
+              <w:t>poverty_rate</w:t>
+            </w:r>
+            <w:proofErr w:type="spellEnd"/>
+            <w:r>
+              <w:t xml:space="preserve">, </w:t>
+            </w:r>
+            <w:proofErr w:type="spellStart"/>
+            <w:r>
+              <w:t>child_poverty_rate</w:t>
+            </w:r>
+            <w:proofErr w:type="spellEnd"/>
+            <w:r>
+              <w:t xml:space="preserve">, </w:t>
+            </w:r>
+            <w:proofErr w:type="spellStart"/>
+            <w:r>
+              <w:t>pct_black</w:t>
+            </w:r>
+            <w:proofErr w:type="spellEnd"/>
+            <w:r>
+              <w:t xml:space="preserve">, and </w:t>
+            </w:r>
+            <w:proofErr w:type="spellStart"/>
+            <w:r>
+              <w:t>pct_aian</w:t>
+            </w:r>
+            <w:proofErr w:type="spellEnd"/>
+            <w:r>
+              <w:t>; reclassified as Core</w:t>
+            </w:r>
+          </w:p>
+        </w:tc>
+        <w:tc>
+          <w:tcPr>
+            <w:tcW w:w="2768" w:type="pct"/>
+            <w:hideMark/>
+          </w:tcPr>
+          <w:p>
+            <w:pPr>
+              <w:cnfStyle w:val="000000100000" w:firstRow="0" w:lastRow="0" w:firstColumn="0" w:lastColumn="0" w:oddVBand="0" w:evenVBand="0" w:oddHBand="1" w:evenHBand="0" w:firstRowFirstColumn="0" w:firstRowLastColumn="0" w:lastRowFirstColumn="0" w:lastRowLastColumn="0"/>
+            </w:pPr>
+            <w:r>
+              <w:t xml:space="preserve">These four variables are available in every CHR release year but appeared under different column names across releases. Adding alias entries to FEATURE_MAP (e.g., "% Non-Hispanic Black raw value" for </w:t>
+            </w:r>
+            <w:proofErr w:type="spellStart"/>
+            <w:r>
+              <w:t>pct_black</w:t>
+            </w:r>
+            <w:proofErr w:type="spellEnd"/>
+            <w:r>
+              <w:t xml:space="preserve">, "Population below poverty line raw value" for </w:t>
+            </w:r>
+            <w:proofErr w:type="spellStart"/>
+            <w:r>
+              <w:t>poverty_rate</w:t>
+            </w:r>
+            <w:proofErr w:type="spellEnd"/>
+            <w:r>
+              <w:t>) brings their missingness to Core levels. The panel was rebuilt and chr_panel.csv updated.</w:t>
+            </w:r>
+          </w:p>
+        </w:tc>
+      </w:tr>
+      <w:tr>
+        <w:tc>
+          <w:tcPr>
+            <w:cnfStyle w:val="001000000000" w:firstRow="0" w:lastRow="0" w:firstColumn="1" w:lastColumn="0" w:oddVBand="0" w:evenVBand="0" w:oddHBand="0" w:evenHBand="0" w:firstRowFirstColumn="0" w:firstRowLastColumn="0" w:lastRowFirstColumn="0" w:lastRowLastColumn="0"/>
+            <w:tcW w:w="395" w:type="pct"/>
+            <w:hideMark/>
+          </w:tcPr>
+          <w:p>
+            <w:r>
+              <w:t>4</w:t>
+            </w:r>
+          </w:p>
+        </w:tc>
+        <w:tc>
+          <w:tcPr>
+            <w:tcW w:w="722" w:type="pct"/>
+            <w:hideMark/>
+          </w:tcPr>
+          <w:p>
+            <w:pPr>
+              <w:cnfStyle w:val="000000000000" w:firstRow="0" w:lastRow="0" w:firstColumn="0" w:lastColumn="0" w:oddVBand="0" w:evenVBand="0" w:oddHBand="0" w:evenHBand="0" w:firstRowFirstColumn="0" w:firstRowLastColumn="0" w:lastRowFirstColumn="0" w:lastRowLastColumn="0"/>
+            </w:pPr>
+            <w:r>
+              <w:t>Variable classification</w:t>
+            </w:r>
+          </w:p>
+        </w:tc>
+        <w:tc>
+          <w:tcPr>
+            <w:tcW w:w="1114" w:type="pct"/>
+            <w:hideMark/>
+          </w:tcPr>
+          <w:p>
+            <w:pPr>
+              <w:cnfStyle w:val="000000000000" w:firstRow="0" w:lastRow="0" w:firstColumn="0" w:lastColumn="0" w:oddVBand="0" w:evenVBand="0" w:oddHBand="0" w:evenHBand="0" w:firstRowFirstColumn="0" w:firstRowLastColumn="0" w:lastRowFirstColumn="0" w:lastRowLastColumn="0"/>
+            </w:pPr>
+            <w:proofErr w:type="spellStart"/>
+            <w:r>
+              <w:t>income_inequality</w:t>
+            </w:r>
+            <w:proofErr w:type="spellEnd"/>
+            <w:r>
+              <w:t xml:space="preserve">, </w:t>
+            </w:r>
+            <w:proofErr w:type="spellStart"/>
+            <w:r>
+              <w:t>pct_white</w:t>
+            </w:r>
+            <w:proofErr w:type="spellEnd"/>
+            <w:r>
+              <w:t xml:space="preserve">, and </w:t>
+            </w:r>
+            <w:proofErr w:type="spellStart"/>
+            <w:r>
+              <w:t>severe_housing_rate</w:t>
+            </w:r>
+            <w:proofErr w:type="spellEnd"/>
+            <w:r>
+              <w:t xml:space="preserve"> confirmed as genuinely Sparse for 2011-2014 window</w:t>
+            </w:r>
+          </w:p>
+        </w:tc>
+        <w:tc>
+          <w:tcPr>
+            <w:tcW w:w="2768" w:type="pct"/>
+            <w:hideMark/>
+          </w:tcPr>
+          <w:p>
+            <w:pPr>
+              <w:cnfStyle w:val="000000000000" w:firstRow="0" w:lastRow="0" w:firstColumn="0" w:lastColumn="0" w:oddVBand="0" w:evenVBand="0" w:oddHBand="0" w:evenHBand="0" w:firstRowFirstColumn="0" w:firstRowLastColumn="0" w:lastRowFirstColumn="0" w:lastRowLastColumn="0"/>
+            </w:pPr>
+            <w:r>
+              <w:t xml:space="preserve">CHR did not back-fill these measures for earlier releases. </w:t>
+            </w:r>
+            <w:proofErr w:type="spellStart"/>
+            <w:r>
+              <w:t>income_inequality</w:t>
+            </w:r>
+            <w:proofErr w:type="spellEnd"/>
+            <w:r>
+              <w:t xml:space="preserve"> is absent in release years 2011-2014; </w:t>
+            </w:r>
+            <w:proofErr w:type="spellStart"/>
+            <w:r>
+              <w:t>pct_white</w:t>
+            </w:r>
+            <w:proofErr w:type="spellEnd"/>
+            <w:r>
+              <w:t xml:space="preserve"> is absent in 2011-2012; </w:t>
+            </w:r>
+            <w:proofErr w:type="spellStart"/>
+            <w:r>
+              <w:t>severe_housing_rate</w:t>
+            </w:r>
+            <w:proofErr w:type="spellEnd"/>
+            <w:r>
+              <w:t xml:space="preserve"> is absent in 2011-2013. These gaps are irreversible without an external data source and are documented as real structural missingness.</w:t>
+            </w:r>
+          </w:p>
+        </w:tc>
+      </w:tr>
+      <w:tr>
+        <w:trPr>
+          <w:cnfStyle w:val="000000100000" w:firstRow="0" w:lastRow="0" w:firstColumn="0" w:lastColumn="0" w:oddVBand="0" w:evenVBand="0" w:oddHBand="1" w:evenHBand="0" w:firstRowFirstColumn="0" w:firstRowLastColumn="0" w:lastRowFirstColumn="0" w:lastRowLastColumn="0"/>
+        </w:trPr>
+        <w:tc>
+          <w:tcPr>
+            <w:cnfStyle w:val="001000000000" w:firstRow="0" w:lastRow="0" w:firstColumn="1" w:lastColumn="0" w:oddVBand="0" w:evenVBand="0" w:oddHBand="0" w:evenHBand="0" w:firstRowFirstColumn="0" w:firstRowLastColumn="0" w:lastRowFirstColumn="0" w:lastRowLastColumn="0"/>
+            <w:tcW w:w="395" w:type="pct"/>
+            <w:hideMark/>
+          </w:tcPr>
+          <w:p>
+            <w:r>
+              <w:t>4</w:t>
+            </w:r>
+          </w:p>
+        </w:tc>
+        <w:tc>
+          <w:tcPr>
+            <w:tcW w:w="722" w:type="pct"/>
+            <w:hideMark/>
+          </w:tcPr>
+          <w:p>
+            <w:pPr>
+              <w:cnfStyle w:val="000000100000" w:firstRow="0" w:lastRow="0" w:firstColumn="0" w:lastColumn="0" w:oddVBand="0" w:evenVBand="0" w:oddHBand="1" w:evenHBand="0" w:firstRowFirstColumn="0" w:firstRowLastColumn="0" w:lastRowFirstColumn="0" w:lastRowLastColumn="0"/>
+            </w:pPr>
+            <w:r>
+              <w:t>Modeling window</w:t>
+            </w:r>
+          </w:p>
+        </w:tc>
+        <w:tc>
+          <w:tcPr>
+            <w:tcW w:w="1114" w:type="pct"/>
+            <w:hideMark/>
+          </w:tcPr>
+          <w:p>
+            <w:pPr>
+              <w:cnfStyle w:val="000000100000" w:firstRow="0" w:lastRow="0" w:firstColumn="0" w:lastColumn="0" w:oddVBand="0" w:evenVBand="0" w:oddHBand="1" w:evenHBand="0" w:firstRowFirstColumn="0" w:firstRowLastColumn="0" w:lastRowFirstColumn="0" w:lastRowLastColumn="0"/>
+            </w:pPr>
+            <w:r>
+              <w:t>Part 2 modeling window set to 2015-2025 (release years)</w:t>
+            </w:r>
+          </w:p>
+        </w:tc>
+        <w:tc>
+          <w:tcPr>
+            <w:tcW w:w="2768" w:type="pct"/>
+            <w:hideMark/>
+          </w:tcPr>
+          <w:p>
+            <w:pPr>
+              <w:cnfStyle w:val="000000100000" w:firstRow="0" w:lastRow="0" w:firstColumn="0" w:lastColumn="0" w:oddVBand="0" w:evenVBand="0" w:oddHBand="1" w:evenHBand="0" w:firstRowFirstColumn="0" w:firstRowLastColumn="0" w:lastRowFirstColumn="0" w:lastRowLastColumn="0"/>
+            </w:pPr>
+            <w:r>
+              <w:t xml:space="preserve">All Core predictors are fully populated from release year 2015 onward. Using 2015-2025 eliminates the need to handle structural missingness in </w:t>
+            </w:r>
+            <w:proofErr w:type="spellStart"/>
+            <w:r>
+              <w:t>income_inequality</w:t>
+            </w:r>
+            <w:proofErr w:type="spellEnd"/>
+            <w:r>
+              <w:t xml:space="preserve">, </w:t>
+            </w:r>
+            <w:proofErr w:type="spellStart"/>
+            <w:r>
+              <w:t>pct_white</w:t>
+            </w:r>
+            <w:proofErr w:type="spellEnd"/>
+            <w:r>
+              <w:t xml:space="preserve">, and </w:t>
+            </w:r>
+            <w:proofErr w:type="spellStart"/>
+            <w:r>
+              <w:t>severe_housing_rate</w:t>
+            </w:r>
+            <w:proofErr w:type="spellEnd"/>
+            <w:r>
+              <w:t xml:space="preserve"> for the panel regression. The descriptive analysis uses the full 2012-2025 panel.</w:t>
+            </w:r>
+          </w:p>
+        </w:tc>
+      </w:tr>
+      <w:tr>
+        <w:tc>
+          <w:tcPr>
+            <w:cnfStyle w:val="001000000000" w:firstRow="0" w:lastRow="0" w:firstColumn="1" w:lastColumn="0" w:oddVBand="0" w:evenVBand="0" w:oddHBand="0" w:evenHBand="0" w:firstRowFirstColumn="0" w:firstRowLastColumn="0" w:lastRowFirstColumn="0" w:lastRowLastColumn="0"/>
+            <w:tcW w:w="395" w:type="pct"/>
+            <w:hideMark/>
+          </w:tcPr>
+          <w:p>
+            <w:r>
+              <w:t>4</w:t>
+            </w:r>
+          </w:p>
+        </w:tc>
+        <w:tc>
+          <w:tcPr>
+            <w:tcW w:w="722" w:type="pct"/>
+            <w:hideMark/>
+          </w:tcPr>
+          <w:p>
+            <w:pPr>
+              <w:cnfStyle w:val="000000000000" w:firstRow="0" w:lastRow="0" w:firstColumn="0" w:lastColumn="0" w:oddVBand="0" w:evenVBand="0" w:oddHBand="0" w:evenHBand="0" w:firstRowFirstColumn="0" w:firstRowLastColumn="0" w:lastRowFirstColumn="0" w:lastRowLastColumn="0"/>
+            </w:pPr>
+            <w:r>
+              <w:t>Extension design</w:t>
+            </w:r>
+          </w:p>
+        </w:tc>
+        <w:tc>
+          <w:tcPr>
+            <w:tcW w:w="1114" w:type="pct"/>
+            <w:hideMark/>
+          </w:tcPr>
+          <w:p>
+            <w:pPr>
+              <w:cnfStyle w:val="000000000000" w:firstRow="0" w:lastRow="0" w:firstColumn="0" w:lastColumn="0" w:oddVBand="0" w:evenVBand="0" w:oddHBand="0" w:evenHBand="0" w:firstRowFirstColumn="0" w:firstRowLastColumn="0" w:lastRowFirstColumn="0" w:lastRowLastColumn="0"/>
+            </w:pPr>
+            <w:r>
+              <w:t>Medicaid expansion comparison uses population-weighted group means with binary expansion status from Kaiser Family Foundation tracker</w:t>
+            </w:r>
+          </w:p>
+        </w:tc>
+        <w:tc>
+          <w:tcPr>
+            <w:tcW w:w="2768" w:type="pct"/>
+            <w:hideMark/>
+          </w:tcPr>
+          <w:p>
+            <w:pPr>
+              <w:cnfStyle w:val="000000000000" w:firstRow="0" w:lastRow="0" w:firstColumn="0" w:lastColumn="0" w:oddVBand="0" w:evenVBand="0" w:oddHBand="0" w:evenHBand="0" w:firstRowFirstColumn="0" w:firstRowLastColumn="0" w:lastRowFirstColumn="0" w:lastRowLastColumn="0"/>
+            </w:pPr>
+            <w:r>
+              <w:t>Weighting by county population ensures that large counties contribute proportionally to the group trend. Binary expansion status (0/1) is derived from the KFF Medicaid expansion tracker. The comparison is explicitly descriptive and not interpreted causally, given systematic differences between expansion and non-expansion states. A formal event-time analysis using two-way fixed effects is deferred to Part 2.</w:t>
+            </w:r>
+          </w:p>
+        </w:tc>
+      </w:tr>
+      <w:tr>
+        <w:trPr>
+          <w:cnfStyle w:val="000000100000" w:firstRow="0" w:lastRow="0" w:firstColumn="0" w:lastColumn="0" w:oddVBand="0" w:evenVBand="0" w:oddHBand="1" w:evenHBand="0" w:firstRowFirstColumn="0" w:firstRowLastColumn="0" w:lastRowFirstColumn="0" w:lastRowLastColumn="0"/>
+        </w:trPr>
+        <w:tc>
+          <w:tcPr>
+            <w:cnfStyle w:val="001000000000" w:firstRow="0" w:lastRow="0" w:firstColumn="1" w:lastColumn="0" w:oddVBand="0" w:evenVBand="0" w:oddHBand="0" w:evenHBand="0" w:firstRowFirstColumn="0" w:firstRowLastColumn="0" w:lastRowFirstColumn="0" w:lastRowLastColumn="0"/>
+            <w:tcW w:w="395" w:type="pct"/>
+          </w:tcPr>
+          <w:p>
+            <w:r>
+              <w:t>4</w:t>
+            </w:r>
+          </w:p>
+        </w:tc>
+        <w:tc>
+          <w:tcPr>
+            <w:tcW w:w="722" w:type="pct"/>
+          </w:tcPr>
+          <w:p>
+            <w:pPr>
+              <w:cnfStyle w:val="000000100000" w:firstRow="0" w:lastRow="0" w:firstColumn="0" w:lastColumn="0" w:oddVBand="0" w:evenVBand="0" w:oddHBand="1" w:evenHBand="0" w:firstRowFirstColumn="0" w:firstRowLastColumn="0" w:lastRowFirstColumn="0" w:lastRowLastColumn="0"/>
+            </w:pPr>
+            <w:r>
+              <w:t>Variable Classification</w:t>
+            </w:r>
+          </w:p>
+        </w:tc>
+        <w:tc>
+          <w:tcPr>
+            <w:tcW w:w="1114" w:type="pct"/>
+          </w:tcPr>
+          <w:p>
+            <w:pPr>
+              <w:cnfStyle w:val="000000100000" w:firstRow="0" w:lastRow="0" w:firstColumn="0" w:lastColumn="0" w:oddVBand="0" w:evenVBand="0" w:oddHBand="1" w:evenHBand="0" w:firstRowFirstColumn="0" w:firstRowLastColumn="0" w:lastRowFirstColumn="0" w:lastRowLastColumn="0"/>
+            </w:pPr>
+            <w:proofErr w:type="spellStart"/>
+            <w:r>
+              <w:t>poverty_rate</w:t>
+            </w:r>
+            <w:proofErr w:type="spellEnd"/>
+            <w:r>
+              <w:t xml:space="preserve"> removed from feature map</w:t>
+            </w:r>
+          </w:p>
+        </w:tc>
+        <w:tc>
+          <w:tcPr>
+            <w:tcW w:w="2768" w:type="pct"/>
+          </w:tcPr>
+          <w:p>
+            <w:pPr>
+              <w:cnfStyle w:val="000000100000" w:firstRow="0" w:lastRow="0" w:firstColumn="0" w:lastColumn="0" w:oddVBand="0" w:evenVBand="0" w:oddHBand="1" w:evenHBand="0" w:firstRowFirstColumn="0" w:firstRowLastColumn="0" w:lastRowFirstColumn="0" w:lastRowLastColumn="0"/>
+            </w:pPr>
+            <w:proofErr w:type="spellStart"/>
+            <w:r>
+              <w:t>poverty_rate</w:t>
+            </w:r>
+            <w:proofErr w:type="spellEnd"/>
+            <w:r>
+              <w:t xml:space="preserve"> (v118_rawvalue)</w:t>
+            </w:r>
+            <w:r>
+              <w:t xml:space="preserve"> </w:t>
+            </w:r>
+            <w:r>
+              <w:t>was removed from the feature set after diagnostics confirmed it is populated exclusively for Wisconsin counties in the CHR files and is not a national county-level measure. Child poverty rate (v024_rawvalue) is retained as the poverty proxy and is Core-level across all 14 primary years.</w:t>
             </w:r>
           </w:p>
         </w:tc>
@@ -2307,23 +2704,6 @@
 </file>
 
 <file path=customXml/item1.xml><?xml version="1.0" encoding="utf-8"?>
-<p:properties xmlns:p="http://schemas.microsoft.com/office/2006/metadata/properties" xmlns:xsi="http://www.w3.org/2001/XMLSchema-instance" xmlns:pc="http://schemas.microsoft.com/office/infopath/2007/PartnerControls">
-  <documentManagement>
-    <_activity xmlns="706b8aa2-8af0-4ab8-9873-df9911b98d43" xsi:nil="true"/>
-  </documentManagement>
-</p:properties>
-</file>
-
-<file path=customXml/item2.xml><?xml version="1.0" encoding="utf-8"?>
-<?mso-contentType ?>
-<FormTemplates xmlns="http://schemas.microsoft.com/sharepoint/v3/contenttype/forms">
-  <Display>DocumentLibraryForm</Display>
-  <Edit>DocumentLibraryForm</Edit>
-  <New>DocumentLibraryForm</New>
-</FormTemplates>
-</file>
-
-<file path=customXml/item3.xml><?xml version="1.0" encoding="utf-8"?>
 <ct:contentTypeSchema xmlns:ct="http://schemas.microsoft.com/office/2006/metadata/contentType" xmlns:ma="http://schemas.microsoft.com/office/2006/metadata/properties/metaAttributes" ct:_="" ma:_="" ma:contentTypeName="Document" ma:contentTypeID="0x0101001D9746C7FF84C449B12CEB48A8E17926" ma:contentTypeVersion="16" ma:contentTypeDescription="Create a new document." ma:contentTypeScope="" ma:versionID="4bb6fe4e1c75b5540c1f4ab272283b02">
   <xsd:schema xmlns:xsd="http://www.w3.org/2001/XMLSchema" xmlns:xs="http://www.w3.org/2001/XMLSchema" xmlns:p="http://schemas.microsoft.com/office/2006/metadata/properties" xmlns:ns3="706b8aa2-8af0-4ab8-9873-df9911b98d43" xmlns:ns4="51b1e863-652f-4e12-a6c4-d71aedd5f070" targetNamespace="http://schemas.microsoft.com/office/2006/metadata/properties" ma:root="true" ma:fieldsID="12b9d2ff6dca74e3d66d5dd31ea60895" ns3:_="" ns4:_="">
     <xsd:import namespace="706b8aa2-8af0-4ab8-9873-df9911b98d43"/>
@@ -2562,25 +2942,24 @@
 </ct:contentTypeSchema>
 </file>
 
-<file path=customXml/itemProps1.xml><?xml version="1.0" encoding="utf-8"?>
-<ds:datastoreItem xmlns:ds="http://schemas.openxmlformats.org/officeDocument/2006/customXml" ds:itemID="{9F6F1979-D164-4E8C-BB05-AAFC2A814FE6}">
-  <ds:schemaRefs>
-    <ds:schemaRef ds:uri="http://schemas.microsoft.com/office/2006/metadata/properties"/>
-    <ds:schemaRef ds:uri="http://schemas.microsoft.com/office/infopath/2007/PartnerControls"/>
-    <ds:schemaRef ds:uri="706b8aa2-8af0-4ab8-9873-df9911b98d43"/>
-  </ds:schemaRefs>
-</ds:datastoreItem>
+<file path=customXml/item2.xml><?xml version="1.0" encoding="utf-8"?>
+<?mso-contentType ?>
+<FormTemplates xmlns="http://schemas.microsoft.com/sharepoint/v3/contenttype/forms">
+  <Display>DocumentLibraryForm</Display>
+  <Edit>DocumentLibraryForm</Edit>
+  <New>DocumentLibraryForm</New>
+</FormTemplates>
 </file>
 
-<file path=customXml/itemProps2.xml><?xml version="1.0" encoding="utf-8"?>
-<ds:datastoreItem xmlns:ds="http://schemas.openxmlformats.org/officeDocument/2006/customXml" ds:itemID="{D7A5B4EB-9640-4FFD-98EB-39AF60ECE5C4}">
-  <ds:schemaRefs>
-    <ds:schemaRef ds:uri="http://schemas.microsoft.com/sharepoint/v3/contenttype/forms"/>
-  </ds:schemaRefs>
-</ds:datastoreItem>
+<file path=customXml/item3.xml><?xml version="1.0" encoding="utf-8"?>
+<p:properties xmlns:p="http://schemas.microsoft.com/office/2006/metadata/properties" xmlns:xsi="http://www.w3.org/2001/XMLSchema-instance" xmlns:pc="http://schemas.microsoft.com/office/infopath/2007/PartnerControls">
+  <documentManagement>
+    <_activity xmlns="706b8aa2-8af0-4ab8-9873-df9911b98d43" xsi:nil="true"/>
+  </documentManagement>
+</p:properties>
 </file>
 
-<file path=customXml/itemProps3.xml><?xml version="1.0" encoding="utf-8"?>
+<file path=customXml/itemProps1.xml><?xml version="1.0" encoding="utf-8"?>
 <ds:datastoreItem xmlns:ds="http://schemas.openxmlformats.org/officeDocument/2006/customXml" ds:itemID="{7C4BBCEE-F67C-403A-BDA6-D1A8F72166DC}">
   <ds:schemaRefs>
     <ds:schemaRef ds:uri="http://schemas.microsoft.com/office/2006/metadata/contentType"/>
@@ -2599,6 +2978,24 @@
 </ds:datastoreItem>
 </file>
 
+<file path=customXml/itemProps2.xml><?xml version="1.0" encoding="utf-8"?>
+<ds:datastoreItem xmlns:ds="http://schemas.openxmlformats.org/officeDocument/2006/customXml" ds:itemID="{D7A5B4EB-9640-4FFD-98EB-39AF60ECE5C4}">
+  <ds:schemaRefs>
+    <ds:schemaRef ds:uri="http://schemas.microsoft.com/sharepoint/v3/contenttype/forms"/>
+  </ds:schemaRefs>
+</ds:datastoreItem>
+</file>
+
+<file path=customXml/itemProps3.xml><?xml version="1.0" encoding="utf-8"?>
+<ds:datastoreItem xmlns:ds="http://schemas.openxmlformats.org/officeDocument/2006/customXml" ds:itemID="{9F6F1979-D164-4E8C-BB05-AAFC2A814FE6}">
+  <ds:schemaRefs>
+    <ds:schemaRef ds:uri="http://schemas.microsoft.com/office/2006/metadata/properties"/>
+    <ds:schemaRef ds:uri="http://schemas.microsoft.com/office/infopath/2007/PartnerControls"/>
+    <ds:schemaRef ds:uri="706b8aa2-8af0-4ab8-9873-df9911b98d43"/>
+  </ds:schemaRefs>
+</ds:datastoreItem>
+</file>
+
 <file path=docMetadata/LabelInfo.xml><?xml version="1.0" encoding="utf-8"?>
 <clbl:labelList xmlns:clbl="http://schemas.microsoft.com/office/2020/mipLabelMetadata">
   <clbl:label id="{762ebf40-80b2-40ba-86fe-6dd409acb499}" enabled="0" method="" siteId="{762ebf40-80b2-40ba-86fe-6dd409acb499}" removed="1"/>

--- a/log/Decision Log.docx
+++ b/log/Decision Log.docx
@@ -9,10 +9,10 @@
         <w:tblLook w:val="04A0" w:firstRow="1" w:lastRow="0" w:firstColumn="1" w:lastColumn="0" w:noHBand="0" w:noVBand="1"/>
       </w:tblPr>
       <w:tblGrid>
-        <w:gridCol w:w="739"/>
-        <w:gridCol w:w="1395"/>
+        <w:gridCol w:w="740"/>
+        <w:gridCol w:w="1896"/>
         <w:gridCol w:w="2084"/>
-        <w:gridCol w:w="5132"/>
+        <w:gridCol w:w="4630"/>
       </w:tblGrid>
       <w:tr>
         <w:trPr>
@@ -34,7 +34,7 @@
         </w:tc>
         <w:tc>
           <w:tcPr>
-            <w:tcW w:w="722" w:type="pct"/>
+            <w:tcW w:w="1014" w:type="pct"/>
           </w:tcPr>
           <w:p>
             <w:pPr>
@@ -66,7 +66,7 @@
         </w:tc>
         <w:tc>
           <w:tcPr>
-            <w:tcW w:w="2768" w:type="pct"/>
+            <w:tcW w:w="2476" w:type="pct"/>
           </w:tcPr>
           <w:p>
             <w:pPr>
@@ -98,7 +98,7 @@
         </w:tc>
         <w:tc>
           <w:tcPr>
-            <w:tcW w:w="722" w:type="pct"/>
+            <w:tcW w:w="1014" w:type="pct"/>
           </w:tcPr>
           <w:p>
             <w:pPr>
@@ -124,7 +124,7 @@
         </w:tc>
         <w:tc>
           <w:tcPr>
-            <w:tcW w:w="2768" w:type="pct"/>
+            <w:tcW w:w="2476" w:type="pct"/>
           </w:tcPr>
           <w:p>
             <w:pPr>
@@ -150,7 +150,7 @@
         </w:tc>
         <w:tc>
           <w:tcPr>
-            <w:tcW w:w="722" w:type="pct"/>
+            <w:tcW w:w="1014" w:type="pct"/>
           </w:tcPr>
           <w:p>
             <w:pPr>
@@ -176,7 +176,7 @@
         </w:tc>
         <w:tc>
           <w:tcPr>
-            <w:tcW w:w="2768" w:type="pct"/>
+            <w:tcW w:w="2476" w:type="pct"/>
           </w:tcPr>
           <w:p>
             <w:pPr>
@@ -205,7 +205,7 @@
         </w:tc>
         <w:tc>
           <w:tcPr>
-            <w:tcW w:w="722" w:type="pct"/>
+            <w:tcW w:w="1014" w:type="pct"/>
           </w:tcPr>
           <w:p>
             <w:pPr>
@@ -231,7 +231,7 @@
         </w:tc>
         <w:tc>
           <w:tcPr>
-            <w:tcW w:w="2768" w:type="pct"/>
+            <w:tcW w:w="2476" w:type="pct"/>
           </w:tcPr>
           <w:p>
             <w:pPr>
@@ -257,7 +257,7 @@
         </w:tc>
         <w:tc>
           <w:tcPr>
-            <w:tcW w:w="722" w:type="pct"/>
+            <w:tcW w:w="1014" w:type="pct"/>
           </w:tcPr>
           <w:p>
             <w:pPr>
@@ -283,7 +283,7 @@
         </w:tc>
         <w:tc>
           <w:tcPr>
-            <w:tcW w:w="2768" w:type="pct"/>
+            <w:tcW w:w="2476" w:type="pct"/>
           </w:tcPr>
           <w:p>
             <w:pPr>
@@ -312,7 +312,7 @@
         </w:tc>
         <w:tc>
           <w:tcPr>
-            <w:tcW w:w="722" w:type="pct"/>
+            <w:tcW w:w="1014" w:type="pct"/>
           </w:tcPr>
           <w:p>
             <w:pPr>
@@ -338,7 +338,7 @@
         </w:tc>
         <w:tc>
           <w:tcPr>
-            <w:tcW w:w="2768" w:type="pct"/>
+            <w:tcW w:w="2476" w:type="pct"/>
           </w:tcPr>
           <w:p>
             <w:pPr>
@@ -364,7 +364,7 @@
         </w:tc>
         <w:tc>
           <w:tcPr>
-            <w:tcW w:w="722" w:type="pct"/>
+            <w:tcW w:w="1014" w:type="pct"/>
           </w:tcPr>
           <w:p>
             <w:pPr>
@@ -383,27 +383,14 @@
             <w:pPr>
               <w:cnfStyle w:val="000000000000" w:firstRow="0" w:lastRow="0" w:firstColumn="0" w:lastColumn="0" w:oddVBand="0" w:evenVBand="0" w:oddHBand="0" w:evenHBand="0" w:firstRowFirstColumn="0" w:firstRowLastColumn="0" w:lastRowFirstColumn="0" w:lastRowLastColumn="0"/>
             </w:pPr>
-            <w:proofErr w:type="spellStart"/>
-            <w:r>
-              <w:t>measure_year</w:t>
-            </w:r>
-            <w:proofErr w:type="spellEnd"/>
-            <w:r>
-              <w:t xml:space="preserve"> used as time axis; </w:t>
-            </w:r>
-            <w:proofErr w:type="spellStart"/>
-            <w:r>
-              <w:t>release_year</w:t>
-            </w:r>
-            <w:proofErr w:type="spellEnd"/>
-            <w:r>
-              <w:t xml:space="preserve"> retained for provenance only</w:t>
-            </w:r>
-          </w:p>
-        </w:tc>
-        <w:tc>
-          <w:tcPr>
-            <w:tcW w:w="2768" w:type="pct"/>
+            <w:r>
+              <w:t>measure_year used as time axis; release_year retained for provenance only</w:t>
+            </w:r>
+          </w:p>
+        </w:tc>
+        <w:tc>
+          <w:tcPr>
+            <w:tcW w:w="2476" w:type="pct"/>
           </w:tcPr>
           <w:p>
             <w:pPr>
@@ -432,7 +419,7 @@
         </w:tc>
         <w:tc>
           <w:tcPr>
-            <w:tcW w:w="722" w:type="pct"/>
+            <w:tcW w:w="1014" w:type="pct"/>
           </w:tcPr>
           <w:p>
             <w:pPr>
@@ -452,21 +439,13 @@
               <w:cnfStyle w:val="000000100000" w:firstRow="0" w:lastRow="0" w:firstColumn="0" w:lastColumn="0" w:oddVBand="0" w:evenVBand="0" w:oddHBand="1" w:evenHBand="0" w:firstRowFirstColumn="0" w:firstRowLastColumn="0" w:lastRowFirstColumn="0" w:lastRowLastColumn="0"/>
             </w:pPr>
             <w:r>
-              <w:t xml:space="preserve">Primary outcome: </w:t>
-            </w:r>
-            <w:proofErr w:type="spellStart"/>
-            <w:r>
-              <w:t>uninsured_raw</w:t>
-            </w:r>
-            <w:proofErr w:type="spellEnd"/>
-            <w:r>
-              <w:t xml:space="preserve"> (all-ages, v085/v059)</w:t>
-            </w:r>
-          </w:p>
-        </w:tc>
-        <w:tc>
-          <w:tcPr>
-            <w:tcW w:w="2768" w:type="pct"/>
+              <w:t>Primary outcome: uninsured_raw (all-ages, v085/v059)</w:t>
+            </w:r>
+          </w:p>
+        </w:tc>
+        <w:tc>
+          <w:tcPr>
+            <w:tcW w:w="2476" w:type="pct"/>
           </w:tcPr>
           <w:p>
             <w:pPr>
@@ -492,7 +471,7 @@
         </w:tc>
         <w:tc>
           <w:tcPr>
-            <w:tcW w:w="722" w:type="pct"/>
+            <w:tcW w:w="1014" w:type="pct"/>
           </w:tcPr>
           <w:p>
             <w:pPr>
@@ -518,126 +497,18 @@
         </w:tc>
         <w:tc>
           <w:tcPr>
-            <w:tcW w:w="2768" w:type="pct"/>
-          </w:tcPr>
-          <w:p>
-            <w:pPr>
-              <w:cnfStyle w:val="000000000000" w:firstRow="0" w:lastRow="0" w:firstColumn="0" w:lastColumn="0" w:oddVBand="0" w:evenVBand="0" w:oddHBand="0" w:evenHBand="0" w:firstRowFirstColumn="0" w:firstRowLastColumn="0" w:lastRowFirstColumn="0" w:lastRowLastColumn="0"/>
-            </w:pPr>
-            <w:r>
-              <w:t>Variables selected cover income and poverty (</w:t>
-            </w:r>
-            <w:proofErr w:type="spellStart"/>
-            <w:r>
-              <w:t>median_income</w:t>
-            </w:r>
-            <w:proofErr w:type="spellEnd"/>
-            <w:r>
-              <w:t xml:space="preserve">, </w:t>
-            </w:r>
-            <w:proofErr w:type="spellStart"/>
-            <w:r>
-              <w:t>child_poverty_rate</w:t>
-            </w:r>
-            <w:proofErr w:type="spellEnd"/>
-            <w:r>
-              <w:t xml:space="preserve">, </w:t>
-            </w:r>
-            <w:proofErr w:type="spellStart"/>
-            <w:r>
-              <w:t>poverty_rate</w:t>
-            </w:r>
-            <w:proofErr w:type="spellEnd"/>
-            <w:r>
-              <w:t>), education (</w:t>
-            </w:r>
-            <w:proofErr w:type="spellStart"/>
-            <w:r>
-              <w:t>hs_graduation_rate</w:t>
-            </w:r>
-            <w:proofErr w:type="spellEnd"/>
-            <w:r>
-              <w:t xml:space="preserve">, </w:t>
-            </w:r>
-            <w:proofErr w:type="spellStart"/>
-            <w:r>
-              <w:t>some_college_rate</w:t>
-            </w:r>
-            <w:proofErr w:type="spellEnd"/>
-            <w:r>
-              <w:t>), labor market (</w:t>
-            </w:r>
-            <w:proofErr w:type="spellStart"/>
-            <w:r>
-              <w:t>unemployment_rate</w:t>
-            </w:r>
-            <w:proofErr w:type="spellEnd"/>
-            <w:r>
-              <w:t>), household structure (</w:t>
-            </w:r>
-            <w:proofErr w:type="spellStart"/>
-            <w:r>
-              <w:t>single_parent_rate</w:t>
-            </w:r>
-            <w:proofErr w:type="spellEnd"/>
-            <w:r>
-              <w:t>), housing (</w:t>
-            </w:r>
-            <w:proofErr w:type="spellStart"/>
-            <w:r>
-              <w:t>severe_housing_rate</w:t>
-            </w:r>
-            <w:proofErr w:type="spellEnd"/>
-            <w:r>
-              <w:t>), rurality (</w:t>
-            </w:r>
-            <w:proofErr w:type="spellStart"/>
-            <w:r>
-              <w:t>pct_rural</w:t>
-            </w:r>
-            <w:proofErr w:type="spellEnd"/>
-            <w:r>
-              <w:t>), age composition (pct_under18, pct_65plus), race/ethnicity (</w:t>
-            </w:r>
-            <w:proofErr w:type="spellStart"/>
-            <w:r>
-              <w:t>pct_black</w:t>
-            </w:r>
-            <w:proofErr w:type="spellEnd"/>
-            <w:r>
-              <w:t xml:space="preserve">, </w:t>
-            </w:r>
-            <w:proofErr w:type="spellStart"/>
-            <w:r>
-              <w:t>pct_aian</w:t>
-            </w:r>
-            <w:proofErr w:type="spellEnd"/>
-            <w:r>
-              <w:t xml:space="preserve">, </w:t>
-            </w:r>
-            <w:proofErr w:type="spellStart"/>
-            <w:r>
-              <w:t>pct_asian</w:t>
-            </w:r>
-            <w:proofErr w:type="spellEnd"/>
-            <w:r>
-              <w:t xml:space="preserve">, </w:t>
-            </w:r>
-            <w:proofErr w:type="spellStart"/>
-            <w:r>
-              <w:t>pct_hispanic</w:t>
-            </w:r>
-            <w:proofErr w:type="spellEnd"/>
-            <w:r>
-              <w:t xml:space="preserve">, </w:t>
-            </w:r>
-            <w:proofErr w:type="spellStart"/>
-            <w:r>
-              <w:t>pct_white</w:t>
-            </w:r>
-            <w:proofErr w:type="spellEnd"/>
-            <w:r>
-              <w:t>), and population. Health-behavior measures (smoking, obesity, physical inactivity) are excluded because they are plausibly downstream of insurance access and would complicate Part 1 interpretation.</w:t>
+            <w:tcW w:w="2476" w:type="pct"/>
+          </w:tcPr>
+          <w:p>
+            <w:pPr>
+              <w:cnfStyle w:val="000000000000" w:firstRow="0" w:lastRow="0" w:firstColumn="0" w:lastColumn="0" w:oddVBand="0" w:evenVBand="0" w:oddHBand="0" w:evenHBand="0" w:firstRowFirstColumn="0" w:firstRowLastColumn="0" w:lastRowFirstColumn="0" w:lastRowLastColumn="0"/>
+            </w:pPr>
+            <w:r>
+              <w:t xml:space="preserve">Variables selected cover income and poverty (median_income, child_poverty_rate, poverty_rate), education (hs_graduation_rate, some_college_rate), labor market (unemployment_rate), household structure (single_parent_rate), housing (severe_housing_rate), rurality (pct_rural), age composition (pct_under18, pct_65plus), race/ethnicity (pct_black, pct_aian, pct_asian, pct_hispanic, pct_white), and population. Health-behavior measures (smoking, obesity, physical inactivity) are excluded because they are </w:t>
+            </w:r>
+            <w:r>
+              <w:lastRenderedPageBreak/>
+              <w:t>plausibly downstream of insurance access and would complicate Part 1 interpretation.</w:t>
             </w:r>
           </w:p>
         </w:tc>
@@ -653,13 +524,14 @@
           </w:tcPr>
           <w:p>
             <w:r>
+              <w:lastRenderedPageBreak/>
               <w:t>3</w:t>
             </w:r>
           </w:p>
         </w:tc>
         <w:tc>
           <w:tcPr>
-            <w:tcW w:w="722" w:type="pct"/>
+            <w:tcW w:w="1014" w:type="pct"/>
           </w:tcPr>
           <w:p>
             <w:pPr>
@@ -685,18 +557,14 @@
         </w:tc>
         <w:tc>
           <w:tcPr>
-            <w:tcW w:w="2768" w:type="pct"/>
-          </w:tcPr>
-          <w:p>
-            <w:pPr>
-              <w:cnfStyle w:val="000000100000" w:firstRow="0" w:lastRow="0" w:firstColumn="0" w:lastColumn="0" w:oddVBand="0" w:evenVBand="0" w:oddHBand="1" w:evenHBand="0" w:firstRowFirstColumn="0" w:firstRowLastColumn="0" w:lastRowFirstColumn="0" w:lastRowLastColumn="0"/>
-            </w:pPr>
-            <w:r>
-              <w:t xml:space="preserve">Core: present in all 14 primary years with 90%+ county coverage (12 variables). Partial: present in most years with gaps or elevated missingness (4 variables). Sparse: missing in many years or below 70% overall coverage (4 variables). Core variables are used in all </w:t>
-            </w:r>
-            <w:r>
-              <w:lastRenderedPageBreak/>
-              <w:t>models. Partial variables are used with noted caveats. Sparse variables are supplementary only.</w:t>
+            <w:tcW w:w="2476" w:type="pct"/>
+          </w:tcPr>
+          <w:p>
+            <w:pPr>
+              <w:cnfStyle w:val="000000100000" w:firstRow="0" w:lastRow="0" w:firstColumn="0" w:lastColumn="0" w:oddVBand="0" w:evenVBand="0" w:oddHBand="1" w:evenHBand="0" w:firstRowFirstColumn="0" w:firstRowLastColumn="0" w:lastRowFirstColumn="0" w:lastRowLastColumn="0"/>
+            </w:pPr>
+            <w:r>
+              <w:t>Core: present in all 14 primary years with 90%+ county coverage (12 variables). Partial: present in most years with gaps or elevated missingness (4 variables). Sparse: missing in many years or below 70% overall coverage (4 variables). Core variables are used in all models. Partial variables are used with noted caveats. Sparse variables are supplementary only.</w:t>
             </w:r>
           </w:p>
         </w:tc>
@@ -709,14 +577,13 @@
           </w:tcPr>
           <w:p>
             <w:r>
-              <w:lastRenderedPageBreak/>
               <w:t>3</w:t>
             </w:r>
           </w:p>
         </w:tc>
         <w:tc>
           <w:tcPr>
-            <w:tcW w:w="722" w:type="pct"/>
+            <w:tcW w:w="1014" w:type="pct"/>
           </w:tcPr>
           <w:p>
             <w:pPr>
@@ -735,27 +602,14 @@
             <w:pPr>
               <w:cnfStyle w:val="000000000000" w:firstRow="0" w:lastRow="0" w:firstColumn="0" w:lastColumn="0" w:oddVBand="0" w:evenVBand="0" w:oddHBand="0" w:evenHBand="0" w:firstRowFirstColumn="0" w:firstRowLastColumn="0" w:lastRowFirstColumn="0" w:lastRowLastColumn="0"/>
             </w:pPr>
-            <w:proofErr w:type="spellStart"/>
-            <w:r>
-              <w:t>pct_black</w:t>
-            </w:r>
-            <w:proofErr w:type="spellEnd"/>
-            <w:r>
-              <w:t xml:space="preserve"> and </w:t>
-            </w:r>
-            <w:proofErr w:type="spellStart"/>
-            <w:r>
-              <w:t>pct_aian</w:t>
-            </w:r>
-            <w:proofErr w:type="spellEnd"/>
-            <w:r>
-              <w:t xml:space="preserve"> classified Sparse; available 2012-2019 only</w:t>
-            </w:r>
-          </w:p>
-        </w:tc>
-        <w:tc>
-          <w:tcPr>
-            <w:tcW w:w="2768" w:type="pct"/>
+            <w:r>
+              <w:t>pct_black and pct_aian classified Sparse; available 2012-2019 only</w:t>
+            </w:r>
+          </w:p>
+        </w:tc>
+        <w:tc>
+          <w:tcPr>
+            <w:tcW w:w="2476" w:type="pct"/>
           </w:tcPr>
           <w:p>
             <w:pPr>
@@ -784,7 +638,7 @@
         </w:tc>
         <w:tc>
           <w:tcPr>
-            <w:tcW w:w="722" w:type="pct"/>
+            <w:tcW w:w="1014" w:type="pct"/>
           </w:tcPr>
           <w:p>
             <w:pPr>
@@ -803,39 +657,21 @@
             <w:pPr>
               <w:cnfStyle w:val="000000100000" w:firstRow="0" w:lastRow="0" w:firstColumn="0" w:lastColumn="0" w:oddVBand="0" w:evenVBand="0" w:oddHBand="1" w:evenHBand="0" w:firstRowFirstColumn="0" w:firstRowLastColumn="0" w:lastRowFirstColumn="0" w:lastRowLastColumn="0"/>
             </w:pPr>
-            <w:proofErr w:type="spellStart"/>
-            <w:r>
-              <w:t>poverty_rate</w:t>
-            </w:r>
-            <w:proofErr w:type="spellEnd"/>
-            <w:r>
-              <w:t xml:space="preserve"> classified Sparse despite spanning all 14 release years</w:t>
-            </w:r>
-          </w:p>
-        </w:tc>
-        <w:tc>
-          <w:tcPr>
-            <w:tcW w:w="2768" w:type="pct"/>
-          </w:tcPr>
-          <w:p>
-            <w:pPr>
-              <w:cnfStyle w:val="000000100000" w:firstRow="0" w:lastRow="0" w:firstColumn="0" w:lastColumn="0" w:oddVBand="0" w:evenVBand="0" w:oddHBand="1" w:evenHBand="0" w:firstRowFirstColumn="0" w:firstRowLastColumn="0" w:lastRowFirstColumn="0" w:lastRowLastColumn="0"/>
-            </w:pPr>
-            <w:proofErr w:type="spellStart"/>
-            <w:r>
-              <w:t>poverty_rate</w:t>
-            </w:r>
-            <w:proofErr w:type="spellEnd"/>
-            <w:r>
-              <w:t xml:space="preserve"> is 98% missing in 2013-2020 and present only in 2012 and 2021-2025 due to inconsistent CHR column population across releases. It cannot be used in longitudinal models. </w:t>
-            </w:r>
-            <w:proofErr w:type="spellStart"/>
-            <w:r>
-              <w:t>child_poverty_rate</w:t>
-            </w:r>
-            <w:proofErr w:type="spellEnd"/>
-            <w:r>
-              <w:t xml:space="preserve"> covers the complementary period (2013-2020) but is also Sparse. Together they cover most of the panel in non-overlapping windows.</w:t>
+            <w:r>
+              <w:t>poverty_rate classified Sparse despite spanning all 14 release years</w:t>
+            </w:r>
+          </w:p>
+        </w:tc>
+        <w:tc>
+          <w:tcPr>
+            <w:tcW w:w="2476" w:type="pct"/>
+          </w:tcPr>
+          <w:p>
+            <w:pPr>
+              <w:cnfStyle w:val="000000100000" w:firstRow="0" w:lastRow="0" w:firstColumn="0" w:lastColumn="0" w:oddVBand="0" w:evenVBand="0" w:oddHBand="1" w:evenHBand="0" w:firstRowFirstColumn="0" w:firstRowLastColumn="0" w:lastRowFirstColumn="0" w:lastRowLastColumn="0"/>
+            </w:pPr>
+            <w:r>
+              <w:t>poverty_rate is 98% missing in 2013-2020 and present only in 2012 and 2021-2025 due to inconsistent CHR column population across releases. It cannot be used in longitudinal models. child_poverty_rate covers the complementary period (2013-2020) but is also Sparse. Together they cover most of the panel in non-overlapping windows.</w:t>
             </w:r>
           </w:p>
         </w:tc>
@@ -854,7 +690,7 @@
         </w:tc>
         <w:tc>
           <w:tcPr>
-            <w:tcW w:w="722" w:type="pct"/>
+            <w:tcW w:w="1014" w:type="pct"/>
           </w:tcPr>
           <w:p>
             <w:pPr>
@@ -880,7 +716,7 @@
         </w:tc>
         <w:tc>
           <w:tcPr>
-            <w:tcW w:w="2768" w:type="pct"/>
+            <w:tcW w:w="2476" w:type="pct"/>
           </w:tcPr>
           <w:p>
             <w:pPr>
@@ -910,7 +746,7 @@
         </w:tc>
         <w:tc>
           <w:tcPr>
-            <w:tcW w:w="722" w:type="pct"/>
+            <w:tcW w:w="1014" w:type="pct"/>
             <w:hideMark/>
           </w:tcPr>
           <w:p>
@@ -932,45 +768,13 @@
               <w:cnfStyle w:val="000000100000" w:firstRow="0" w:lastRow="0" w:firstColumn="0" w:lastColumn="0" w:oddVBand="0" w:evenVBand="0" w:oddHBand="1" w:evenHBand="0" w:firstRowFirstColumn="0" w:firstRowLastColumn="0" w:lastRowFirstColumn="0" w:lastRowLastColumn="0"/>
             </w:pPr>
             <w:r>
-              <w:t xml:space="preserve">Column-name aliases added for </w:t>
-            </w:r>
-            <w:proofErr w:type="spellStart"/>
-            <w:r>
-              <w:t>poverty_rate</w:t>
-            </w:r>
-            <w:proofErr w:type="spellEnd"/>
-            <w:r>
-              <w:t xml:space="preserve">, </w:t>
-            </w:r>
-            <w:proofErr w:type="spellStart"/>
-            <w:r>
-              <w:t>child_poverty_rate</w:t>
-            </w:r>
-            <w:proofErr w:type="spellEnd"/>
-            <w:r>
-              <w:t xml:space="preserve">, </w:t>
-            </w:r>
-            <w:proofErr w:type="spellStart"/>
-            <w:r>
-              <w:t>pct_black</w:t>
-            </w:r>
-            <w:proofErr w:type="spellEnd"/>
-            <w:r>
-              <w:t xml:space="preserve">, and </w:t>
-            </w:r>
-            <w:proofErr w:type="spellStart"/>
-            <w:r>
-              <w:t>pct_aian</w:t>
-            </w:r>
-            <w:proofErr w:type="spellEnd"/>
-            <w:r>
-              <w:t>; reclassified as Core</w:t>
-            </w:r>
-          </w:p>
-        </w:tc>
-        <w:tc>
-          <w:tcPr>
-            <w:tcW w:w="2768" w:type="pct"/>
+              <w:t>Column-name aliases added for poverty_rate, child_poverty_rate, pct_black, and pct_aian; reclassified as Core</w:t>
+            </w:r>
+          </w:p>
+        </w:tc>
+        <w:tc>
+          <w:tcPr>
+            <w:tcW w:w="2476" w:type="pct"/>
             <w:hideMark/>
           </w:tcPr>
           <w:p>
@@ -978,23 +782,7 @@
               <w:cnfStyle w:val="000000100000" w:firstRow="0" w:lastRow="0" w:firstColumn="0" w:lastColumn="0" w:oddVBand="0" w:evenVBand="0" w:oddHBand="1" w:evenHBand="0" w:firstRowFirstColumn="0" w:firstRowLastColumn="0" w:lastRowFirstColumn="0" w:lastRowLastColumn="0"/>
             </w:pPr>
             <w:r>
-              <w:t xml:space="preserve">These four variables are available in every CHR release year but appeared under different column names across releases. Adding alias entries to FEATURE_MAP (e.g., "% Non-Hispanic Black raw value" for </w:t>
-            </w:r>
-            <w:proofErr w:type="spellStart"/>
-            <w:r>
-              <w:t>pct_black</w:t>
-            </w:r>
-            <w:proofErr w:type="spellEnd"/>
-            <w:r>
-              <w:t xml:space="preserve">, "Population below poverty line raw value" for </w:t>
-            </w:r>
-            <w:proofErr w:type="spellStart"/>
-            <w:r>
-              <w:t>poverty_rate</w:t>
-            </w:r>
-            <w:proofErr w:type="spellEnd"/>
-            <w:r>
-              <w:t>) brings their missingness to Core levels. The panel was rebuilt and chr_panel.csv updated.</w:t>
+              <w:t>These four variables are available in every CHR release year but appeared under different column names across releases. Adding alias entries to FEATURE_MAP (e.g., "% Non-Hispanic Black raw value" for pct_black, "Population below poverty line raw value" for poverty_rate) brings their missingness to Core levels. The panel was rebuilt and chr_panel.csv updated.</w:t>
             </w:r>
           </w:p>
         </w:tc>
@@ -1014,7 +802,7 @@
         </w:tc>
         <w:tc>
           <w:tcPr>
-            <w:tcW w:w="722" w:type="pct"/>
+            <w:tcW w:w="1014" w:type="pct"/>
             <w:hideMark/>
           </w:tcPr>
           <w:p>
@@ -1035,35 +823,14 @@
             <w:pPr>
               <w:cnfStyle w:val="000000000000" w:firstRow="0" w:lastRow="0" w:firstColumn="0" w:lastColumn="0" w:oddVBand="0" w:evenVBand="0" w:oddHBand="0" w:evenHBand="0" w:firstRowFirstColumn="0" w:firstRowLastColumn="0" w:lastRowFirstColumn="0" w:lastRowLastColumn="0"/>
             </w:pPr>
-            <w:proofErr w:type="spellStart"/>
-            <w:r>
-              <w:t>income_inequality</w:t>
-            </w:r>
-            <w:proofErr w:type="spellEnd"/>
-            <w:r>
-              <w:t xml:space="preserve">, </w:t>
-            </w:r>
-            <w:proofErr w:type="spellStart"/>
-            <w:r>
-              <w:t>pct_white</w:t>
-            </w:r>
-            <w:proofErr w:type="spellEnd"/>
-            <w:r>
-              <w:t xml:space="preserve">, and </w:t>
-            </w:r>
-            <w:proofErr w:type="spellStart"/>
-            <w:r>
-              <w:t>severe_housing_rate</w:t>
-            </w:r>
-            <w:proofErr w:type="spellEnd"/>
-            <w:r>
-              <w:t xml:space="preserve"> confirmed as genuinely Sparse for 2011-2014 window</w:t>
-            </w:r>
-          </w:p>
-        </w:tc>
-        <w:tc>
-          <w:tcPr>
-            <w:tcW w:w="2768" w:type="pct"/>
+            <w:r>
+              <w:t>income_inequality, pct_white, and severe_housing_rate confirmed as genuinely Sparse for 2011-2014 window</w:t>
+            </w:r>
+          </w:p>
+        </w:tc>
+        <w:tc>
+          <w:tcPr>
+            <w:tcW w:w="2476" w:type="pct"/>
             <w:hideMark/>
           </w:tcPr>
           <w:p>
@@ -1071,31 +838,7 @@
               <w:cnfStyle w:val="000000000000" w:firstRow="0" w:lastRow="0" w:firstColumn="0" w:lastColumn="0" w:oddVBand="0" w:evenVBand="0" w:oddHBand="0" w:evenHBand="0" w:firstRowFirstColumn="0" w:firstRowLastColumn="0" w:lastRowFirstColumn="0" w:lastRowLastColumn="0"/>
             </w:pPr>
             <w:r>
-              <w:t xml:space="preserve">CHR did not back-fill these measures for earlier releases. </w:t>
-            </w:r>
-            <w:proofErr w:type="spellStart"/>
-            <w:r>
-              <w:t>income_inequality</w:t>
-            </w:r>
-            <w:proofErr w:type="spellEnd"/>
-            <w:r>
-              <w:t xml:space="preserve"> is absent in release years 2011-2014; </w:t>
-            </w:r>
-            <w:proofErr w:type="spellStart"/>
-            <w:r>
-              <w:t>pct_white</w:t>
-            </w:r>
-            <w:proofErr w:type="spellEnd"/>
-            <w:r>
-              <w:t xml:space="preserve"> is absent in 2011-2012; </w:t>
-            </w:r>
-            <w:proofErr w:type="spellStart"/>
-            <w:r>
-              <w:t>severe_housing_rate</w:t>
-            </w:r>
-            <w:proofErr w:type="spellEnd"/>
-            <w:r>
-              <w:t xml:space="preserve"> is absent in 2011-2013. These gaps are irreversible without an external data source and are documented as real structural missingness.</w:t>
+              <w:t>CHR did not back-fill these measures for earlier releases. income_inequality is absent in release years 2011-2014; pct_white is absent in 2011-2012; severe_housing_rate is absent in 2011-2013. These gaps are irreversible without an external data source and are documented as real structural missingness.</w:t>
             </w:r>
           </w:p>
         </w:tc>
@@ -1118,7 +861,7 @@
         </w:tc>
         <w:tc>
           <w:tcPr>
-            <w:tcW w:w="722" w:type="pct"/>
+            <w:tcW w:w="1014" w:type="pct"/>
             <w:hideMark/>
           </w:tcPr>
           <w:p>
@@ -1146,7 +889,7 @@
         </w:tc>
         <w:tc>
           <w:tcPr>
-            <w:tcW w:w="2768" w:type="pct"/>
+            <w:tcW w:w="2476" w:type="pct"/>
             <w:hideMark/>
           </w:tcPr>
           <w:p>
@@ -1154,31 +897,7 @@
               <w:cnfStyle w:val="000000100000" w:firstRow="0" w:lastRow="0" w:firstColumn="0" w:lastColumn="0" w:oddVBand="0" w:evenVBand="0" w:oddHBand="1" w:evenHBand="0" w:firstRowFirstColumn="0" w:firstRowLastColumn="0" w:lastRowFirstColumn="0" w:lastRowLastColumn="0"/>
             </w:pPr>
             <w:r>
-              <w:t xml:space="preserve">All Core predictors are fully populated from release year 2015 onward. Using 2015-2025 eliminates the need to handle structural missingness in </w:t>
-            </w:r>
-            <w:proofErr w:type="spellStart"/>
-            <w:r>
-              <w:t>income_inequality</w:t>
-            </w:r>
-            <w:proofErr w:type="spellEnd"/>
-            <w:r>
-              <w:t xml:space="preserve">, </w:t>
-            </w:r>
-            <w:proofErr w:type="spellStart"/>
-            <w:r>
-              <w:t>pct_white</w:t>
-            </w:r>
-            <w:proofErr w:type="spellEnd"/>
-            <w:r>
-              <w:t xml:space="preserve">, and </w:t>
-            </w:r>
-            <w:proofErr w:type="spellStart"/>
-            <w:r>
-              <w:t>severe_housing_rate</w:t>
-            </w:r>
-            <w:proofErr w:type="spellEnd"/>
-            <w:r>
-              <w:t xml:space="preserve"> for the panel regression. The descriptive analysis uses the full 2012-2025 panel.</w:t>
+              <w:t>All Core predictors are fully populated from release year 2015 onward. Using 2015-2025 eliminates the need to handle structural missingness in income_inequality, pct_white, and severe_housing_rate for the panel regression. The descriptive analysis uses the full 2012-2025 panel.</w:t>
             </w:r>
           </w:p>
         </w:tc>
@@ -1198,7 +917,7 @@
         </w:tc>
         <w:tc>
           <w:tcPr>
-            <w:tcW w:w="722" w:type="pct"/>
+            <w:tcW w:w="1014" w:type="pct"/>
             <w:hideMark/>
           </w:tcPr>
           <w:p>
@@ -1220,13 +939,17 @@
               <w:cnfStyle w:val="000000000000" w:firstRow="0" w:lastRow="0" w:firstColumn="0" w:lastColumn="0" w:oddVBand="0" w:evenVBand="0" w:oddHBand="0" w:evenHBand="0" w:firstRowFirstColumn="0" w:firstRowLastColumn="0" w:lastRowFirstColumn="0" w:lastRowLastColumn="0"/>
             </w:pPr>
             <w:r>
-              <w:t>Medicaid expansion comparison uses population-weighted group means with binary expansion status from Kaiser Family Foundation tracker</w:t>
-            </w:r>
-          </w:p>
-        </w:tc>
-        <w:tc>
-          <w:tcPr>
-            <w:tcW w:w="2768" w:type="pct"/>
+              <w:t xml:space="preserve">Medicaid expansion comparison uses population-weighted </w:t>
+            </w:r>
+            <w:r>
+              <w:lastRenderedPageBreak/>
+              <w:t>group means with binary expansion status from Kaiser Family Foundation tracker</w:t>
+            </w:r>
+          </w:p>
+        </w:tc>
+        <w:tc>
+          <w:tcPr>
+            <w:tcW w:w="2476" w:type="pct"/>
             <w:hideMark/>
           </w:tcPr>
           <w:p>
@@ -1234,7 +957,12 @@
               <w:cnfStyle w:val="000000000000" w:firstRow="0" w:lastRow="0" w:firstColumn="0" w:lastColumn="0" w:oddVBand="0" w:evenVBand="0" w:oddHBand="0" w:evenHBand="0" w:firstRowFirstColumn="0" w:firstRowLastColumn="0" w:lastRowFirstColumn="0" w:lastRowLastColumn="0"/>
             </w:pPr>
             <w:r>
-              <w:t>Weighting by county population ensures that large counties contribute proportionally to the group trend. Binary expansion status (0/1) is derived from the KFF Medicaid expansion tracker. The comparison is explicitly descriptive and not interpreted causally, given systematic differences between expansion and non-expansion states. A formal event-time analysis using two-way fixed effects is deferred to Part 2.</w:t>
+              <w:lastRenderedPageBreak/>
+              <w:t xml:space="preserve">Weighting by county population ensures that large counties contribute proportionally to the group trend. Binary expansion status (0/1) is </w:t>
+            </w:r>
+            <w:r>
+              <w:lastRenderedPageBreak/>
+              <w:t>derived from the KFF Medicaid expansion tracker. The comparison is explicitly descriptive and not interpreted causally, given systematic differences between expansion and non-expansion states. A formal event-time analysis using two-way fixed effects is deferred to Part 2.</w:t>
             </w:r>
           </w:p>
         </w:tc>
@@ -1250,13 +978,14 @@
           </w:tcPr>
           <w:p>
             <w:r>
+              <w:lastRenderedPageBreak/>
               <w:t>4</w:t>
             </w:r>
           </w:p>
         </w:tc>
         <w:tc>
           <w:tcPr>
-            <w:tcW w:w="722" w:type="pct"/>
+            <w:tcW w:w="1014" w:type="pct"/>
           </w:tcPr>
           <w:p>
             <w:pPr>
@@ -1275,37 +1004,735 @@
             <w:pPr>
               <w:cnfStyle w:val="000000100000" w:firstRow="0" w:lastRow="0" w:firstColumn="0" w:lastColumn="0" w:oddVBand="0" w:evenVBand="0" w:oddHBand="1" w:evenHBand="0" w:firstRowFirstColumn="0" w:firstRowLastColumn="0" w:lastRowFirstColumn="0" w:lastRowLastColumn="0"/>
             </w:pPr>
-            <w:proofErr w:type="spellStart"/>
-            <w:r>
-              <w:t>poverty_rate</w:t>
-            </w:r>
-            <w:proofErr w:type="spellEnd"/>
-            <w:r>
-              <w:t xml:space="preserve"> removed from feature map</w:t>
-            </w:r>
-          </w:p>
-        </w:tc>
-        <w:tc>
-          <w:tcPr>
-            <w:tcW w:w="2768" w:type="pct"/>
-          </w:tcPr>
-          <w:p>
-            <w:pPr>
-              <w:cnfStyle w:val="000000100000" w:firstRow="0" w:lastRow="0" w:firstColumn="0" w:lastColumn="0" w:oddVBand="0" w:evenVBand="0" w:oddHBand="1" w:evenHBand="0" w:firstRowFirstColumn="0" w:firstRowLastColumn="0" w:lastRowFirstColumn="0" w:lastRowLastColumn="0"/>
-            </w:pPr>
-            <w:proofErr w:type="spellStart"/>
-            <w:r>
-              <w:t>poverty_rate</w:t>
-            </w:r>
-            <w:proofErr w:type="spellEnd"/>
-            <w:r>
-              <w:t xml:space="preserve"> (v118_rawvalue)</w:t>
-            </w:r>
-            <w:r>
-              <w:t xml:space="preserve"> </w:t>
+            <w:r>
+              <w:t>poverty_rate removed from feature map</w:t>
+            </w:r>
+          </w:p>
+        </w:tc>
+        <w:tc>
+          <w:tcPr>
+            <w:tcW w:w="2476" w:type="pct"/>
+          </w:tcPr>
+          <w:p>
+            <w:pPr>
+              <w:cnfStyle w:val="000000100000" w:firstRow="0" w:lastRow="0" w:firstColumn="0" w:lastColumn="0" w:oddVBand="0" w:evenVBand="0" w:oddHBand="1" w:evenHBand="0" w:firstRowFirstColumn="0" w:firstRowLastColumn="0" w:lastRowFirstColumn="0" w:lastRowLastColumn="0"/>
+            </w:pPr>
+            <w:r>
+              <w:t xml:space="preserve">poverty_rate (v118_rawvalue) </w:t>
             </w:r>
             <w:r>
               <w:t>was removed from the feature set after diagnostics confirmed it is populated exclusively for Wisconsin counties in the CHR files and is not a national county-level measure. Child poverty rate (v024_rawvalue) is retained as the poverty proxy and is Core-level across all 14 primary years.</w:t>
+            </w:r>
+          </w:p>
+        </w:tc>
+      </w:tr>
+      <w:tr>
+        <w:tc>
+          <w:tcPr>
+            <w:cnfStyle w:val="001000000000" w:firstRow="0" w:lastRow="0" w:firstColumn="1" w:lastColumn="0" w:oddVBand="0" w:evenVBand="0" w:oddHBand="0" w:evenHBand="0" w:firstRowFirstColumn="0" w:firstRowLastColumn="0" w:lastRowFirstColumn="0" w:lastRowLastColumn="0"/>
+            <w:tcW w:w="395" w:type="pct"/>
+          </w:tcPr>
+          <w:p>
+            <w:r>
+              <w:rPr>
+                <w:rFonts w:ascii="Calibri" w:eastAsia="Calibri" w:hAnsi="Calibri" w:cs="Calibri"/>
+              </w:rPr>
+              <w:t>5</w:t>
+            </w:r>
+          </w:p>
+        </w:tc>
+        <w:tc>
+          <w:tcPr>
+            <w:tcW w:w="1014" w:type="pct"/>
+          </w:tcPr>
+          <w:p>
+            <w:pPr>
+              <w:cnfStyle w:val="000000000000" w:firstRow="0" w:lastRow="0" w:firstColumn="0" w:lastColumn="0" w:oddVBand="0" w:evenVBand="0" w:oddHBand="0" w:evenHBand="0" w:firstRowFirstColumn="0" w:firstRowLastColumn="0" w:lastRowFirstColumn="0" w:lastRowLastColumn="0"/>
+            </w:pPr>
+            <w:r>
+              <w:rPr>
+                <w:rFonts w:ascii="Calibri" w:eastAsia="Calibri" w:hAnsi="Calibri" w:cs="Calibri"/>
+              </w:rPr>
+              <w:t>Modeling window</w:t>
+            </w:r>
+          </w:p>
+        </w:tc>
+        <w:tc>
+          <w:tcPr>
+            <w:tcW w:w="1114" w:type="pct"/>
+          </w:tcPr>
+          <w:p>
+            <w:pPr>
+              <w:cnfStyle w:val="000000000000" w:firstRow="0" w:lastRow="0" w:firstColumn="0" w:lastColumn="0" w:oddVBand="0" w:evenVBand="0" w:oddHBand="0" w:evenHBand="0" w:firstRowFirstColumn="0" w:firstRowLastColumn="0" w:lastRowFirstColumn="0" w:lastRowLastColumn="0"/>
+            </w:pPr>
+            <w:r>
+              <w:rPr>
+                <w:rFonts w:ascii="Calibri" w:eastAsia="Calibri" w:hAnsi="Calibri" w:cs="Calibri"/>
+              </w:rPr>
+              <w:t>2015-2025 release years used for all baseline models</w:t>
+            </w:r>
+          </w:p>
+        </w:tc>
+        <w:tc>
+          <w:tcPr>
+            <w:tcW w:w="2476" w:type="pct"/>
+          </w:tcPr>
+          <w:p>
+            <w:pPr>
+              <w:cnfStyle w:val="000000000000" w:firstRow="0" w:lastRow="0" w:firstColumn="0" w:lastColumn="0" w:oddVBand="0" w:evenVBand="0" w:oddHBand="0" w:evenHBand="0" w:firstRowFirstColumn="0" w:firstRowLastColumn="0" w:lastRowFirstColumn="0" w:lastRowLastColumn="0"/>
+            </w:pPr>
+            <w:r>
+              <w:rPr>
+                <w:rFonts w:ascii="Calibri" w:eastAsia="Calibri" w:hAnsi="Calibri" w:cs="Calibri"/>
+              </w:rPr>
+              <w:t>All 17 core features fully populated from 2015 onward; 2012-2014 excluded due to partial availability of income_inequality, severe_housing_rate, and pct_white</w:t>
+            </w:r>
+          </w:p>
+        </w:tc>
+      </w:tr>
+      <w:tr>
+        <w:trPr>
+          <w:cnfStyle w:val="000000100000" w:firstRow="0" w:lastRow="0" w:firstColumn="0" w:lastColumn="0" w:oddVBand="0" w:evenVBand="0" w:oddHBand="1" w:evenHBand="0" w:firstRowFirstColumn="0" w:firstRowLastColumn="0" w:lastRowFirstColumn="0" w:lastRowLastColumn="0"/>
+        </w:trPr>
+        <w:tc>
+          <w:tcPr>
+            <w:cnfStyle w:val="001000000000" w:firstRow="0" w:lastRow="0" w:firstColumn="1" w:lastColumn="0" w:oddVBand="0" w:evenVBand="0" w:oddHBand="0" w:evenHBand="0" w:firstRowFirstColumn="0" w:firstRowLastColumn="0" w:lastRowFirstColumn="0" w:lastRowLastColumn="0"/>
+            <w:tcW w:w="395" w:type="pct"/>
+          </w:tcPr>
+          <w:p>
+            <w:r>
+              <w:rPr>
+                <w:rFonts w:ascii="Calibri" w:eastAsia="Calibri" w:hAnsi="Calibri" w:cs="Calibri"/>
+              </w:rPr>
+              <w:t>5</w:t>
+            </w:r>
+          </w:p>
+        </w:tc>
+        <w:tc>
+          <w:tcPr>
+            <w:tcW w:w="1014" w:type="pct"/>
+          </w:tcPr>
+          <w:p>
+            <w:pPr>
+              <w:cnfStyle w:val="000000100000" w:firstRow="0" w:lastRow="0" w:firstColumn="0" w:lastColumn="0" w:oddVBand="0" w:evenVBand="0" w:oddHBand="1" w:evenHBand="0" w:firstRowFirstColumn="0" w:firstRowLastColumn="0" w:lastRowFirstColumn="0" w:lastRowLastColumn="0"/>
+            </w:pPr>
+            <w:r>
+              <w:rPr>
+                <w:rFonts w:ascii="Calibri" w:eastAsia="Calibri" w:hAnsi="Calibri" w:cs="Calibri"/>
+              </w:rPr>
+              <w:t>Missing-row handling</w:t>
+            </w:r>
+          </w:p>
+        </w:tc>
+        <w:tc>
+          <w:tcPr>
+            <w:tcW w:w="1114" w:type="pct"/>
+          </w:tcPr>
+          <w:p>
+            <w:pPr>
+              <w:cnfStyle w:val="000000100000" w:firstRow="0" w:lastRow="0" w:firstColumn="0" w:lastColumn="0" w:oddVBand="0" w:evenVBand="0" w:oddHBand="1" w:evenHBand="0" w:firstRowFirstColumn="0" w:firstRowLastColumn="0" w:lastRowFirstColumn="0" w:lastRowLastColumn="0"/>
+            </w:pPr>
+            <w:r>
+              <w:rPr>
+                <w:rFonts w:ascii="Calibri" w:eastAsia="Calibri" w:hAnsi="Calibri" w:cs="Calibri"/>
+              </w:rPr>
+              <w:t>Rows missing any feature or outcome dropped before modeling (listwise deletion)</w:t>
+            </w:r>
+          </w:p>
+        </w:tc>
+        <w:tc>
+          <w:tcPr>
+            <w:tcW w:w="2476" w:type="pct"/>
+          </w:tcPr>
+          <w:p>
+            <w:pPr>
+              <w:cnfStyle w:val="000000100000" w:firstRow="0" w:lastRow="0" w:firstColumn="0" w:lastColumn="0" w:oddVBand="0" w:evenVBand="0" w:oddHBand="1" w:evenHBand="0" w:firstRowFirstColumn="0" w:firstRowLastColumn="0" w:lastRowFirstColumn="0" w:lastRowLastColumn="0"/>
+            </w:pPr>
+            <w:r>
+              <w:rPr>
+                <w:rFonts w:ascii="Calibri" w:eastAsia="Calibri" w:hAnsi="Calibri" w:cs="Calibri"/>
+              </w:rPr>
+              <w:t>28,932 clean observations remain from 34,474 in the window; no imputation applied at this stage</w:t>
+            </w:r>
+          </w:p>
+        </w:tc>
+      </w:tr>
+      <w:tr>
+        <w:tc>
+          <w:tcPr>
+            <w:cnfStyle w:val="001000000000" w:firstRow="0" w:lastRow="0" w:firstColumn="1" w:lastColumn="0" w:oddVBand="0" w:evenVBand="0" w:oddHBand="0" w:evenHBand="0" w:firstRowFirstColumn="0" w:firstRowLastColumn="0" w:lastRowFirstColumn="0" w:lastRowLastColumn="0"/>
+            <w:tcW w:w="395" w:type="pct"/>
+          </w:tcPr>
+          <w:p>
+            <w:r>
+              <w:rPr>
+                <w:rFonts w:ascii="Calibri" w:eastAsia="Calibri" w:hAnsi="Calibri" w:cs="Calibri"/>
+              </w:rPr>
+              <w:t>5</w:t>
+            </w:r>
+          </w:p>
+        </w:tc>
+        <w:tc>
+          <w:tcPr>
+            <w:tcW w:w="1014" w:type="pct"/>
+          </w:tcPr>
+          <w:p>
+            <w:pPr>
+              <w:cnfStyle w:val="000000000000" w:firstRow="0" w:lastRow="0" w:firstColumn="0" w:lastColumn="0" w:oddVBand="0" w:evenVBand="0" w:oddHBand="0" w:evenHBand="0" w:firstRowFirstColumn="0" w:firstRowLastColumn="0" w:lastRowFirstColumn="0" w:lastRowLastColumn="0"/>
+            </w:pPr>
+            <w:r>
+              <w:rPr>
+                <w:rFonts w:ascii="Calibri" w:eastAsia="Calibri" w:hAnsi="Calibri" w:cs="Calibri"/>
+              </w:rPr>
+              <w:t>OLS year dummies</w:t>
+            </w:r>
+          </w:p>
+        </w:tc>
+        <w:tc>
+          <w:tcPr>
+            <w:tcW w:w="1114" w:type="pct"/>
+          </w:tcPr>
+          <w:p>
+            <w:pPr>
+              <w:cnfStyle w:val="000000000000" w:firstRow="0" w:lastRow="0" w:firstColumn="0" w:lastColumn="0" w:oddVBand="0" w:evenVBand="0" w:oddHBand="0" w:evenHBand="0" w:firstRowFirstColumn="0" w:firstRowLastColumn="0" w:lastRowFirstColumn="0" w:lastRowLastColumn="0"/>
+            </w:pPr>
+            <w:r>
+              <w:rPr>
+                <w:rFonts w:ascii="Calibri" w:eastAsia="Calibri" w:hAnsi="Calibri" w:cs="Calibri"/>
+              </w:rPr>
+              <w:t>Year dummies included in pooled OLS design matrix</w:t>
+            </w:r>
+          </w:p>
+        </w:tc>
+        <w:tc>
+          <w:tcPr>
+            <w:tcW w:w="2476" w:type="pct"/>
+          </w:tcPr>
+          <w:p>
+            <w:pPr>
+              <w:cnfStyle w:val="000000000000" w:firstRow="0" w:lastRow="0" w:firstColumn="0" w:lastColumn="0" w:oddVBand="0" w:evenVBand="0" w:oddHBand="0" w:evenHBand="0" w:firstRowFirstColumn="0" w:firstRowLastColumn="0" w:lastRowFirstColumn="0" w:lastRowLastColumn="0"/>
+            </w:pPr>
+            <w:r>
+              <w:rPr>
+                <w:rFonts w:ascii="Calibri" w:eastAsia="Calibri" w:hAnsi="Calibri" w:cs="Calibri"/>
+              </w:rPr>
+              <w:t>Absorbs national ACA time trend; prevents trend from inflating feature coefficients; open question submitted to professor on whether to retain for final memo</w:t>
+            </w:r>
+          </w:p>
+        </w:tc>
+      </w:tr>
+      <w:tr>
+        <w:trPr>
+          <w:cnfStyle w:val="000000100000" w:firstRow="0" w:lastRow="0" w:firstColumn="0" w:lastColumn="0" w:oddVBand="0" w:evenVBand="0" w:oddHBand="1" w:evenHBand="0" w:firstRowFirstColumn="0" w:firstRowLastColumn="0" w:lastRowFirstColumn="0" w:lastRowLastColumn="0"/>
+        </w:trPr>
+        <w:tc>
+          <w:tcPr>
+            <w:cnfStyle w:val="001000000000" w:firstRow="0" w:lastRow="0" w:firstColumn="1" w:lastColumn="0" w:oddVBand="0" w:evenVBand="0" w:oddHBand="0" w:evenHBand="0" w:firstRowFirstColumn="0" w:firstRowLastColumn="0" w:lastRowFirstColumn="0" w:lastRowLastColumn="0"/>
+            <w:tcW w:w="395" w:type="pct"/>
+          </w:tcPr>
+          <w:p>
+            <w:r>
+              <w:rPr>
+                <w:rFonts w:ascii="Calibri" w:eastAsia="Calibri" w:hAnsi="Calibri" w:cs="Calibri"/>
+              </w:rPr>
+              <w:t>5</w:t>
+            </w:r>
+          </w:p>
+        </w:tc>
+        <w:tc>
+          <w:tcPr>
+            <w:tcW w:w="1014" w:type="pct"/>
+          </w:tcPr>
+          <w:p>
+            <w:pPr>
+              <w:cnfStyle w:val="000000100000" w:firstRow="0" w:lastRow="0" w:firstColumn="0" w:lastColumn="0" w:oddVBand="0" w:evenVBand="0" w:oddHBand="1" w:evenHBand="0" w:firstRowFirstColumn="0" w:firstRowLastColumn="0" w:lastRowFirstColumn="0" w:lastRowLastColumn="0"/>
+            </w:pPr>
+            <w:r>
+              <w:rPr>
+                <w:rFonts w:ascii="Calibri" w:eastAsia="Calibri" w:hAnsi="Calibri" w:cs="Calibri"/>
+              </w:rPr>
+              <w:t>Ridge standardisation</w:t>
+            </w:r>
+          </w:p>
+        </w:tc>
+        <w:tc>
+          <w:tcPr>
+            <w:tcW w:w="1114" w:type="pct"/>
+          </w:tcPr>
+          <w:p>
+            <w:pPr>
+              <w:cnfStyle w:val="000000100000" w:firstRow="0" w:lastRow="0" w:firstColumn="0" w:lastColumn="0" w:oddVBand="0" w:evenVBand="0" w:oddHBand="1" w:evenHBand="0" w:firstRowFirstColumn="0" w:firstRowLastColumn="0" w:lastRowFirstColumn="0" w:lastRowLastColumn="0"/>
+            </w:pPr>
+            <w:r>
+              <w:rPr>
+                <w:rFonts w:ascii="Calibri" w:eastAsia="Calibri" w:hAnsi="Calibri" w:cs="Calibri"/>
+              </w:rPr>
+              <w:t>Standardise core features only; append year dummies unscaled before RidgeCV</w:t>
+            </w:r>
+          </w:p>
+        </w:tc>
+        <w:tc>
+          <w:tcPr>
+            <w:tcW w:w="2476" w:type="pct"/>
+          </w:tcPr>
+          <w:p>
+            <w:pPr>
+              <w:cnfStyle w:val="000000100000" w:firstRow="0" w:lastRow="0" w:firstColumn="0" w:lastColumn="0" w:oddVBand="0" w:evenVBand="0" w:oddHBand="1" w:evenHBand="0" w:firstRowFirstColumn="0" w:firstRowLastColumn="0" w:lastRowFirstColumn="0" w:lastRowLastColumn="0"/>
+            </w:pPr>
+            <w:r>
+              <w:rPr>
+                <w:rFonts w:ascii="Calibri" w:eastAsia="Calibri" w:hAnsi="Calibri" w:cs="Calibri"/>
+              </w:rPr>
+              <w:t>Ensures L2 penalty applies on a common scale across features without penalising time indicators</w:t>
+            </w:r>
+          </w:p>
+        </w:tc>
+      </w:tr>
+      <w:tr>
+        <w:tc>
+          <w:tcPr>
+            <w:cnfStyle w:val="001000000000" w:firstRow="0" w:lastRow="0" w:firstColumn="1" w:lastColumn="0" w:oddVBand="0" w:evenVBand="0" w:oddHBand="0" w:evenHBand="0" w:firstRowFirstColumn="0" w:firstRowLastColumn="0" w:lastRowFirstColumn="0" w:lastRowLastColumn="0"/>
+            <w:tcW w:w="395" w:type="pct"/>
+          </w:tcPr>
+          <w:p>
+            <w:r>
+              <w:rPr>
+                <w:rFonts w:ascii="Calibri" w:eastAsia="Calibri" w:hAnsi="Calibri" w:cs="Calibri"/>
+              </w:rPr>
+              <w:t>5</w:t>
+            </w:r>
+          </w:p>
+        </w:tc>
+        <w:tc>
+          <w:tcPr>
+            <w:tcW w:w="1014" w:type="pct"/>
+          </w:tcPr>
+          <w:p>
+            <w:pPr>
+              <w:cnfStyle w:val="000000000000" w:firstRow="0" w:lastRow="0" w:firstColumn="0" w:lastColumn="0" w:oddVBand="0" w:evenVBand="0" w:oddHBand="0" w:evenHBand="0" w:firstRowFirstColumn="0" w:firstRowLastColumn="0" w:lastRowFirstColumn="0" w:lastRowLastColumn="0"/>
+            </w:pPr>
+            <w:r>
+              <w:rPr>
+                <w:rFonts w:ascii="Calibri" w:eastAsia="Calibri" w:hAnsi="Calibri" w:cs="Calibri"/>
+              </w:rPr>
+              <w:t>Lasso result</w:t>
+            </w:r>
+          </w:p>
+        </w:tc>
+        <w:tc>
+          <w:tcPr>
+            <w:tcW w:w="1114" w:type="pct"/>
+          </w:tcPr>
+          <w:p>
+            <w:pPr>
+              <w:cnfStyle w:val="000000000000" w:firstRow="0" w:lastRow="0" w:firstColumn="0" w:lastColumn="0" w:oddVBand="0" w:evenVBand="0" w:oddHBand="0" w:evenHBand="0" w:firstRowFirstColumn="0" w:firstRowLastColumn="0" w:lastRowFirstColumn="0" w:lastRowLastColumn="0"/>
+            </w:pPr>
+            <w:r>
+              <w:rPr>
+                <w:rFonts w:ascii="Calibri" w:eastAsia="Calibri" w:hAnsi="Calibri" w:cs="Calibri"/>
+              </w:rPr>
+              <w:t>8 of 17 features zeroed at cross-validated alpha of 0.002</w:t>
+            </w:r>
+          </w:p>
+        </w:tc>
+        <w:tc>
+          <w:tcPr>
+            <w:tcW w:w="2476" w:type="pct"/>
+          </w:tcPr>
+          <w:p>
+            <w:pPr>
+              <w:cnfStyle w:val="000000000000" w:firstRow="0" w:lastRow="0" w:firstColumn="0" w:lastColumn="0" w:oddVBand="0" w:evenVBand="0" w:oddHBand="0" w:evenHBand="0" w:firstRowFirstColumn="0" w:firstRowLastColumn="0" w:lastRowFirstColumn="0" w:lastRowLastColumn="0"/>
+            </w:pPr>
+            <w:r>
+              <w:rPr>
+                <w:rFonts w:ascii="Calibri" w:eastAsia="Calibri" w:hAnsi="Calibri" w:cs="Calibri"/>
+              </w:rPr>
+              <w:t>Zeroed: income_inequality, unemployment_rate, hs_graduation_rate, single_parent_rate, pct_65plus, pct_black, pct_asian, population. Active set of 9 forms the prioritised Part 2 feature set</w:t>
+            </w:r>
+          </w:p>
+        </w:tc>
+      </w:tr>
+      <w:tr>
+        <w:trPr>
+          <w:cnfStyle w:val="000000100000" w:firstRow="0" w:lastRow="0" w:firstColumn="0" w:lastColumn="0" w:oddVBand="0" w:evenVBand="0" w:oddHBand="1" w:evenHBand="0" w:firstRowFirstColumn="0" w:firstRowLastColumn="0" w:lastRowFirstColumn="0" w:lastRowLastColumn="0"/>
+        </w:trPr>
+        <w:tc>
+          <w:tcPr>
+            <w:cnfStyle w:val="001000000000" w:firstRow="0" w:lastRow="0" w:firstColumn="1" w:lastColumn="0" w:oddVBand="0" w:evenVBand="0" w:oddHBand="0" w:evenHBand="0" w:firstRowFirstColumn="0" w:firstRowLastColumn="0" w:lastRowFirstColumn="0" w:lastRowLastColumn="0"/>
+            <w:tcW w:w="395" w:type="pct"/>
+          </w:tcPr>
+          <w:p>
+            <w:r>
+              <w:rPr>
+                <w:rFonts w:ascii="Calibri" w:eastAsia="Calibri" w:hAnsi="Calibri" w:cs="Calibri"/>
+              </w:rPr>
+              <w:t>5</w:t>
+            </w:r>
+          </w:p>
+        </w:tc>
+        <w:tc>
+          <w:tcPr>
+            <w:tcW w:w="1014" w:type="pct"/>
+          </w:tcPr>
+          <w:p>
+            <w:pPr>
+              <w:cnfStyle w:val="000000100000" w:firstRow="0" w:lastRow="0" w:firstColumn="0" w:lastColumn="0" w:oddVBand="0" w:evenVBand="0" w:oddHBand="1" w:evenHBand="0" w:firstRowFirstColumn="0" w:firstRowLastColumn="0" w:lastRowFirstColumn="0" w:lastRowLastColumn="0"/>
+            </w:pPr>
+            <w:r>
+              <w:rPr>
+                <w:rFonts w:ascii="Calibri" w:eastAsia="Calibri" w:hAnsi="Calibri" w:cs="Calibri"/>
+              </w:rPr>
+              <w:t>hs_graduation_rate</w:t>
+            </w:r>
+          </w:p>
+        </w:tc>
+        <w:tc>
+          <w:tcPr>
+            <w:tcW w:w="1114" w:type="pct"/>
+          </w:tcPr>
+          <w:p>
+            <w:pPr>
+              <w:cnfStyle w:val="000000100000" w:firstRow="0" w:lastRow="0" w:firstColumn="0" w:lastColumn="0" w:oddVBand="0" w:evenVBand="0" w:oddHBand="1" w:evenHBand="0" w:firstRowFirstColumn="0" w:firstRowLastColumn="0" w:lastRowFirstColumn="0" w:lastRowLastColumn="0"/>
+            </w:pPr>
+            <w:r>
+              <w:rPr>
+                <w:rFonts w:ascii="Calibri" w:eastAsia="Calibri" w:hAnsi="Calibri" w:cs="Calibri"/>
+              </w:rPr>
+              <w:t>Retain despite lasso zero based on RF importance rank of 8</w:t>
+            </w:r>
+          </w:p>
+        </w:tc>
+        <w:tc>
+          <w:tcPr>
+            <w:tcW w:w="2476" w:type="pct"/>
+          </w:tcPr>
+          <w:p>
+            <w:pPr>
+              <w:cnfStyle w:val="000000100000" w:firstRow="0" w:lastRow="0" w:firstColumn="0" w:lastColumn="0" w:oddVBand="0" w:evenVBand="0" w:oddHBand="1" w:evenHBand="0" w:firstRowFirstColumn="0" w:firstRowLastColumn="0" w:lastRowFirstColumn="0" w:lastRowLastColumn="0"/>
+            </w:pPr>
+            <w:r>
+              <w:rPr>
+                <w:rFonts w:ascii="Calibri" w:eastAsia="Calibri" w:hAnsi="Calibri" w:cs="Calibri"/>
+              </w:rPr>
+              <w:t>Lasso absorbs signal into some_college_rate; random forest finds nonlinear value independently; keeping avoids discarding a theoretically important predictor</w:t>
+            </w:r>
+          </w:p>
+        </w:tc>
+      </w:tr>
+      <w:tr>
+        <w:tc>
+          <w:tcPr>
+            <w:cnfStyle w:val="001000000000" w:firstRow="0" w:lastRow="0" w:firstColumn="1" w:lastColumn="0" w:oddVBand="0" w:evenVBand="0" w:oddHBand="0" w:evenHBand="0" w:firstRowFirstColumn="0" w:firstRowLastColumn="0" w:lastRowFirstColumn="0" w:lastRowLastColumn="0"/>
+            <w:tcW w:w="395" w:type="pct"/>
+          </w:tcPr>
+          <w:p>
+            <w:pPr>
+              <w:rPr>
+                <w:rFonts w:ascii="Calibri" w:eastAsia="Calibri" w:hAnsi="Calibri" w:cs="Calibri"/>
+              </w:rPr>
+            </w:pPr>
+            <w:r>
+              <w:rPr>
+                <w:rFonts w:ascii="Calibri" w:eastAsia="Calibri" w:hAnsi="Calibri" w:cs="Calibri"/>
+              </w:rPr>
+              <w:t>5</w:t>
+            </w:r>
+          </w:p>
+        </w:tc>
+        <w:tc>
+          <w:tcPr>
+            <w:tcW w:w="1014" w:type="pct"/>
+          </w:tcPr>
+          <w:p>
+            <w:pPr>
+              <w:cnfStyle w:val="000000000000" w:firstRow="0" w:lastRow="0" w:firstColumn="0" w:lastColumn="0" w:oddVBand="0" w:evenVBand="0" w:oddHBand="0" w:evenHBand="0" w:firstRowFirstColumn="0" w:firstRowLastColumn="0" w:lastRowFirstColumn="0" w:lastRowLastColumn="0"/>
+              <w:rPr>
+                <w:rFonts w:ascii="Calibri" w:eastAsia="Calibri" w:hAnsi="Calibri" w:cs="Calibri"/>
+              </w:rPr>
+            </w:pPr>
+            <w:r>
+              <w:rPr>
+                <w:rFonts w:ascii="Calibri" w:eastAsia="Calibri" w:hAnsi="Calibri" w:cs="Calibri"/>
+              </w:rPr>
+              <w:t>unemployment_rate</w:t>
+            </w:r>
+          </w:p>
+        </w:tc>
+        <w:tc>
+          <w:tcPr>
+            <w:tcW w:w="1114" w:type="pct"/>
+          </w:tcPr>
+          <w:p>
+            <w:pPr>
+              <w:cnfStyle w:val="000000000000" w:firstRow="0" w:lastRow="0" w:firstColumn="0" w:lastColumn="0" w:oddVBand="0" w:evenVBand="0" w:oddHBand="0" w:evenHBand="0" w:firstRowFirstColumn="0" w:firstRowLastColumn="0" w:lastRowFirstColumn="0" w:lastRowLastColumn="0"/>
+              <w:rPr>
+                <w:rFonts w:ascii="Calibri" w:eastAsia="Calibri" w:hAnsi="Calibri" w:cs="Calibri"/>
+              </w:rPr>
+            </w:pPr>
+            <w:r>
+              <w:rPr>
+                <w:rFonts w:ascii="Calibri" w:eastAsia="Calibri" w:hAnsi="Calibri" w:cs="Calibri"/>
+              </w:rPr>
+              <w:t>Retain despite lasso zero for Part 2 fixed-effects model</w:t>
+            </w:r>
+          </w:p>
+        </w:tc>
+        <w:tc>
+          <w:tcPr>
+            <w:tcW w:w="2476" w:type="pct"/>
+          </w:tcPr>
+          <w:p>
+            <w:pPr>
+              <w:cnfStyle w:val="000000000000" w:firstRow="0" w:lastRow="0" w:firstColumn="0" w:lastColumn="0" w:oddVBand="0" w:evenVBand="0" w:oddHBand="0" w:evenHBand="0" w:firstRowFirstColumn="0" w:firstRowLastColumn="0" w:lastRowFirstColumn="0" w:lastRowLastColumn="0"/>
+              <w:rPr>
+                <w:rFonts w:ascii="Calibri" w:eastAsia="Calibri" w:hAnsi="Calibri" w:cs="Calibri"/>
+              </w:rPr>
+            </w:pPr>
+            <w:r>
+              <w:rPr>
+                <w:rFonts w:ascii="Calibri" w:eastAsia="Calibri" w:hAnsi="Calibri" w:cs="Calibri"/>
+              </w:rPr>
+              <w:t>Week 4 confirmed divergence between pooled and cross-sectional correlation; lasso correctly identifies as redundant in pooled cross-section; Part 2 FE expected to recover within-county signal</w:t>
+            </w:r>
+          </w:p>
+        </w:tc>
+      </w:tr>
+      <w:tr>
+        <w:trPr>
+          <w:cnfStyle w:val="000000100000" w:firstRow="0" w:lastRow="0" w:firstColumn="0" w:lastColumn="0" w:oddVBand="0" w:evenVBand="0" w:oddHBand="1" w:evenHBand="0" w:firstRowFirstColumn="0" w:firstRowLastColumn="0" w:lastRowFirstColumn="0" w:lastRowLastColumn="0"/>
+        </w:trPr>
+        <w:tc>
+          <w:tcPr>
+            <w:cnfStyle w:val="001000000000" w:firstRow="0" w:lastRow="0" w:firstColumn="1" w:lastColumn="0" w:oddVBand="0" w:evenVBand="0" w:oddHBand="0" w:evenHBand="0" w:firstRowFirstColumn="0" w:firstRowLastColumn="0" w:lastRowFirstColumn="0" w:lastRowLastColumn="0"/>
+            <w:tcW w:w="395" w:type="pct"/>
+          </w:tcPr>
+          <w:p>
+            <w:pPr>
+              <w:rPr>
+                <w:rFonts w:ascii="Calibri" w:eastAsia="Calibri" w:hAnsi="Calibri" w:cs="Calibri"/>
+              </w:rPr>
+            </w:pPr>
+            <w:r>
+              <w:rPr>
+                <w:rFonts w:ascii="Calibri" w:eastAsia="Calibri" w:hAnsi="Calibri" w:cs="Calibri"/>
+              </w:rPr>
+              <w:t>5</w:t>
+            </w:r>
+          </w:p>
+        </w:tc>
+        <w:tc>
+          <w:tcPr>
+            <w:tcW w:w="1014" w:type="pct"/>
+          </w:tcPr>
+          <w:p>
+            <w:pPr>
+              <w:cnfStyle w:val="000000100000" w:firstRow="0" w:lastRow="0" w:firstColumn="0" w:lastColumn="0" w:oddVBand="0" w:evenVBand="0" w:oddHBand="1" w:evenHBand="0" w:firstRowFirstColumn="0" w:firstRowLastColumn="0" w:lastRowFirstColumn="0" w:lastRowLastColumn="0"/>
+              <w:rPr>
+                <w:rFonts w:ascii="Calibri" w:eastAsia="Calibri" w:hAnsi="Calibri" w:cs="Calibri"/>
+              </w:rPr>
+            </w:pPr>
+            <w:r>
+              <w:rPr>
+                <w:rFonts w:ascii="Calibri" w:eastAsia="Calibri" w:hAnsi="Calibri" w:cs="Calibri"/>
+              </w:rPr>
+              <w:t>Nonlinearity finding</w:t>
+            </w:r>
+          </w:p>
+        </w:tc>
+        <w:tc>
+          <w:tcPr>
+            <w:tcW w:w="1114" w:type="pct"/>
+          </w:tcPr>
+          <w:p>
+            <w:pPr>
+              <w:cnfStyle w:val="000000100000" w:firstRow="0" w:lastRow="0" w:firstColumn="0" w:lastColumn="0" w:oddVBand="0" w:evenVBand="0" w:oddHBand="1" w:evenHBand="0" w:firstRowFirstColumn="0" w:firstRowLastColumn="0" w:lastRowFirstColumn="0" w:lastRowLastColumn="0"/>
+              <w:rPr>
+                <w:rFonts w:ascii="Calibri" w:eastAsia="Calibri" w:hAnsi="Calibri" w:cs="Calibri"/>
+              </w:rPr>
+            </w:pPr>
+            <w:r>
+              <w:rPr>
+                <w:rFonts w:ascii="Calibri" w:eastAsia="Calibri" w:hAnsi="Calibri" w:cs="Calibri"/>
+              </w:rPr>
+              <w:t>Random forest CV R-squared of 0.783 vs OLS 0.616; gap of approximately 0.17</w:t>
+            </w:r>
+          </w:p>
+        </w:tc>
+        <w:tc>
+          <w:tcPr>
+            <w:tcW w:w="2476" w:type="pct"/>
+          </w:tcPr>
+          <w:p>
+            <w:pPr>
+              <w:cnfStyle w:val="000000100000" w:firstRow="0" w:lastRow="0" w:firstColumn="0" w:lastColumn="0" w:oddVBand="0" w:evenVBand="0" w:oddHBand="1" w:evenHBand="0" w:firstRowFirstColumn="0" w:firstRowLastColumn="0" w:lastRowFirstColumn="0" w:lastRowLastColumn="0"/>
+              <w:rPr>
+                <w:rFonts w:ascii="Calibri" w:eastAsia="Calibri" w:hAnsi="Calibri" w:cs="Calibri"/>
+              </w:rPr>
+            </w:pPr>
+            <w:r>
+              <w:rPr>
+                <w:rFonts w:ascii="Calibri" w:eastAsia="Calibri" w:hAnsi="Calibri" w:cs="Calibri"/>
+              </w:rPr>
+              <w:t>Confirms meaningful nonlinearity but gap is not extreme; two-way fixed effects in Part 2 expected to capture most structure without requiring nonlinear panel methods</w:t>
+            </w:r>
+          </w:p>
+        </w:tc>
+      </w:tr>
+      <w:tr>
+        <w:tc>
+          <w:tcPr>
+            <w:cnfStyle w:val="001000000000" w:firstRow="0" w:lastRow="0" w:firstColumn="1" w:lastColumn="0" w:oddVBand="0" w:evenVBand="0" w:oddHBand="0" w:evenHBand="0" w:firstRowFirstColumn="0" w:firstRowLastColumn="0" w:lastRowFirstColumn="0" w:lastRowLastColumn="0"/>
+            <w:tcW w:w="395" w:type="pct"/>
+          </w:tcPr>
+          <w:p>
+            <w:pPr>
+              <w:rPr>
+                <w:rFonts w:ascii="Calibri" w:eastAsia="Calibri" w:hAnsi="Calibri" w:cs="Calibri"/>
+              </w:rPr>
+            </w:pPr>
+            <w:r>
+              <w:rPr>
+                <w:rFonts w:ascii="Calibri" w:eastAsia="Calibri" w:hAnsi="Calibri" w:cs="Calibri"/>
+              </w:rPr>
+              <w:t>5</w:t>
+            </w:r>
+          </w:p>
+        </w:tc>
+        <w:tc>
+          <w:tcPr>
+            <w:tcW w:w="1014" w:type="pct"/>
+          </w:tcPr>
+          <w:p>
+            <w:pPr>
+              <w:cnfStyle w:val="000000000000" w:firstRow="0" w:lastRow="0" w:firstColumn="0" w:lastColumn="0" w:oddVBand="0" w:evenVBand="0" w:oddHBand="0" w:evenHBand="0" w:firstRowFirstColumn="0" w:firstRowLastColumn="0" w:lastRowFirstColumn="0" w:lastRowLastColumn="0"/>
+              <w:rPr>
+                <w:rFonts w:ascii="Calibri" w:eastAsia="Calibri" w:hAnsi="Calibri" w:cs="Calibri"/>
+              </w:rPr>
+            </w:pPr>
+            <w:r>
+              <w:rPr>
+                <w:rFonts w:ascii="Calibri" w:eastAsia="Calibri" w:hAnsi="Calibri" w:cs="Calibri"/>
+              </w:rPr>
+              <w:t>population decision</w:t>
+            </w:r>
+          </w:p>
+        </w:tc>
+        <w:tc>
+          <w:tcPr>
+            <w:tcW w:w="1114" w:type="pct"/>
+          </w:tcPr>
+          <w:p>
+            <w:pPr>
+              <w:cnfStyle w:val="000000000000" w:firstRow="0" w:lastRow="0" w:firstColumn="0" w:lastColumn="0" w:oddVBand="0" w:evenVBand="0" w:oddHBand="0" w:evenHBand="0" w:firstRowFirstColumn="0" w:firstRowLastColumn="0" w:lastRowFirstColumn="0" w:lastRowLastColumn="0"/>
+              <w:rPr>
+                <w:rFonts w:ascii="Calibri" w:eastAsia="Calibri" w:hAnsi="Calibri" w:cs="Calibri"/>
+              </w:rPr>
+            </w:pPr>
+            <w:r>
+              <w:rPr>
+                <w:rFonts w:ascii="Calibri" w:eastAsia="Calibri" w:hAnsi="Calibri" w:cs="Calibri"/>
+              </w:rPr>
+              <w:t>population flagged for drop or control-only use in Part 2</w:t>
+            </w:r>
+          </w:p>
+        </w:tc>
+        <w:tc>
+          <w:tcPr>
+            <w:tcW w:w="2476" w:type="pct"/>
+          </w:tcPr>
+          <w:p>
+            <w:pPr>
+              <w:cnfStyle w:val="000000000000" w:firstRow="0" w:lastRow="0" w:firstColumn="0" w:lastColumn="0" w:oddVBand="0" w:evenVBand="0" w:oddHBand="0" w:evenHBand="0" w:firstRowFirstColumn="0" w:firstRowLastColumn="0" w:lastRowFirstColumn="0" w:lastRowLastColumn="0"/>
+              <w:rPr>
+                <w:rFonts w:ascii="Calibri" w:eastAsia="Calibri" w:hAnsi="Calibri" w:cs="Calibri"/>
+              </w:rPr>
+            </w:pPr>
+            <w:r>
+              <w:rPr>
+                <w:rFonts w:ascii="Calibri" w:eastAsia="Calibri" w:hAnsi="Calibri" w:cs="Calibri"/>
+              </w:rPr>
+              <w:t>Lasso-inactive, RF rank 14 of 17; no consistent signal across any baseline model</w:t>
+            </w:r>
+          </w:p>
+        </w:tc>
+      </w:tr>
+      <w:tr>
+        <w:trPr>
+          <w:cnfStyle w:val="000000100000" w:firstRow="0" w:lastRow="0" w:firstColumn="0" w:lastColumn="0" w:oddVBand="0" w:evenVBand="0" w:oddHBand="1" w:evenHBand="0" w:firstRowFirstColumn="0" w:firstRowLastColumn="0" w:lastRowFirstColumn="0" w:lastRowLastColumn="0"/>
+        </w:trPr>
+        <w:tc>
+          <w:tcPr>
+            <w:cnfStyle w:val="001000000000" w:firstRow="0" w:lastRow="0" w:firstColumn="1" w:lastColumn="0" w:oddVBand="0" w:evenVBand="0" w:oddHBand="0" w:evenHBand="0" w:firstRowFirstColumn="0" w:firstRowLastColumn="0" w:lastRowFirstColumn="0" w:lastRowLastColumn="0"/>
+            <w:tcW w:w="395" w:type="pct"/>
+          </w:tcPr>
+          <w:p>
+            <w:pPr>
+              <w:rPr>
+                <w:rFonts w:ascii="Calibri" w:eastAsia="Calibri" w:hAnsi="Calibri" w:cs="Calibri"/>
+              </w:rPr>
+            </w:pPr>
+            <w:r>
+              <w:rPr>
+                <w:rFonts w:ascii="Calibri" w:eastAsia="Calibri" w:hAnsi="Calibri" w:cs="Calibri"/>
+              </w:rPr>
+              <w:t>5</w:t>
+            </w:r>
+          </w:p>
+        </w:tc>
+        <w:tc>
+          <w:tcPr>
+            <w:tcW w:w="1014" w:type="pct"/>
+          </w:tcPr>
+          <w:p>
+            <w:pPr>
+              <w:cnfStyle w:val="000000100000" w:firstRow="0" w:lastRow="0" w:firstColumn="0" w:lastColumn="0" w:oddVBand="0" w:evenVBand="0" w:oddHBand="1" w:evenHBand="0" w:firstRowFirstColumn="0" w:firstRowLastColumn="0" w:lastRowFirstColumn="0" w:lastRowLastColumn="0"/>
+              <w:rPr>
+                <w:rFonts w:ascii="Calibri" w:eastAsia="Calibri" w:hAnsi="Calibri" w:cs="Calibri"/>
+              </w:rPr>
+            </w:pPr>
+            <w:r>
+              <w:rPr>
+                <w:rFonts w:ascii="Calibri" w:eastAsia="Calibri" w:hAnsi="Calibri" w:cs="Calibri"/>
+              </w:rPr>
+              <w:t>single_parent_rate</w:t>
+            </w:r>
+          </w:p>
+        </w:tc>
+        <w:tc>
+          <w:tcPr>
+            <w:tcW w:w="1114" w:type="pct"/>
+          </w:tcPr>
+          <w:p>
+            <w:pPr>
+              <w:cnfStyle w:val="000000100000" w:firstRow="0" w:lastRow="0" w:firstColumn="0" w:lastColumn="0" w:oddVBand="0" w:evenVBand="0" w:oddHBand="1" w:evenHBand="0" w:firstRowFirstColumn="0" w:firstRowLastColumn="0" w:lastRowFirstColumn="0" w:lastRowLastColumn="0"/>
+              <w:rPr>
+                <w:rFonts w:ascii="Calibri" w:eastAsia="Calibri" w:hAnsi="Calibri" w:cs="Calibri"/>
+              </w:rPr>
+            </w:pPr>
+            <w:r>
+              <w:rPr>
+                <w:rFonts w:ascii="Calibri" w:eastAsia="Calibri" w:hAnsi="Calibri" w:cs="Calibri"/>
+              </w:rPr>
+              <w:t>single_parent_rate flagged for exclusion from Part 2</w:t>
+            </w:r>
+          </w:p>
+        </w:tc>
+        <w:tc>
+          <w:tcPr>
+            <w:tcW w:w="2476" w:type="pct"/>
+          </w:tcPr>
+          <w:p>
+            <w:pPr>
+              <w:cnfStyle w:val="000000100000" w:firstRow="0" w:lastRow="0" w:firstColumn="0" w:lastColumn="0" w:oddVBand="0" w:evenVBand="0" w:oddHBand="1" w:evenHBand="0" w:firstRowFirstColumn="0" w:firstRowLastColumn="0" w:lastRowFirstColumn="0" w:lastRowLastColumn="0"/>
+              <w:rPr>
+                <w:rFonts w:ascii="Calibri" w:eastAsia="Calibri" w:hAnsi="Calibri" w:cs="Calibri"/>
+              </w:rPr>
+            </w:pPr>
+            <w:r>
+              <w:rPr>
+                <w:rFonts w:ascii="Calibri" w:eastAsia="Calibri" w:hAnsi="Calibri" w:cs="Calibri"/>
+              </w:rPr>
+              <w:t>Lasso-inactive, RF rank 17 of 17; signal fully absorbed by poverty and income measures across all three model types</w:t>
             </w:r>
           </w:p>
         </w:tc>
@@ -2704,6 +3131,23 @@
 </file>
 
 <file path=customXml/item1.xml><?xml version="1.0" encoding="utf-8"?>
+<p:properties xmlns:p="http://schemas.microsoft.com/office/2006/metadata/properties" xmlns:xsi="http://www.w3.org/2001/XMLSchema-instance" xmlns:pc="http://schemas.microsoft.com/office/infopath/2007/PartnerControls">
+  <documentManagement>
+    <_activity xmlns="706b8aa2-8af0-4ab8-9873-df9911b98d43" xsi:nil="true"/>
+  </documentManagement>
+</p:properties>
+</file>
+
+<file path=customXml/item2.xml><?xml version="1.0" encoding="utf-8"?>
+<?mso-contentType ?>
+<FormTemplates xmlns="http://schemas.microsoft.com/sharepoint/v3/contenttype/forms">
+  <Display>DocumentLibraryForm</Display>
+  <Edit>DocumentLibraryForm</Edit>
+  <New>DocumentLibraryForm</New>
+</FormTemplates>
+</file>
+
+<file path=customXml/item3.xml><?xml version="1.0" encoding="utf-8"?>
 <ct:contentTypeSchema xmlns:ct="http://schemas.microsoft.com/office/2006/metadata/contentType" xmlns:ma="http://schemas.microsoft.com/office/2006/metadata/properties/metaAttributes" ct:_="" ma:_="" ma:contentTypeName="Document" ma:contentTypeID="0x0101001D9746C7FF84C449B12CEB48A8E17926" ma:contentTypeVersion="16" ma:contentTypeDescription="Create a new document." ma:contentTypeScope="" ma:versionID="4bb6fe4e1c75b5540c1f4ab272283b02">
   <xsd:schema xmlns:xsd="http://www.w3.org/2001/XMLSchema" xmlns:xs="http://www.w3.org/2001/XMLSchema" xmlns:p="http://schemas.microsoft.com/office/2006/metadata/properties" xmlns:ns3="706b8aa2-8af0-4ab8-9873-df9911b98d43" xmlns:ns4="51b1e863-652f-4e12-a6c4-d71aedd5f070" targetNamespace="http://schemas.microsoft.com/office/2006/metadata/properties" ma:root="true" ma:fieldsID="12b9d2ff6dca74e3d66d5dd31ea60895" ns3:_="" ns4:_="">
     <xsd:import namespace="706b8aa2-8af0-4ab8-9873-df9911b98d43"/>
@@ -2942,24 +3386,25 @@
 </ct:contentTypeSchema>
 </file>
 
-<file path=customXml/item2.xml><?xml version="1.0" encoding="utf-8"?>
-<?mso-contentType ?>
-<FormTemplates xmlns="http://schemas.microsoft.com/sharepoint/v3/contenttype/forms">
-  <Display>DocumentLibraryForm</Display>
-  <Edit>DocumentLibraryForm</Edit>
-  <New>DocumentLibraryForm</New>
-</FormTemplates>
+<file path=customXml/itemProps1.xml><?xml version="1.0" encoding="utf-8"?>
+<ds:datastoreItem xmlns:ds="http://schemas.openxmlformats.org/officeDocument/2006/customXml" ds:itemID="{9F6F1979-D164-4E8C-BB05-AAFC2A814FE6}">
+  <ds:schemaRefs>
+    <ds:schemaRef ds:uri="http://schemas.microsoft.com/office/2006/metadata/properties"/>
+    <ds:schemaRef ds:uri="http://schemas.microsoft.com/office/infopath/2007/PartnerControls"/>
+    <ds:schemaRef ds:uri="706b8aa2-8af0-4ab8-9873-df9911b98d43"/>
+  </ds:schemaRefs>
+</ds:datastoreItem>
 </file>
 
-<file path=customXml/item3.xml><?xml version="1.0" encoding="utf-8"?>
-<p:properties xmlns:p="http://schemas.microsoft.com/office/2006/metadata/properties" xmlns:xsi="http://www.w3.org/2001/XMLSchema-instance" xmlns:pc="http://schemas.microsoft.com/office/infopath/2007/PartnerControls">
-  <documentManagement>
-    <_activity xmlns="706b8aa2-8af0-4ab8-9873-df9911b98d43" xsi:nil="true"/>
-  </documentManagement>
-</p:properties>
+<file path=customXml/itemProps2.xml><?xml version="1.0" encoding="utf-8"?>
+<ds:datastoreItem xmlns:ds="http://schemas.openxmlformats.org/officeDocument/2006/customXml" ds:itemID="{D7A5B4EB-9640-4FFD-98EB-39AF60ECE5C4}">
+  <ds:schemaRefs>
+    <ds:schemaRef ds:uri="http://schemas.microsoft.com/sharepoint/v3/contenttype/forms"/>
+  </ds:schemaRefs>
+</ds:datastoreItem>
 </file>
 
-<file path=customXml/itemProps1.xml><?xml version="1.0" encoding="utf-8"?>
+<file path=customXml/itemProps3.xml><?xml version="1.0" encoding="utf-8"?>
 <ds:datastoreItem xmlns:ds="http://schemas.openxmlformats.org/officeDocument/2006/customXml" ds:itemID="{7C4BBCEE-F67C-403A-BDA6-D1A8F72166DC}">
   <ds:schemaRefs>
     <ds:schemaRef ds:uri="http://schemas.microsoft.com/office/2006/metadata/contentType"/>
@@ -2978,24 +3423,6 @@
 </ds:datastoreItem>
 </file>
 
-<file path=customXml/itemProps2.xml><?xml version="1.0" encoding="utf-8"?>
-<ds:datastoreItem xmlns:ds="http://schemas.openxmlformats.org/officeDocument/2006/customXml" ds:itemID="{D7A5B4EB-9640-4FFD-98EB-39AF60ECE5C4}">
-  <ds:schemaRefs>
-    <ds:schemaRef ds:uri="http://schemas.microsoft.com/sharepoint/v3/contenttype/forms"/>
-  </ds:schemaRefs>
-</ds:datastoreItem>
-</file>
-
-<file path=customXml/itemProps3.xml><?xml version="1.0" encoding="utf-8"?>
-<ds:datastoreItem xmlns:ds="http://schemas.openxmlformats.org/officeDocument/2006/customXml" ds:itemID="{9F6F1979-D164-4E8C-BB05-AAFC2A814FE6}">
-  <ds:schemaRefs>
-    <ds:schemaRef ds:uri="http://schemas.microsoft.com/office/2006/metadata/properties"/>
-    <ds:schemaRef ds:uri="http://schemas.microsoft.com/office/infopath/2007/PartnerControls"/>
-    <ds:schemaRef ds:uri="706b8aa2-8af0-4ab8-9873-df9911b98d43"/>
-  </ds:schemaRefs>
-</ds:datastoreItem>
-</file>
-
 <file path=docMetadata/LabelInfo.xml><?xml version="1.0" encoding="utf-8"?>
 <clbl:labelList xmlns:clbl="http://schemas.microsoft.com/office/2020/mipLabelMetadata">
   <clbl:label id="{762ebf40-80b2-40ba-86fe-6dd409acb499}" enabled="0" method="" siteId="{762ebf40-80b2-40ba-86fe-6dd409acb499}" removed="1"/>

--- a/log/Decision Log.docx
+++ b/log/Decision Log.docx
@@ -9,10 +9,10 @@
         <w:tblLook w:val="04A0" w:firstRow="1" w:lastRow="0" w:firstColumn="1" w:lastColumn="0" w:noHBand="0" w:noVBand="1"/>
       </w:tblPr>
       <w:tblGrid>
-        <w:gridCol w:w="740"/>
+        <w:gridCol w:w="739"/>
         <w:gridCol w:w="1896"/>
-        <w:gridCol w:w="2084"/>
-        <w:gridCol w:w="4630"/>
+        <w:gridCol w:w="2257"/>
+        <w:gridCol w:w="4458"/>
       </w:tblGrid>
       <w:tr>
         <w:trPr>
@@ -21,7 +21,7 @@
         <w:tc>
           <w:tcPr>
             <w:cnfStyle w:val="001000000000" w:firstRow="0" w:lastRow="0" w:firstColumn="1" w:lastColumn="0" w:oddVBand="0" w:evenVBand="0" w:oddHBand="0" w:evenHBand="0" w:firstRowFirstColumn="0" w:firstRowLastColumn="0" w:lastRowFirstColumn="0" w:lastRowLastColumn="0"/>
-            <w:tcW w:w="395" w:type="pct"/>
+            <w:tcW w:w="396" w:type="pct"/>
           </w:tcPr>
           <w:p>
             <w:r>
@@ -88,7 +88,7 @@
         <w:tc>
           <w:tcPr>
             <w:cnfStyle w:val="001000000000" w:firstRow="0" w:lastRow="0" w:firstColumn="1" w:lastColumn="0" w:oddVBand="0" w:evenVBand="0" w:oddHBand="0" w:evenHBand="0" w:firstRowFirstColumn="0" w:firstRowLastColumn="0" w:lastRowFirstColumn="0" w:lastRowLastColumn="0"/>
-            <w:tcW w:w="395" w:type="pct"/>
+            <w:tcW w:w="396" w:type="pct"/>
           </w:tcPr>
           <w:p>
             <w:r>
@@ -140,7 +140,7 @@
         <w:tc>
           <w:tcPr>
             <w:cnfStyle w:val="001000000000" w:firstRow="0" w:lastRow="0" w:firstColumn="1" w:lastColumn="0" w:oddVBand="0" w:evenVBand="0" w:oddHBand="0" w:evenHBand="0" w:firstRowFirstColumn="0" w:firstRowLastColumn="0" w:lastRowFirstColumn="0" w:lastRowLastColumn="0"/>
-            <w:tcW w:w="395" w:type="pct"/>
+            <w:tcW w:w="396" w:type="pct"/>
           </w:tcPr>
           <w:p>
             <w:r>
@@ -195,7 +195,7 @@
         <w:tc>
           <w:tcPr>
             <w:cnfStyle w:val="001000000000" w:firstRow="0" w:lastRow="0" w:firstColumn="1" w:lastColumn="0" w:oddVBand="0" w:evenVBand="0" w:oddHBand="0" w:evenHBand="0" w:firstRowFirstColumn="0" w:firstRowLastColumn="0" w:lastRowFirstColumn="0" w:lastRowLastColumn="0"/>
-            <w:tcW w:w="395" w:type="pct"/>
+            <w:tcW w:w="396" w:type="pct"/>
           </w:tcPr>
           <w:p>
             <w:r>
@@ -247,7 +247,7 @@
         <w:tc>
           <w:tcPr>
             <w:cnfStyle w:val="001000000000" w:firstRow="0" w:lastRow="0" w:firstColumn="1" w:lastColumn="0" w:oddVBand="0" w:evenVBand="0" w:oddHBand="0" w:evenHBand="0" w:firstRowFirstColumn="0" w:firstRowLastColumn="0" w:lastRowFirstColumn="0" w:lastRowLastColumn="0"/>
-            <w:tcW w:w="395" w:type="pct"/>
+            <w:tcW w:w="396" w:type="pct"/>
           </w:tcPr>
           <w:p>
             <w:r>
@@ -302,7 +302,7 @@
         <w:tc>
           <w:tcPr>
             <w:cnfStyle w:val="001000000000" w:firstRow="0" w:lastRow="0" w:firstColumn="1" w:lastColumn="0" w:oddVBand="0" w:evenVBand="0" w:oddHBand="0" w:evenHBand="0" w:firstRowFirstColumn="0" w:firstRowLastColumn="0" w:lastRowFirstColumn="0" w:lastRowLastColumn="0"/>
-            <w:tcW w:w="395" w:type="pct"/>
+            <w:tcW w:w="396" w:type="pct"/>
           </w:tcPr>
           <w:p>
             <w:r>
@@ -354,7 +354,7 @@
         <w:tc>
           <w:tcPr>
             <w:cnfStyle w:val="001000000000" w:firstRow="0" w:lastRow="0" w:firstColumn="1" w:lastColumn="0" w:oddVBand="0" w:evenVBand="0" w:oddHBand="0" w:evenHBand="0" w:firstRowFirstColumn="0" w:firstRowLastColumn="0" w:lastRowFirstColumn="0" w:lastRowLastColumn="0"/>
-            <w:tcW w:w="395" w:type="pct"/>
+            <w:tcW w:w="396" w:type="pct"/>
           </w:tcPr>
           <w:p>
             <w:r>
@@ -383,8 +383,21 @@
             <w:pPr>
               <w:cnfStyle w:val="000000000000" w:firstRow="0" w:lastRow="0" w:firstColumn="0" w:lastColumn="0" w:oddVBand="0" w:evenVBand="0" w:oddHBand="0" w:evenHBand="0" w:firstRowFirstColumn="0" w:firstRowLastColumn="0" w:lastRowFirstColumn="0" w:lastRowLastColumn="0"/>
             </w:pPr>
-            <w:r>
-              <w:t>measure_year used as time axis; release_year retained for provenance only</w:t>
+            <w:proofErr w:type="spellStart"/>
+            <w:r>
+              <w:t>measure_year</w:t>
+            </w:r>
+            <w:proofErr w:type="spellEnd"/>
+            <w:r>
+              <w:t xml:space="preserve"> used as time axis; </w:t>
+            </w:r>
+            <w:proofErr w:type="spellStart"/>
+            <w:r>
+              <w:t>release_year</w:t>
+            </w:r>
+            <w:proofErr w:type="spellEnd"/>
+            <w:r>
+              <w:t xml:space="preserve"> retained for provenance only</w:t>
             </w:r>
           </w:p>
         </w:tc>
@@ -409,7 +422,7 @@
         <w:tc>
           <w:tcPr>
             <w:cnfStyle w:val="001000000000" w:firstRow="0" w:lastRow="0" w:firstColumn="1" w:lastColumn="0" w:oddVBand="0" w:evenVBand="0" w:oddHBand="0" w:evenHBand="0" w:firstRowFirstColumn="0" w:firstRowLastColumn="0" w:lastRowFirstColumn="0" w:lastRowLastColumn="0"/>
-            <w:tcW w:w="395" w:type="pct"/>
+            <w:tcW w:w="396" w:type="pct"/>
           </w:tcPr>
           <w:p>
             <w:r>
@@ -439,7 +452,15 @@
               <w:cnfStyle w:val="000000100000" w:firstRow="0" w:lastRow="0" w:firstColumn="0" w:lastColumn="0" w:oddVBand="0" w:evenVBand="0" w:oddHBand="1" w:evenHBand="0" w:firstRowFirstColumn="0" w:firstRowLastColumn="0" w:lastRowFirstColumn="0" w:lastRowLastColumn="0"/>
             </w:pPr>
             <w:r>
-              <w:t>Primary outcome: uninsured_raw (all-ages, v085/v059)</w:t>
+              <w:t xml:space="preserve">Primary outcome: </w:t>
+            </w:r>
+            <w:proofErr w:type="spellStart"/>
+            <w:r>
+              <w:t>uninsured_raw</w:t>
+            </w:r>
+            <w:proofErr w:type="spellEnd"/>
+            <w:r>
+              <w:t xml:space="preserve"> (all-ages, v085/v059)</w:t>
             </w:r>
           </w:p>
         </w:tc>
@@ -461,7 +482,7 @@
         <w:tc>
           <w:tcPr>
             <w:cnfStyle w:val="001000000000" w:firstRow="0" w:lastRow="0" w:firstColumn="1" w:lastColumn="0" w:oddVBand="0" w:evenVBand="0" w:oddHBand="0" w:evenHBand="0" w:firstRowFirstColumn="0" w:firstRowLastColumn="0" w:lastRowFirstColumn="0" w:lastRowLastColumn="0"/>
-            <w:tcW w:w="395" w:type="pct"/>
+            <w:tcW w:w="396" w:type="pct"/>
           </w:tcPr>
           <w:p>
             <w:r>
@@ -504,11 +525,123 @@
               <w:cnfStyle w:val="000000000000" w:firstRow="0" w:lastRow="0" w:firstColumn="0" w:lastColumn="0" w:oddVBand="0" w:evenVBand="0" w:oddHBand="0" w:evenHBand="0" w:firstRowFirstColumn="0" w:firstRowLastColumn="0" w:lastRowFirstColumn="0" w:lastRowLastColumn="0"/>
             </w:pPr>
             <w:r>
-              <w:t xml:space="preserve">Variables selected cover income and poverty (median_income, child_poverty_rate, poverty_rate), education (hs_graduation_rate, some_college_rate), labor market (unemployment_rate), household structure (single_parent_rate), housing (severe_housing_rate), rurality (pct_rural), age composition (pct_under18, pct_65plus), race/ethnicity (pct_black, pct_aian, pct_asian, pct_hispanic, pct_white), and population. Health-behavior measures (smoking, obesity, physical inactivity) are excluded because they are </w:t>
+              <w:t>Variables selected cover income and poverty (</w:t>
+            </w:r>
+            <w:proofErr w:type="spellStart"/>
+            <w:r>
+              <w:t>median_income</w:t>
+            </w:r>
+            <w:proofErr w:type="spellEnd"/>
+            <w:r>
+              <w:t xml:space="preserve">, </w:t>
+            </w:r>
+            <w:proofErr w:type="spellStart"/>
+            <w:r>
+              <w:t>child_poverty_rate</w:t>
+            </w:r>
+            <w:proofErr w:type="spellEnd"/>
+            <w:r>
+              <w:t xml:space="preserve">, </w:t>
+            </w:r>
+            <w:proofErr w:type="spellStart"/>
+            <w:r>
+              <w:t>poverty_rate</w:t>
+            </w:r>
+            <w:proofErr w:type="spellEnd"/>
+            <w:r>
+              <w:t>), education (</w:t>
+            </w:r>
+            <w:proofErr w:type="spellStart"/>
+            <w:r>
+              <w:t>hs_graduation_rate</w:t>
+            </w:r>
+            <w:proofErr w:type="spellEnd"/>
+            <w:r>
+              <w:t xml:space="preserve">, </w:t>
+            </w:r>
+            <w:proofErr w:type="spellStart"/>
+            <w:r>
+              <w:t>some_college_rate</w:t>
+            </w:r>
+            <w:proofErr w:type="spellEnd"/>
+            <w:r>
+              <w:t>), labor market (</w:t>
+            </w:r>
+            <w:proofErr w:type="spellStart"/>
+            <w:r>
+              <w:t>unemployment_rate</w:t>
+            </w:r>
+            <w:proofErr w:type="spellEnd"/>
+            <w:r>
+              <w:t>), household structure (</w:t>
+            </w:r>
+            <w:proofErr w:type="spellStart"/>
+            <w:r>
+              <w:t>single_parent_rate</w:t>
+            </w:r>
+            <w:proofErr w:type="spellEnd"/>
+            <w:r>
+              <w:t>), housing (</w:t>
+            </w:r>
+            <w:proofErr w:type="spellStart"/>
+            <w:r>
+              <w:t>severe_housing_rate</w:t>
+            </w:r>
+            <w:proofErr w:type="spellEnd"/>
+            <w:r>
+              <w:t>), rurality (</w:t>
+            </w:r>
+            <w:proofErr w:type="spellStart"/>
+            <w:r>
+              <w:t>pct_rural</w:t>
+            </w:r>
+            <w:proofErr w:type="spellEnd"/>
+            <w:r>
+              <w:t>), age composition (pct_under18, pct_65plus), race/ethnicity (</w:t>
+            </w:r>
+            <w:proofErr w:type="spellStart"/>
+            <w:r>
+              <w:t>pct_black</w:t>
+            </w:r>
+            <w:proofErr w:type="spellEnd"/>
+            <w:r>
+              <w:t xml:space="preserve">, </w:t>
+            </w:r>
+            <w:proofErr w:type="spellStart"/>
+            <w:r>
+              <w:t>pct_aian</w:t>
+            </w:r>
+            <w:proofErr w:type="spellEnd"/>
+            <w:r>
+              <w:t xml:space="preserve">, </w:t>
+            </w:r>
+            <w:proofErr w:type="spellStart"/>
+            <w:r>
+              <w:t>pct_asian</w:t>
+            </w:r>
+            <w:proofErr w:type="spellEnd"/>
+            <w:r>
+              <w:t xml:space="preserve">, </w:t>
+            </w:r>
+            <w:proofErr w:type="spellStart"/>
+            <w:r>
+              <w:t>pct_hispanic</w:t>
+            </w:r>
+            <w:proofErr w:type="spellEnd"/>
+            <w:r>
+              <w:t xml:space="preserve">, </w:t>
+            </w:r>
+            <w:proofErr w:type="spellStart"/>
+            <w:r>
+              <w:t>pct_white</w:t>
+            </w:r>
+            <w:proofErr w:type="spellEnd"/>
+            <w:r>
+              <w:t xml:space="preserve">), and population. </w:t>
             </w:r>
             <w:r>
               <w:lastRenderedPageBreak/>
-              <w:t>plausibly downstream of insurance access and would complicate Part 1 interpretation.</w:t>
+              <w:t>Health-behavior measures (smoking, obesity, physical inactivity) are excluded because they are plausibly downstream of insurance access and would complicate Part 1 interpretation.</w:t>
             </w:r>
           </w:p>
         </w:tc>
@@ -520,7 +653,7 @@
         <w:tc>
           <w:tcPr>
             <w:cnfStyle w:val="001000000000" w:firstRow="0" w:lastRow="0" w:firstColumn="1" w:lastColumn="0" w:oddVBand="0" w:evenVBand="0" w:oddHBand="0" w:evenHBand="0" w:firstRowFirstColumn="0" w:firstRowLastColumn="0" w:lastRowFirstColumn="0" w:lastRowLastColumn="0"/>
-            <w:tcW w:w="395" w:type="pct"/>
+            <w:tcW w:w="396" w:type="pct"/>
           </w:tcPr>
           <w:p>
             <w:r>
@@ -573,7 +706,7 @@
         <w:tc>
           <w:tcPr>
             <w:cnfStyle w:val="001000000000" w:firstRow="0" w:lastRow="0" w:firstColumn="1" w:lastColumn="0" w:oddVBand="0" w:evenVBand="0" w:oddHBand="0" w:evenHBand="0" w:firstRowFirstColumn="0" w:firstRowLastColumn="0" w:lastRowFirstColumn="0" w:lastRowLastColumn="0"/>
-            <w:tcW w:w="395" w:type="pct"/>
+            <w:tcW w:w="396" w:type="pct"/>
           </w:tcPr>
           <w:p>
             <w:r>
@@ -602,8 +735,21 @@
             <w:pPr>
               <w:cnfStyle w:val="000000000000" w:firstRow="0" w:lastRow="0" w:firstColumn="0" w:lastColumn="0" w:oddVBand="0" w:evenVBand="0" w:oddHBand="0" w:evenHBand="0" w:firstRowFirstColumn="0" w:firstRowLastColumn="0" w:lastRowFirstColumn="0" w:lastRowLastColumn="0"/>
             </w:pPr>
-            <w:r>
-              <w:t>pct_black and pct_aian classified Sparse; available 2012-2019 only</w:t>
+            <w:proofErr w:type="spellStart"/>
+            <w:r>
+              <w:t>pct_black</w:t>
+            </w:r>
+            <w:proofErr w:type="spellEnd"/>
+            <w:r>
+              <w:t xml:space="preserve"> and </w:t>
+            </w:r>
+            <w:proofErr w:type="spellStart"/>
+            <w:r>
+              <w:t>pct_aian</w:t>
+            </w:r>
+            <w:proofErr w:type="spellEnd"/>
+            <w:r>
+              <w:t xml:space="preserve"> classified Sparse; available 2012-2019 only</w:t>
             </w:r>
           </w:p>
         </w:tc>
@@ -628,7 +774,7 @@
         <w:tc>
           <w:tcPr>
             <w:cnfStyle w:val="001000000000" w:firstRow="0" w:lastRow="0" w:firstColumn="1" w:lastColumn="0" w:oddVBand="0" w:evenVBand="0" w:oddHBand="0" w:evenHBand="0" w:firstRowFirstColumn="0" w:firstRowLastColumn="0" w:lastRowFirstColumn="0" w:lastRowLastColumn="0"/>
-            <w:tcW w:w="395" w:type="pct"/>
+            <w:tcW w:w="396" w:type="pct"/>
           </w:tcPr>
           <w:p>
             <w:r>
@@ -657,8 +803,13 @@
             <w:pPr>
               <w:cnfStyle w:val="000000100000" w:firstRow="0" w:lastRow="0" w:firstColumn="0" w:lastColumn="0" w:oddVBand="0" w:evenVBand="0" w:oddHBand="1" w:evenHBand="0" w:firstRowFirstColumn="0" w:firstRowLastColumn="0" w:lastRowFirstColumn="0" w:lastRowLastColumn="0"/>
             </w:pPr>
-            <w:r>
-              <w:t>poverty_rate classified Sparse despite spanning all 14 release years</w:t>
+            <w:proofErr w:type="spellStart"/>
+            <w:r>
+              <w:t>poverty_rate</w:t>
+            </w:r>
+            <w:proofErr w:type="spellEnd"/>
+            <w:r>
+              <w:t xml:space="preserve"> classified Sparse despite spanning all 14 release years</w:t>
             </w:r>
           </w:p>
         </w:tc>
@@ -670,8 +821,21 @@
             <w:pPr>
               <w:cnfStyle w:val="000000100000" w:firstRow="0" w:lastRow="0" w:firstColumn="0" w:lastColumn="0" w:oddVBand="0" w:evenVBand="0" w:oddHBand="1" w:evenHBand="0" w:firstRowFirstColumn="0" w:firstRowLastColumn="0" w:lastRowFirstColumn="0" w:lastRowLastColumn="0"/>
             </w:pPr>
-            <w:r>
-              <w:t>poverty_rate is 98% missing in 2013-2020 and present only in 2012 and 2021-2025 due to inconsistent CHR column population across releases. It cannot be used in longitudinal models. child_poverty_rate covers the complementary period (2013-2020) but is also Sparse. Together they cover most of the panel in non-overlapping windows.</w:t>
+            <w:proofErr w:type="spellStart"/>
+            <w:r>
+              <w:t>poverty_rate</w:t>
+            </w:r>
+            <w:proofErr w:type="spellEnd"/>
+            <w:r>
+              <w:t xml:space="preserve"> is 98% missing in 2013-2020 and present only in 2012 and 2021-2025 due to inconsistent CHR column population across releases. It cannot be used in longitudinal models. </w:t>
+            </w:r>
+            <w:proofErr w:type="spellStart"/>
+            <w:r>
+              <w:t>child_poverty_rate</w:t>
+            </w:r>
+            <w:proofErr w:type="spellEnd"/>
+            <w:r>
+              <w:t xml:space="preserve"> covers the complementary period (2013-2020) but is also Sparse. Together they cover most of the panel in non-overlapping windows.</w:t>
             </w:r>
           </w:p>
         </w:tc>
@@ -680,7 +844,7 @@
         <w:tc>
           <w:tcPr>
             <w:cnfStyle w:val="001000000000" w:firstRow="0" w:lastRow="0" w:firstColumn="1" w:lastColumn="0" w:oddVBand="0" w:evenVBand="0" w:oddHBand="0" w:evenHBand="0" w:firstRowFirstColumn="0" w:firstRowLastColumn="0" w:lastRowFirstColumn="0" w:lastRowLastColumn="0"/>
-            <w:tcW w:w="395" w:type="pct"/>
+            <w:tcW w:w="396" w:type="pct"/>
           </w:tcPr>
           <w:p>
             <w:r>
@@ -735,7 +899,7 @@
         <w:tc>
           <w:tcPr>
             <w:cnfStyle w:val="001000000000" w:firstRow="0" w:lastRow="0" w:firstColumn="1" w:lastColumn="0" w:oddVBand="0" w:evenVBand="0" w:oddHBand="0" w:evenHBand="0" w:firstRowFirstColumn="0" w:firstRowLastColumn="0" w:lastRowFirstColumn="0" w:lastRowLastColumn="0"/>
-            <w:tcW w:w="395" w:type="pct"/>
+            <w:tcW w:w="396" w:type="pct"/>
             <w:hideMark/>
           </w:tcPr>
           <w:p>
@@ -768,7 +932,39 @@
               <w:cnfStyle w:val="000000100000" w:firstRow="0" w:lastRow="0" w:firstColumn="0" w:lastColumn="0" w:oddVBand="0" w:evenVBand="0" w:oddHBand="1" w:evenHBand="0" w:firstRowFirstColumn="0" w:firstRowLastColumn="0" w:lastRowFirstColumn="0" w:lastRowLastColumn="0"/>
             </w:pPr>
             <w:r>
-              <w:t>Column-name aliases added for poverty_rate, child_poverty_rate, pct_black, and pct_aian; reclassified as Core</w:t>
+              <w:t xml:space="preserve">Column-name aliases added for </w:t>
+            </w:r>
+            <w:proofErr w:type="spellStart"/>
+            <w:r>
+              <w:t>poverty_rate</w:t>
+            </w:r>
+            <w:proofErr w:type="spellEnd"/>
+            <w:r>
+              <w:t xml:space="preserve">, </w:t>
+            </w:r>
+            <w:proofErr w:type="spellStart"/>
+            <w:r>
+              <w:t>child_poverty_rate</w:t>
+            </w:r>
+            <w:proofErr w:type="spellEnd"/>
+            <w:r>
+              <w:t xml:space="preserve">, </w:t>
+            </w:r>
+            <w:proofErr w:type="spellStart"/>
+            <w:r>
+              <w:t>pct_black</w:t>
+            </w:r>
+            <w:proofErr w:type="spellEnd"/>
+            <w:r>
+              <w:t xml:space="preserve">, and </w:t>
+            </w:r>
+            <w:proofErr w:type="spellStart"/>
+            <w:r>
+              <w:t>pct_aian</w:t>
+            </w:r>
+            <w:proofErr w:type="spellEnd"/>
+            <w:r>
+              <w:t>; reclassified as Core</w:t>
             </w:r>
           </w:p>
         </w:tc>
@@ -782,7 +978,23 @@
               <w:cnfStyle w:val="000000100000" w:firstRow="0" w:lastRow="0" w:firstColumn="0" w:lastColumn="0" w:oddVBand="0" w:evenVBand="0" w:oddHBand="1" w:evenHBand="0" w:firstRowFirstColumn="0" w:firstRowLastColumn="0" w:lastRowFirstColumn="0" w:lastRowLastColumn="0"/>
             </w:pPr>
             <w:r>
-              <w:t>These four variables are available in every CHR release year but appeared under different column names across releases. Adding alias entries to FEATURE_MAP (e.g., "% Non-Hispanic Black raw value" for pct_black, "Population below poverty line raw value" for poverty_rate) brings their missingness to Core levels. The panel was rebuilt and chr_panel.csv updated.</w:t>
+              <w:t xml:space="preserve">These four variables are available in every CHR release year but appeared under different column names across releases. Adding alias entries to FEATURE_MAP (e.g., "% Non-Hispanic Black raw value" for </w:t>
+            </w:r>
+            <w:proofErr w:type="spellStart"/>
+            <w:r>
+              <w:t>pct_black</w:t>
+            </w:r>
+            <w:proofErr w:type="spellEnd"/>
+            <w:r>
+              <w:t xml:space="preserve">, "Population below poverty line raw value" for </w:t>
+            </w:r>
+            <w:proofErr w:type="spellStart"/>
+            <w:r>
+              <w:t>poverty_rate</w:t>
+            </w:r>
+            <w:proofErr w:type="spellEnd"/>
+            <w:r>
+              <w:t>) brings their missingness to Core levels. The panel was rebuilt and chr_panel.csv updated.</w:t>
             </w:r>
           </w:p>
         </w:tc>
@@ -791,7 +1003,7 @@
         <w:tc>
           <w:tcPr>
             <w:cnfStyle w:val="001000000000" w:firstRow="0" w:lastRow="0" w:firstColumn="1" w:lastColumn="0" w:oddVBand="0" w:evenVBand="0" w:oddHBand="0" w:evenHBand="0" w:firstRowFirstColumn="0" w:firstRowLastColumn="0" w:lastRowFirstColumn="0" w:lastRowLastColumn="0"/>
-            <w:tcW w:w="395" w:type="pct"/>
+            <w:tcW w:w="396" w:type="pct"/>
             <w:hideMark/>
           </w:tcPr>
           <w:p>
@@ -823,8 +1035,29 @@
             <w:pPr>
               <w:cnfStyle w:val="000000000000" w:firstRow="0" w:lastRow="0" w:firstColumn="0" w:lastColumn="0" w:oddVBand="0" w:evenVBand="0" w:oddHBand="0" w:evenHBand="0" w:firstRowFirstColumn="0" w:firstRowLastColumn="0" w:lastRowFirstColumn="0" w:lastRowLastColumn="0"/>
             </w:pPr>
-            <w:r>
-              <w:t>income_inequality, pct_white, and severe_housing_rate confirmed as genuinely Sparse for 2011-2014 window</w:t>
+            <w:proofErr w:type="spellStart"/>
+            <w:r>
+              <w:t>income_inequality</w:t>
+            </w:r>
+            <w:proofErr w:type="spellEnd"/>
+            <w:r>
+              <w:t xml:space="preserve">, </w:t>
+            </w:r>
+            <w:proofErr w:type="spellStart"/>
+            <w:r>
+              <w:t>pct_white</w:t>
+            </w:r>
+            <w:proofErr w:type="spellEnd"/>
+            <w:r>
+              <w:t xml:space="preserve">, and </w:t>
+            </w:r>
+            <w:proofErr w:type="spellStart"/>
+            <w:r>
+              <w:t>severe_housing_rate</w:t>
+            </w:r>
+            <w:proofErr w:type="spellEnd"/>
+            <w:r>
+              <w:t xml:space="preserve"> confirmed as genuinely Sparse for 2011-2014 window</w:t>
             </w:r>
           </w:p>
         </w:tc>
@@ -838,7 +1071,31 @@
               <w:cnfStyle w:val="000000000000" w:firstRow="0" w:lastRow="0" w:firstColumn="0" w:lastColumn="0" w:oddVBand="0" w:evenVBand="0" w:oddHBand="0" w:evenHBand="0" w:firstRowFirstColumn="0" w:firstRowLastColumn="0" w:lastRowFirstColumn="0" w:lastRowLastColumn="0"/>
             </w:pPr>
             <w:r>
-              <w:t>CHR did not back-fill these measures for earlier releases. income_inequality is absent in release years 2011-2014; pct_white is absent in 2011-2012; severe_housing_rate is absent in 2011-2013. These gaps are irreversible without an external data source and are documented as real structural missingness.</w:t>
+              <w:t xml:space="preserve">CHR did not back-fill these measures for earlier releases. </w:t>
+            </w:r>
+            <w:proofErr w:type="spellStart"/>
+            <w:r>
+              <w:t>income_inequality</w:t>
+            </w:r>
+            <w:proofErr w:type="spellEnd"/>
+            <w:r>
+              <w:t xml:space="preserve"> is absent in release years 2011-2014; </w:t>
+            </w:r>
+            <w:proofErr w:type="spellStart"/>
+            <w:r>
+              <w:t>pct_white</w:t>
+            </w:r>
+            <w:proofErr w:type="spellEnd"/>
+            <w:r>
+              <w:t xml:space="preserve"> is absent in 2011-2012; </w:t>
+            </w:r>
+            <w:proofErr w:type="spellStart"/>
+            <w:r>
+              <w:t>severe_housing_rate</w:t>
+            </w:r>
+            <w:proofErr w:type="spellEnd"/>
+            <w:r>
+              <w:t xml:space="preserve"> is absent in 2011-2013. These gaps are irreversible without an external data source and are documented as real structural missingness.</w:t>
             </w:r>
           </w:p>
         </w:tc>
@@ -850,7 +1107,7 @@
         <w:tc>
           <w:tcPr>
             <w:cnfStyle w:val="001000000000" w:firstRow="0" w:lastRow="0" w:firstColumn="1" w:lastColumn="0" w:oddVBand="0" w:evenVBand="0" w:oddHBand="0" w:evenHBand="0" w:firstRowFirstColumn="0" w:firstRowLastColumn="0" w:lastRowFirstColumn="0" w:lastRowLastColumn="0"/>
-            <w:tcW w:w="395" w:type="pct"/>
+            <w:tcW w:w="396" w:type="pct"/>
             <w:hideMark/>
           </w:tcPr>
           <w:p>
@@ -897,7 +1154,35 @@
               <w:cnfStyle w:val="000000100000" w:firstRow="0" w:lastRow="0" w:firstColumn="0" w:lastColumn="0" w:oddVBand="0" w:evenVBand="0" w:oddHBand="1" w:evenHBand="0" w:firstRowFirstColumn="0" w:firstRowLastColumn="0" w:lastRowFirstColumn="0" w:lastRowLastColumn="0"/>
             </w:pPr>
             <w:r>
-              <w:t>All Core predictors are fully populated from release year 2015 onward. Using 2015-2025 eliminates the need to handle structural missingness in income_inequality, pct_white, and severe_housing_rate for the panel regression. The descriptive analysis uses the full 2012-2025 panel.</w:t>
+              <w:t xml:space="preserve">All Core predictors are fully populated from release year 2015 onward. Using 2015-2025 eliminates the need to handle structural missingness in </w:t>
+            </w:r>
+            <w:proofErr w:type="spellStart"/>
+            <w:r>
+              <w:t>income_inequality</w:t>
+            </w:r>
+            <w:proofErr w:type="spellEnd"/>
+            <w:r>
+              <w:t xml:space="preserve">, </w:t>
+            </w:r>
+            <w:proofErr w:type="spellStart"/>
+            <w:r>
+              <w:t>pct_white</w:t>
+            </w:r>
+            <w:proofErr w:type="spellEnd"/>
+            <w:r>
+              <w:t xml:space="preserve">, and </w:t>
+            </w:r>
+            <w:proofErr w:type="spellStart"/>
+            <w:r>
+              <w:t>severe_housing_rate</w:t>
+            </w:r>
+            <w:proofErr w:type="spellEnd"/>
+            <w:r>
+              <w:t xml:space="preserve"> for the panel </w:t>
+            </w:r>
+            <w:r>
+              <w:lastRenderedPageBreak/>
+              <w:t>regression. The descriptive analysis uses the full 2012-2025 panel.</w:t>
             </w:r>
           </w:p>
         </w:tc>
@@ -906,11 +1191,12 @@
         <w:tc>
           <w:tcPr>
             <w:cnfStyle w:val="001000000000" w:firstRow="0" w:lastRow="0" w:firstColumn="1" w:lastColumn="0" w:oddVBand="0" w:evenVBand="0" w:oddHBand="0" w:evenHBand="0" w:firstRowFirstColumn="0" w:firstRowLastColumn="0" w:lastRowFirstColumn="0" w:lastRowLastColumn="0"/>
-            <w:tcW w:w="395" w:type="pct"/>
+            <w:tcW w:w="396" w:type="pct"/>
             <w:hideMark/>
           </w:tcPr>
           <w:p>
             <w:r>
+              <w:lastRenderedPageBreak/>
               <w:t>4</w:t>
             </w:r>
           </w:p>
@@ -939,11 +1225,7 @@
               <w:cnfStyle w:val="000000000000" w:firstRow="0" w:lastRow="0" w:firstColumn="0" w:lastColumn="0" w:oddVBand="0" w:evenVBand="0" w:oddHBand="0" w:evenHBand="0" w:firstRowFirstColumn="0" w:firstRowLastColumn="0" w:lastRowFirstColumn="0" w:lastRowLastColumn="0"/>
             </w:pPr>
             <w:r>
-              <w:t xml:space="preserve">Medicaid expansion comparison uses population-weighted </w:t>
-            </w:r>
-            <w:r>
-              <w:lastRenderedPageBreak/>
-              <w:t>group means with binary expansion status from Kaiser Family Foundation tracker</w:t>
+              <w:t>Medicaid expansion comparison uses population-weighted group means with binary expansion status from Kaiser Family Foundation tracker</w:t>
             </w:r>
           </w:p>
         </w:tc>
@@ -957,12 +1239,7 @@
               <w:cnfStyle w:val="000000000000" w:firstRow="0" w:lastRow="0" w:firstColumn="0" w:lastColumn="0" w:oddVBand="0" w:evenVBand="0" w:oddHBand="0" w:evenHBand="0" w:firstRowFirstColumn="0" w:firstRowLastColumn="0" w:lastRowFirstColumn="0" w:lastRowLastColumn="0"/>
             </w:pPr>
             <w:r>
-              <w:lastRenderedPageBreak/>
-              <w:t xml:space="preserve">Weighting by county population ensures that large counties contribute proportionally to the group trend. Binary expansion status (0/1) is </w:t>
-            </w:r>
-            <w:r>
-              <w:lastRenderedPageBreak/>
-              <w:t>derived from the KFF Medicaid expansion tracker. The comparison is explicitly descriptive and not interpreted causally, given systematic differences between expansion and non-expansion states. A formal event-time analysis using two-way fixed effects is deferred to Part 2.</w:t>
+              <w:t>Weighting by county population ensures that large counties contribute proportionally to the group trend. Binary expansion status (0/1) is derived from the KFF Medicaid expansion tracker. The comparison is explicitly descriptive and not interpreted causally, given systematic differences between expansion and non-expansion states. A formal event-time analysis using two-way fixed effects is deferred to Part 2.</w:t>
             </w:r>
           </w:p>
         </w:tc>
@@ -974,11 +1251,10 @@
         <w:tc>
           <w:tcPr>
             <w:cnfStyle w:val="001000000000" w:firstRow="0" w:lastRow="0" w:firstColumn="1" w:lastColumn="0" w:oddVBand="0" w:evenVBand="0" w:oddHBand="0" w:evenHBand="0" w:firstRowFirstColumn="0" w:firstRowLastColumn="0" w:lastRowFirstColumn="0" w:lastRowLastColumn="0"/>
-            <w:tcW w:w="395" w:type="pct"/>
-          </w:tcPr>
-          <w:p>
-            <w:r>
-              <w:lastRenderedPageBreak/>
+            <w:tcW w:w="396" w:type="pct"/>
+          </w:tcPr>
+          <w:p>
+            <w:r>
               <w:t>4</w:t>
             </w:r>
           </w:p>
@@ -1004,8 +1280,13 @@
             <w:pPr>
               <w:cnfStyle w:val="000000100000" w:firstRow="0" w:lastRow="0" w:firstColumn="0" w:lastColumn="0" w:oddVBand="0" w:evenVBand="0" w:oddHBand="1" w:evenHBand="0" w:firstRowFirstColumn="0" w:firstRowLastColumn="0" w:lastRowFirstColumn="0" w:lastRowLastColumn="0"/>
             </w:pPr>
-            <w:r>
-              <w:t>poverty_rate removed from feature map</w:t>
+            <w:proofErr w:type="spellStart"/>
+            <w:r>
+              <w:t>poverty_rate</w:t>
+            </w:r>
+            <w:proofErr w:type="spellEnd"/>
+            <w:r>
+              <w:t xml:space="preserve"> removed from feature map</w:t>
             </w:r>
           </w:p>
         </w:tc>
@@ -1017,8 +1298,13 @@
             <w:pPr>
               <w:cnfStyle w:val="000000100000" w:firstRow="0" w:lastRow="0" w:firstColumn="0" w:lastColumn="0" w:oddVBand="0" w:evenVBand="0" w:oddHBand="1" w:evenHBand="0" w:firstRowFirstColumn="0" w:firstRowLastColumn="0" w:lastRowFirstColumn="0" w:lastRowLastColumn="0"/>
             </w:pPr>
-            <w:r>
-              <w:t xml:space="preserve">poverty_rate (v118_rawvalue) </w:t>
+            <w:proofErr w:type="spellStart"/>
+            <w:r>
+              <w:t>poverty_rate</w:t>
+            </w:r>
+            <w:proofErr w:type="spellEnd"/>
+            <w:r>
+              <w:t xml:space="preserve"> (v118_rawvalue) </w:t>
             </w:r>
             <w:r>
               <w:t>was removed from the feature set after diagnostics confirmed it is populated exclusively for Wisconsin counties in the CHR files and is not a national county-level measure. Child poverty rate (v024_rawvalue) is retained as the poverty proxy and is Core-level across all 14 primary years.</w:t>
@@ -1030,7 +1316,7 @@
         <w:tc>
           <w:tcPr>
             <w:cnfStyle w:val="001000000000" w:firstRow="0" w:lastRow="0" w:firstColumn="1" w:lastColumn="0" w:oddVBand="0" w:evenVBand="0" w:oddHBand="0" w:evenHBand="0" w:firstRowFirstColumn="0" w:firstRowLastColumn="0" w:lastRowFirstColumn="0" w:lastRowLastColumn="0"/>
-            <w:tcW w:w="395" w:type="pct"/>
+            <w:tcW w:w="396" w:type="pct"/>
           </w:tcPr>
           <w:p>
             <w:r>
@@ -1085,8 +1371,44 @@
               <w:rPr>
                 <w:rFonts w:ascii="Calibri" w:eastAsia="Calibri" w:hAnsi="Calibri" w:cs="Calibri"/>
               </w:rPr>
-              <w:t>All 17 core features fully populated from 2015 onward; 2012-2014 excluded due to partial availability of income_inequality, severe_housing_rate, and pct_white</w:t>
-            </w:r>
+              <w:t xml:space="preserve">All 17 core features fully populated from 2015 onward; 2012-2014 excluded due to partial availability of </w:t>
+            </w:r>
+            <w:proofErr w:type="spellStart"/>
+            <w:r>
+              <w:rPr>
+                <w:rFonts w:ascii="Calibri" w:eastAsia="Calibri" w:hAnsi="Calibri" w:cs="Calibri"/>
+              </w:rPr>
+              <w:t>income_inequality</w:t>
+            </w:r>
+            <w:proofErr w:type="spellEnd"/>
+            <w:r>
+              <w:rPr>
+                <w:rFonts w:ascii="Calibri" w:eastAsia="Calibri" w:hAnsi="Calibri" w:cs="Calibri"/>
+              </w:rPr>
+              <w:t xml:space="preserve">, </w:t>
+            </w:r>
+            <w:proofErr w:type="spellStart"/>
+            <w:r>
+              <w:rPr>
+                <w:rFonts w:ascii="Calibri" w:eastAsia="Calibri" w:hAnsi="Calibri" w:cs="Calibri"/>
+              </w:rPr>
+              <w:t>severe_housing_rate</w:t>
+            </w:r>
+            <w:proofErr w:type="spellEnd"/>
+            <w:r>
+              <w:rPr>
+                <w:rFonts w:ascii="Calibri" w:eastAsia="Calibri" w:hAnsi="Calibri" w:cs="Calibri"/>
+              </w:rPr>
+              <w:t xml:space="preserve">, and </w:t>
+            </w:r>
+            <w:proofErr w:type="spellStart"/>
+            <w:r>
+              <w:rPr>
+                <w:rFonts w:ascii="Calibri" w:eastAsia="Calibri" w:hAnsi="Calibri" w:cs="Calibri"/>
+              </w:rPr>
+              <w:t>pct_white</w:t>
+            </w:r>
+            <w:proofErr w:type="spellEnd"/>
           </w:p>
         </w:tc>
       </w:tr>
@@ -1097,7 +1419,7 @@
         <w:tc>
           <w:tcPr>
             <w:cnfStyle w:val="001000000000" w:firstRow="0" w:lastRow="0" w:firstColumn="1" w:lastColumn="0" w:oddVBand="0" w:evenVBand="0" w:oddHBand="0" w:evenHBand="0" w:firstRowFirstColumn="0" w:firstRowLastColumn="0" w:lastRowFirstColumn="0" w:lastRowLastColumn="0"/>
-            <w:tcW w:w="395" w:type="pct"/>
+            <w:tcW w:w="396" w:type="pct"/>
           </w:tcPr>
           <w:p>
             <w:r>
@@ -1161,7 +1483,7 @@
         <w:tc>
           <w:tcPr>
             <w:cnfStyle w:val="001000000000" w:firstRow="0" w:lastRow="0" w:firstColumn="1" w:lastColumn="0" w:oddVBand="0" w:evenVBand="0" w:oddHBand="0" w:evenHBand="0" w:firstRowFirstColumn="0" w:firstRowLastColumn="0" w:lastRowFirstColumn="0" w:lastRowLastColumn="0"/>
-            <w:tcW w:w="395" w:type="pct"/>
+            <w:tcW w:w="396" w:type="pct"/>
           </w:tcPr>
           <w:p>
             <w:r>
@@ -1228,7 +1550,7 @@
         <w:tc>
           <w:tcPr>
             <w:cnfStyle w:val="001000000000" w:firstRow="0" w:lastRow="0" w:firstColumn="1" w:lastColumn="0" w:oddVBand="0" w:evenVBand="0" w:oddHBand="0" w:evenHBand="0" w:firstRowFirstColumn="0" w:firstRowLastColumn="0" w:lastRowFirstColumn="0" w:lastRowLastColumn="0"/>
-            <w:tcW w:w="395" w:type="pct"/>
+            <w:tcW w:w="396" w:type="pct"/>
           </w:tcPr>
           <w:p>
             <w:r>
@@ -1251,8 +1573,16 @@
               <w:rPr>
                 <w:rFonts w:ascii="Calibri" w:eastAsia="Calibri" w:hAnsi="Calibri" w:cs="Calibri"/>
               </w:rPr>
-              <w:t>Ridge standardisation</w:t>
-            </w:r>
+              <w:t xml:space="preserve">Ridge </w:t>
+            </w:r>
+            <w:proofErr w:type="spellStart"/>
+            <w:r>
+              <w:rPr>
+                <w:rFonts w:ascii="Calibri" w:eastAsia="Calibri" w:hAnsi="Calibri" w:cs="Calibri"/>
+              </w:rPr>
+              <w:t>standardisation</w:t>
+            </w:r>
+            <w:proofErr w:type="spellEnd"/>
           </w:p>
         </w:tc>
         <w:tc>
@@ -1263,12 +1593,28 @@
             <w:pPr>
               <w:cnfStyle w:val="000000100000" w:firstRow="0" w:lastRow="0" w:firstColumn="0" w:lastColumn="0" w:oddVBand="0" w:evenVBand="0" w:oddHBand="1" w:evenHBand="0" w:firstRowFirstColumn="0" w:firstRowLastColumn="0" w:lastRowFirstColumn="0" w:lastRowLastColumn="0"/>
             </w:pPr>
-            <w:r>
-              <w:rPr>
-                <w:rFonts w:ascii="Calibri" w:eastAsia="Calibri" w:hAnsi="Calibri" w:cs="Calibri"/>
-              </w:rPr>
-              <w:t>Standardise core features only; append year dummies unscaled before RidgeCV</w:t>
-            </w:r>
+            <w:proofErr w:type="spellStart"/>
+            <w:r>
+              <w:rPr>
+                <w:rFonts w:ascii="Calibri" w:eastAsia="Calibri" w:hAnsi="Calibri" w:cs="Calibri"/>
+              </w:rPr>
+              <w:t>Standardise</w:t>
+            </w:r>
+            <w:proofErr w:type="spellEnd"/>
+            <w:r>
+              <w:rPr>
+                <w:rFonts w:ascii="Calibri" w:eastAsia="Calibri" w:hAnsi="Calibri" w:cs="Calibri"/>
+              </w:rPr>
+              <w:t xml:space="preserve"> core features only; append year dummies unscaled before </w:t>
+            </w:r>
+            <w:proofErr w:type="spellStart"/>
+            <w:r>
+              <w:rPr>
+                <w:rFonts w:ascii="Calibri" w:eastAsia="Calibri" w:hAnsi="Calibri" w:cs="Calibri"/>
+              </w:rPr>
+              <w:t>RidgeCV</w:t>
+            </w:r>
+            <w:proofErr w:type="spellEnd"/>
           </w:p>
         </w:tc>
         <w:tc>
@@ -1283,7 +1629,21 @@
               <w:rPr>
                 <w:rFonts w:ascii="Calibri" w:eastAsia="Calibri" w:hAnsi="Calibri" w:cs="Calibri"/>
               </w:rPr>
-              <w:t>Ensures L2 penalty applies on a common scale across features without penalising time indicators</w:t>
+              <w:t xml:space="preserve">Ensures L2 penalty applies on a common scale across features without </w:t>
+            </w:r>
+            <w:proofErr w:type="spellStart"/>
+            <w:r>
+              <w:rPr>
+                <w:rFonts w:ascii="Calibri" w:eastAsia="Calibri" w:hAnsi="Calibri" w:cs="Calibri"/>
+              </w:rPr>
+              <w:t>penalising</w:t>
+            </w:r>
+            <w:proofErr w:type="spellEnd"/>
+            <w:r>
+              <w:rPr>
+                <w:rFonts w:ascii="Calibri" w:eastAsia="Calibri" w:hAnsi="Calibri" w:cs="Calibri"/>
+              </w:rPr>
+              <w:t xml:space="preserve"> time indicators</w:t>
             </w:r>
           </w:p>
         </w:tc>
@@ -1292,7 +1652,7 @@
         <w:tc>
           <w:tcPr>
             <w:cnfStyle w:val="001000000000" w:firstRow="0" w:lastRow="0" w:firstColumn="1" w:lastColumn="0" w:oddVBand="0" w:evenVBand="0" w:oddHBand="0" w:evenHBand="0" w:firstRowFirstColumn="0" w:firstRowLastColumn="0" w:lastRowFirstColumn="0" w:lastRowLastColumn="0"/>
-            <w:tcW w:w="395" w:type="pct"/>
+            <w:tcW w:w="396" w:type="pct"/>
           </w:tcPr>
           <w:p>
             <w:r>
@@ -1347,7 +1707,105 @@
               <w:rPr>
                 <w:rFonts w:ascii="Calibri" w:eastAsia="Calibri" w:hAnsi="Calibri" w:cs="Calibri"/>
               </w:rPr>
-              <w:t>Zeroed: income_inequality, unemployment_rate, hs_graduation_rate, single_parent_rate, pct_65plus, pct_black, pct_asian, population. Active set of 9 forms the prioritised Part 2 feature set</w:t>
+              <w:t xml:space="preserve">Zeroed: </w:t>
+            </w:r>
+            <w:proofErr w:type="spellStart"/>
+            <w:r>
+              <w:rPr>
+                <w:rFonts w:ascii="Calibri" w:eastAsia="Calibri" w:hAnsi="Calibri" w:cs="Calibri"/>
+              </w:rPr>
+              <w:t>income_inequality</w:t>
+            </w:r>
+            <w:proofErr w:type="spellEnd"/>
+            <w:r>
+              <w:rPr>
+                <w:rFonts w:ascii="Calibri" w:eastAsia="Calibri" w:hAnsi="Calibri" w:cs="Calibri"/>
+              </w:rPr>
+              <w:t xml:space="preserve">, </w:t>
+            </w:r>
+            <w:proofErr w:type="spellStart"/>
+            <w:r>
+              <w:rPr>
+                <w:rFonts w:ascii="Calibri" w:eastAsia="Calibri" w:hAnsi="Calibri" w:cs="Calibri"/>
+              </w:rPr>
+              <w:t>unemployment_rate</w:t>
+            </w:r>
+            <w:proofErr w:type="spellEnd"/>
+            <w:r>
+              <w:rPr>
+                <w:rFonts w:ascii="Calibri" w:eastAsia="Calibri" w:hAnsi="Calibri" w:cs="Calibri"/>
+              </w:rPr>
+              <w:t xml:space="preserve">, </w:t>
+            </w:r>
+            <w:proofErr w:type="spellStart"/>
+            <w:r>
+              <w:rPr>
+                <w:rFonts w:ascii="Calibri" w:eastAsia="Calibri" w:hAnsi="Calibri" w:cs="Calibri"/>
+              </w:rPr>
+              <w:t>hs_graduation_rate</w:t>
+            </w:r>
+            <w:proofErr w:type="spellEnd"/>
+            <w:r>
+              <w:rPr>
+                <w:rFonts w:ascii="Calibri" w:eastAsia="Calibri" w:hAnsi="Calibri" w:cs="Calibri"/>
+              </w:rPr>
+              <w:t xml:space="preserve">, </w:t>
+            </w:r>
+            <w:proofErr w:type="spellStart"/>
+            <w:r>
+              <w:rPr>
+                <w:rFonts w:ascii="Calibri" w:eastAsia="Calibri" w:hAnsi="Calibri" w:cs="Calibri"/>
+              </w:rPr>
+              <w:t>single_parent_rate</w:t>
+            </w:r>
+            <w:proofErr w:type="spellEnd"/>
+            <w:r>
+              <w:rPr>
+                <w:rFonts w:ascii="Calibri" w:eastAsia="Calibri" w:hAnsi="Calibri" w:cs="Calibri"/>
+              </w:rPr>
+              <w:t xml:space="preserve">, pct_65plus, </w:t>
+            </w:r>
+            <w:proofErr w:type="spellStart"/>
+            <w:r>
+              <w:rPr>
+                <w:rFonts w:ascii="Calibri" w:eastAsia="Calibri" w:hAnsi="Calibri" w:cs="Calibri"/>
+              </w:rPr>
+              <w:t>pct_black</w:t>
+            </w:r>
+            <w:proofErr w:type="spellEnd"/>
+            <w:r>
+              <w:rPr>
+                <w:rFonts w:ascii="Calibri" w:eastAsia="Calibri" w:hAnsi="Calibri" w:cs="Calibri"/>
+              </w:rPr>
+              <w:t xml:space="preserve">, </w:t>
+            </w:r>
+            <w:proofErr w:type="spellStart"/>
+            <w:r>
+              <w:rPr>
+                <w:rFonts w:ascii="Calibri" w:eastAsia="Calibri" w:hAnsi="Calibri" w:cs="Calibri"/>
+              </w:rPr>
+              <w:t>pct_asian</w:t>
+            </w:r>
+            <w:proofErr w:type="spellEnd"/>
+            <w:r>
+              <w:rPr>
+                <w:rFonts w:ascii="Calibri" w:eastAsia="Calibri" w:hAnsi="Calibri" w:cs="Calibri"/>
+              </w:rPr>
+              <w:t xml:space="preserve">, population. Active set of 9 forms the </w:t>
+            </w:r>
+            <w:proofErr w:type="spellStart"/>
+            <w:r>
+              <w:rPr>
+                <w:rFonts w:ascii="Calibri" w:eastAsia="Calibri" w:hAnsi="Calibri" w:cs="Calibri"/>
+              </w:rPr>
+              <w:t>prioritised</w:t>
+            </w:r>
+            <w:proofErr w:type="spellEnd"/>
+            <w:r>
+              <w:rPr>
+                <w:rFonts w:ascii="Calibri" w:eastAsia="Calibri" w:hAnsi="Calibri" w:cs="Calibri"/>
+              </w:rPr>
+              <w:t xml:space="preserve"> Part 2 feature set</w:t>
             </w:r>
           </w:p>
         </w:tc>
@@ -1359,7 +1817,7 @@
         <w:tc>
           <w:tcPr>
             <w:cnfStyle w:val="001000000000" w:firstRow="0" w:lastRow="0" w:firstColumn="1" w:lastColumn="0" w:oddVBand="0" w:evenVBand="0" w:oddHBand="0" w:evenHBand="0" w:firstRowFirstColumn="0" w:firstRowLastColumn="0" w:lastRowFirstColumn="0" w:lastRowLastColumn="0"/>
-            <w:tcW w:w="395" w:type="pct"/>
+            <w:tcW w:w="396" w:type="pct"/>
           </w:tcPr>
           <w:p>
             <w:r>
@@ -1378,12 +1836,14 @@
             <w:pPr>
               <w:cnfStyle w:val="000000100000" w:firstRow="0" w:lastRow="0" w:firstColumn="0" w:lastColumn="0" w:oddVBand="0" w:evenVBand="0" w:oddHBand="1" w:evenHBand="0" w:firstRowFirstColumn="0" w:firstRowLastColumn="0" w:lastRowFirstColumn="0" w:lastRowLastColumn="0"/>
             </w:pPr>
+            <w:proofErr w:type="spellStart"/>
             <w:r>
               <w:rPr>
                 <w:rFonts w:ascii="Calibri" w:eastAsia="Calibri" w:hAnsi="Calibri" w:cs="Calibri"/>
               </w:rPr>
               <w:t>hs_graduation_rate</w:t>
             </w:r>
+            <w:proofErr w:type="spellEnd"/>
           </w:p>
         </w:tc>
         <w:tc>
@@ -1414,7 +1874,21 @@
               <w:rPr>
                 <w:rFonts w:ascii="Calibri" w:eastAsia="Calibri" w:hAnsi="Calibri" w:cs="Calibri"/>
               </w:rPr>
-              <w:t>Lasso absorbs signal into some_college_rate; random forest finds nonlinear value independently; keeping avoids discarding a theoretically important predictor</w:t>
+              <w:t xml:space="preserve">Lasso absorbs signal into </w:t>
+            </w:r>
+            <w:proofErr w:type="spellStart"/>
+            <w:r>
+              <w:rPr>
+                <w:rFonts w:ascii="Calibri" w:eastAsia="Calibri" w:hAnsi="Calibri" w:cs="Calibri"/>
+              </w:rPr>
+              <w:t>some_college_rate</w:t>
+            </w:r>
+            <w:proofErr w:type="spellEnd"/>
+            <w:r>
+              <w:rPr>
+                <w:rFonts w:ascii="Calibri" w:eastAsia="Calibri" w:hAnsi="Calibri" w:cs="Calibri"/>
+              </w:rPr>
+              <w:t>; random forest finds nonlinear value independently; keeping avoids discarding a theoretically important predictor</w:t>
             </w:r>
           </w:p>
         </w:tc>
@@ -1423,7 +1897,7 @@
         <w:tc>
           <w:tcPr>
             <w:cnfStyle w:val="001000000000" w:firstRow="0" w:lastRow="0" w:firstColumn="1" w:lastColumn="0" w:oddVBand="0" w:evenVBand="0" w:oddHBand="0" w:evenHBand="0" w:firstRowFirstColumn="0" w:firstRowLastColumn="0" w:lastRowFirstColumn="0" w:lastRowLastColumn="0"/>
-            <w:tcW w:w="395" w:type="pct"/>
+            <w:tcW w:w="396" w:type="pct"/>
           </w:tcPr>
           <w:p>
             <w:pPr>
@@ -1450,12 +1924,14 @@
                 <w:rFonts w:ascii="Calibri" w:eastAsia="Calibri" w:hAnsi="Calibri" w:cs="Calibri"/>
               </w:rPr>
             </w:pPr>
+            <w:proofErr w:type="spellStart"/>
             <w:r>
               <w:rPr>
                 <w:rFonts w:ascii="Calibri" w:eastAsia="Calibri" w:hAnsi="Calibri" w:cs="Calibri"/>
               </w:rPr>
               <w:t>unemployment_rate</w:t>
             </w:r>
+            <w:proofErr w:type="spellEnd"/>
           </w:p>
         </w:tc>
         <w:tc>
@@ -1504,7 +1980,7 @@
         <w:tc>
           <w:tcPr>
             <w:cnfStyle w:val="001000000000" w:firstRow="0" w:lastRow="0" w:firstColumn="1" w:lastColumn="0" w:oddVBand="0" w:evenVBand="0" w:oddHBand="0" w:evenHBand="0" w:firstRowFirstColumn="0" w:firstRowLastColumn="0" w:lastRowFirstColumn="0" w:lastRowLastColumn="0"/>
-            <w:tcW w:w="395" w:type="pct"/>
+            <w:tcW w:w="396" w:type="pct"/>
           </w:tcPr>
           <w:p>
             <w:pPr>
@@ -1582,18 +2058,19 @@
         <w:tc>
           <w:tcPr>
             <w:cnfStyle w:val="001000000000" w:firstRow="0" w:lastRow="0" w:firstColumn="1" w:lastColumn="0" w:oddVBand="0" w:evenVBand="0" w:oddHBand="0" w:evenHBand="0" w:firstRowFirstColumn="0" w:firstRowLastColumn="0" w:lastRowFirstColumn="0" w:lastRowLastColumn="0"/>
-            <w:tcW w:w="395" w:type="pct"/>
-          </w:tcPr>
-          <w:p>
-            <w:pPr>
-              <w:rPr>
-                <w:rFonts w:ascii="Calibri" w:eastAsia="Calibri" w:hAnsi="Calibri" w:cs="Calibri"/>
-              </w:rPr>
-            </w:pPr>
-            <w:r>
-              <w:rPr>
-                <w:rFonts w:ascii="Calibri" w:eastAsia="Calibri" w:hAnsi="Calibri" w:cs="Calibri"/>
-              </w:rPr>
+            <w:tcW w:w="396" w:type="pct"/>
+          </w:tcPr>
+          <w:p>
+            <w:pPr>
+              <w:rPr>
+                <w:rFonts w:ascii="Calibri" w:eastAsia="Calibri" w:hAnsi="Calibri" w:cs="Calibri"/>
+              </w:rPr>
+            </w:pPr>
+            <w:r>
+              <w:rPr>
+                <w:rFonts w:ascii="Calibri" w:eastAsia="Calibri" w:hAnsi="Calibri" w:cs="Calibri"/>
+              </w:rPr>
+              <w:lastRenderedPageBreak/>
               <w:t>5</w:t>
             </w:r>
           </w:p>
@@ -1663,7 +2140,7 @@
         <w:tc>
           <w:tcPr>
             <w:cnfStyle w:val="001000000000" w:firstRow="0" w:lastRow="0" w:firstColumn="1" w:lastColumn="0" w:oddVBand="0" w:evenVBand="0" w:oddHBand="0" w:evenHBand="0" w:firstRowFirstColumn="0" w:firstRowLastColumn="0" w:lastRowFirstColumn="0" w:lastRowLastColumn="0"/>
-            <w:tcW w:w="395" w:type="pct"/>
+            <w:tcW w:w="396" w:type="pct"/>
           </w:tcPr>
           <w:p>
             <w:pPr>
@@ -1690,12 +2167,14 @@
                 <w:rFonts w:ascii="Calibri" w:eastAsia="Calibri" w:hAnsi="Calibri" w:cs="Calibri"/>
               </w:rPr>
             </w:pPr>
+            <w:proofErr w:type="spellStart"/>
             <w:r>
               <w:rPr>
                 <w:rFonts w:ascii="Calibri" w:eastAsia="Calibri" w:hAnsi="Calibri" w:cs="Calibri"/>
               </w:rPr>
               <w:t>single_parent_rate</w:t>
             </w:r>
+            <w:proofErr w:type="spellEnd"/>
           </w:p>
         </w:tc>
         <w:tc>
@@ -1709,11 +2188,19 @@
                 <w:rFonts w:ascii="Calibri" w:eastAsia="Calibri" w:hAnsi="Calibri" w:cs="Calibri"/>
               </w:rPr>
             </w:pPr>
-            <w:r>
-              <w:rPr>
-                <w:rFonts w:ascii="Calibri" w:eastAsia="Calibri" w:hAnsi="Calibri" w:cs="Calibri"/>
-              </w:rPr>
-              <w:t>single_parent_rate flagged for exclusion from Part 2</w:t>
+            <w:proofErr w:type="spellStart"/>
+            <w:r>
+              <w:rPr>
+                <w:rFonts w:ascii="Calibri" w:eastAsia="Calibri" w:hAnsi="Calibri" w:cs="Calibri"/>
+              </w:rPr>
+              <w:t>single_parent_rate</w:t>
+            </w:r>
+            <w:proofErr w:type="spellEnd"/>
+            <w:r>
+              <w:rPr>
+                <w:rFonts w:ascii="Calibri" w:eastAsia="Calibri" w:hAnsi="Calibri" w:cs="Calibri"/>
+              </w:rPr>
+              <w:t xml:space="preserve"> flagged for exclusion from Part 2</w:t>
             </w:r>
           </w:p>
         </w:tc>
@@ -1733,6 +2220,313 @@
                 <w:rFonts w:ascii="Calibri" w:eastAsia="Calibri" w:hAnsi="Calibri" w:cs="Calibri"/>
               </w:rPr>
               <w:t>Lasso-inactive, RF rank 17 of 17; signal fully absorbed by poverty and income measures across all three model types</w:t>
+            </w:r>
+          </w:p>
+        </w:tc>
+      </w:tr>
+      <w:tr>
+        <w:tc>
+          <w:tcPr>
+            <w:cnfStyle w:val="001000000000" w:firstRow="0" w:lastRow="0" w:firstColumn="1" w:lastColumn="0" w:oddVBand="0" w:evenVBand="0" w:oddHBand="0" w:evenHBand="0" w:firstRowFirstColumn="0" w:firstRowLastColumn="0" w:lastRowFirstColumn="0" w:lastRowLastColumn="0"/>
+            <w:tcW w:w="396" w:type="pct"/>
+          </w:tcPr>
+          <w:p>
+            <w:pPr>
+              <w:rPr>
+                <w:rFonts w:ascii="Calibri" w:eastAsia="Calibri" w:hAnsi="Calibri" w:cs="Calibri"/>
+              </w:rPr>
+            </w:pPr>
+            <w:r>
+              <w:rPr>
+                <w:rFonts w:ascii="Calibri" w:eastAsia="Calibri" w:hAnsi="Calibri" w:cs="Calibri"/>
+              </w:rPr>
+              <w:t>6</w:t>
+            </w:r>
+          </w:p>
+        </w:tc>
+        <w:tc>
+          <w:tcPr>
+            <w:tcW w:w="1014" w:type="pct"/>
+          </w:tcPr>
+          <w:p>
+            <w:pPr>
+              <w:cnfStyle w:val="000000000000" w:firstRow="0" w:lastRow="0" w:firstColumn="0" w:lastColumn="0" w:oddVBand="0" w:evenVBand="0" w:oddHBand="0" w:evenHBand="0" w:firstRowFirstColumn="0" w:firstRowLastColumn="0" w:lastRowFirstColumn="0" w:lastRowLastColumn="0"/>
+              <w:rPr>
+                <w:rFonts w:ascii="Calibri" w:eastAsia="Calibri" w:hAnsi="Calibri" w:cs="Calibri"/>
+              </w:rPr>
+            </w:pPr>
+            <w:r>
+              <w:rPr>
+                <w:rFonts w:ascii="Calibri" w:eastAsia="Calibri" w:hAnsi="Calibri" w:cs="Calibri"/>
+              </w:rPr>
+              <w:t>Two-way FE model specification</w:t>
+            </w:r>
+          </w:p>
+        </w:tc>
+        <w:tc>
+          <w:tcPr>
+            <w:tcW w:w="1114" w:type="pct"/>
+          </w:tcPr>
+          <w:p>
+            <w:pPr>
+              <w:cnfStyle w:val="000000000000" w:firstRow="0" w:lastRow="0" w:firstColumn="0" w:lastColumn="0" w:oddVBand="0" w:evenVBand="0" w:oddHBand="0" w:evenHBand="0" w:firstRowFirstColumn="0" w:firstRowLastColumn="0" w:lastRowFirstColumn="0" w:lastRowLastColumn="0"/>
+              <w:rPr>
+                <w:rFonts w:ascii="Calibri" w:eastAsia="Calibri" w:hAnsi="Calibri" w:cs="Calibri"/>
+              </w:rPr>
+            </w:pPr>
+            <w:r>
+              <w:t>Confirmed</w:t>
+            </w:r>
+            <w:r>
+              <w:t xml:space="preserve"> </w:t>
+            </w:r>
+            <w:proofErr w:type="spellStart"/>
+            <w:r>
+              <w:rPr>
+                <w:rStyle w:val="HTMLCode"/>
+                <w:rFonts w:eastAsia="Arial"/>
+              </w:rPr>
+              <w:t>unemployment_rate</w:t>
+            </w:r>
+            <w:proofErr w:type="spellEnd"/>
+            <w:r>
+              <w:t xml:space="preserve"> sign reverses between pooled (negative, p&lt;0.001) and two-way FE (positive, p=0.030) specifications</w:t>
+            </w:r>
+          </w:p>
+        </w:tc>
+        <w:tc>
+          <w:tcPr>
+            <w:tcW w:w="2476" w:type="pct"/>
+          </w:tcPr>
+          <w:p>
+            <w:pPr>
+              <w:cnfStyle w:val="000000000000" w:firstRow="0" w:lastRow="0" w:firstColumn="0" w:lastColumn="0" w:oddVBand="0" w:evenVBand="0" w:oddHBand="0" w:evenHBand="0" w:firstRowFirstColumn="0" w:firstRowLastColumn="0" w:lastRowFirstColumn="0" w:lastRowLastColumn="0"/>
+              <w:rPr>
+                <w:rFonts w:ascii="Calibri" w:eastAsia="Calibri" w:hAnsi="Calibri" w:cs="Calibri"/>
+              </w:rPr>
+            </w:pPr>
+            <w:r>
+              <w:t>Both estimates are statistically significant, so this is a genuine within- vs. between-county divergence, not noise. Flagging for professor discussion since the pooled sign is counterintuitive on its own (higher unemployment associated with lower uninsured rate across counties)</w:t>
+            </w:r>
+          </w:p>
+        </w:tc>
+      </w:tr>
+      <w:tr>
+        <w:trPr>
+          <w:cnfStyle w:val="000000100000" w:firstRow="0" w:lastRow="0" w:firstColumn="0" w:lastColumn="0" w:oddVBand="0" w:evenVBand="0" w:oddHBand="1" w:evenHBand="0" w:firstRowFirstColumn="0" w:firstRowLastColumn="0" w:lastRowFirstColumn="0" w:lastRowLastColumn="0"/>
+        </w:trPr>
+        <w:tc>
+          <w:tcPr>
+            <w:cnfStyle w:val="001000000000" w:firstRow="0" w:lastRow="0" w:firstColumn="1" w:lastColumn="0" w:oddVBand="0" w:evenVBand="0" w:oddHBand="0" w:evenHBand="0" w:firstRowFirstColumn="0" w:firstRowLastColumn="0" w:lastRowFirstColumn="0" w:lastRowLastColumn="0"/>
+            <w:tcW w:w="396" w:type="pct"/>
+          </w:tcPr>
+          <w:p>
+            <w:pPr>
+              <w:rPr>
+                <w:rFonts w:ascii="Calibri" w:eastAsia="Calibri" w:hAnsi="Calibri" w:cs="Calibri"/>
+              </w:rPr>
+            </w:pPr>
+            <w:r>
+              <w:rPr>
+                <w:rFonts w:ascii="Calibri" w:eastAsia="Calibri" w:hAnsi="Calibri" w:cs="Calibri"/>
+              </w:rPr>
+              <w:t>6</w:t>
+            </w:r>
+          </w:p>
+        </w:tc>
+        <w:tc>
+          <w:tcPr>
+            <w:tcW w:w="1014" w:type="pct"/>
+          </w:tcPr>
+          <w:p>
+            <w:pPr>
+              <w:cnfStyle w:val="000000100000" w:firstRow="0" w:lastRow="0" w:firstColumn="0" w:lastColumn="0" w:oddVBand="0" w:evenVBand="0" w:oddHBand="1" w:evenHBand="0" w:firstRowFirstColumn="0" w:firstRowLastColumn="0" w:lastRowFirstColumn="0" w:lastRowLastColumn="0"/>
+              <w:rPr>
+                <w:rFonts w:ascii="Calibri" w:eastAsia="Calibri" w:hAnsi="Calibri" w:cs="Calibri"/>
+              </w:rPr>
+            </w:pPr>
+            <w:r>
+              <w:rPr>
+                <w:rFonts w:ascii="Calibri" w:eastAsia="Calibri" w:hAnsi="Calibri" w:cs="Calibri"/>
+              </w:rPr>
+              <w:t>Two-way FE model specification</w:t>
+            </w:r>
+          </w:p>
+        </w:tc>
+        <w:tc>
+          <w:tcPr>
+            <w:tcW w:w="1114" w:type="pct"/>
+          </w:tcPr>
+          <w:p>
+            <w:pPr>
+              <w:cnfStyle w:val="000000100000" w:firstRow="0" w:lastRow="0" w:firstColumn="0" w:lastColumn="0" w:oddVBand="0" w:evenVBand="0" w:oddHBand="1" w:evenHBand="0" w:firstRowFirstColumn="0" w:firstRowLastColumn="0" w:lastRowFirstColumn="0" w:lastRowLastColumn="0"/>
+              <w:rPr>
+                <w:rFonts w:ascii="Calibri" w:eastAsia="Calibri" w:hAnsi="Calibri" w:cs="Calibri"/>
+              </w:rPr>
+            </w:pPr>
+            <w:r>
+              <w:rPr>
+                <w:rStyle w:val="HTMLCode"/>
+                <w:rFonts w:eastAsia="Arial"/>
+              </w:rPr>
+              <w:t>pct_65plus</w:t>
+            </w:r>
+            <w:r>
+              <w:t xml:space="preserve"> moves from non-significant in pooled (p=0.267) to significant negative in two-way FE (p=0.0025)</w:t>
+            </w:r>
+          </w:p>
+        </w:tc>
+        <w:tc>
+          <w:tcPr>
+            <w:tcW w:w="2476" w:type="pct"/>
+          </w:tcPr>
+          <w:p>
+            <w:pPr>
+              <w:cnfStyle w:val="000000100000" w:firstRow="0" w:lastRow="0" w:firstColumn="0" w:lastColumn="0" w:oddVBand="0" w:evenVBand="0" w:oddHBand="1" w:evenHBand="0" w:firstRowFirstColumn="0" w:firstRowLastColumn="0" w:lastRowFirstColumn="0" w:lastRowLastColumn="0"/>
+              <w:rPr>
+                <w:rFonts w:ascii="Calibri" w:eastAsia="Calibri" w:hAnsi="Calibri" w:cs="Calibri"/>
+              </w:rPr>
+            </w:pPr>
+            <w:r>
+              <w:rPr>
+                <w:rFonts w:ascii="Calibri" w:eastAsia="Calibri" w:hAnsi="Calibri" w:cs="Calibri"/>
+              </w:rPr>
+              <w:t>Counties aging in place show falling uninsured rates net of fixed county character and year trend; absent from the pooled estimate because that signal is masked by cross-county variation</w:t>
+            </w:r>
+          </w:p>
+        </w:tc>
+      </w:tr>
+      <w:tr>
+        <w:tc>
+          <w:tcPr>
+            <w:cnfStyle w:val="001000000000" w:firstRow="0" w:lastRow="0" w:firstColumn="1" w:lastColumn="0" w:oddVBand="0" w:evenVBand="0" w:oddHBand="0" w:evenHBand="0" w:firstRowFirstColumn="0" w:firstRowLastColumn="0" w:lastRowFirstColumn="0" w:lastRowLastColumn="0"/>
+            <w:tcW w:w="396" w:type="pct"/>
+          </w:tcPr>
+          <w:p>
+            <w:pPr>
+              <w:rPr>
+                <w:rFonts w:ascii="Calibri" w:eastAsia="Calibri" w:hAnsi="Calibri" w:cs="Calibri"/>
+              </w:rPr>
+            </w:pPr>
+            <w:r>
+              <w:rPr>
+                <w:rFonts w:ascii="Calibri" w:eastAsia="Calibri" w:hAnsi="Calibri" w:cs="Calibri"/>
+              </w:rPr>
+              <w:t>6</w:t>
+            </w:r>
+          </w:p>
+        </w:tc>
+        <w:tc>
+          <w:tcPr>
+            <w:tcW w:w="1014" w:type="pct"/>
+          </w:tcPr>
+          <w:p>
+            <w:pPr>
+              <w:cnfStyle w:val="000000000000" w:firstRow="0" w:lastRow="0" w:firstColumn="0" w:lastColumn="0" w:oddVBand="0" w:evenVBand="0" w:oddHBand="0" w:evenHBand="0" w:firstRowFirstColumn="0" w:firstRowLastColumn="0" w:lastRowFirstColumn="0" w:lastRowLastColumn="0"/>
+              <w:rPr>
+                <w:rFonts w:ascii="Calibri" w:eastAsia="Calibri" w:hAnsi="Calibri" w:cs="Calibri"/>
+              </w:rPr>
+            </w:pPr>
+            <w:r>
+              <w:rPr>
+                <w:rFonts w:ascii="Calibri" w:eastAsia="Calibri" w:hAnsi="Calibri" w:cs="Calibri"/>
+              </w:rPr>
+              <w:t>Predictor Reliability</w:t>
+            </w:r>
+          </w:p>
+        </w:tc>
+        <w:tc>
+          <w:tcPr>
+            <w:tcW w:w="1114" w:type="pct"/>
+          </w:tcPr>
+          <w:p>
+            <w:pPr>
+              <w:cnfStyle w:val="000000000000" w:firstRow="0" w:lastRow="0" w:firstColumn="0" w:lastColumn="0" w:oddVBand="0" w:evenVBand="0" w:oddHBand="0" w:evenHBand="0" w:firstRowFirstColumn="0" w:firstRowLastColumn="0" w:lastRowFirstColumn="0" w:lastRowLastColumn="0"/>
+              <w:rPr>
+                <w:rFonts w:ascii="Calibri" w:eastAsia="Calibri" w:hAnsi="Calibri" w:cs="Calibri"/>
+              </w:rPr>
+            </w:pPr>
+            <w:r>
+              <w:t>Race/ethnicity share predictors (</w:t>
+            </w:r>
+            <w:proofErr w:type="spellStart"/>
+            <w:r>
+              <w:rPr>
+                <w:rStyle w:val="HTMLCode"/>
+                <w:rFonts w:eastAsia="Arial"/>
+              </w:rPr>
+              <w:t>pct_black</w:t>
+            </w:r>
+            <w:proofErr w:type="spellEnd"/>
+            <w:r>
+              <w:t xml:space="preserve">, </w:t>
+            </w:r>
+            <w:proofErr w:type="spellStart"/>
+            <w:r>
+              <w:rPr>
+                <w:rStyle w:val="HTMLCode"/>
+                <w:rFonts w:eastAsia="Arial"/>
+              </w:rPr>
+              <w:t>pct_aian</w:t>
+            </w:r>
+            <w:proofErr w:type="spellEnd"/>
+            <w:r>
+              <w:t xml:space="preserve">, </w:t>
+            </w:r>
+            <w:proofErr w:type="spellStart"/>
+            <w:r>
+              <w:rPr>
+                <w:rStyle w:val="HTMLCode"/>
+                <w:rFonts w:eastAsia="Arial"/>
+              </w:rPr>
+              <w:t>pct_asian</w:t>
+            </w:r>
+            <w:proofErr w:type="spellEnd"/>
+            <w:r>
+              <w:t xml:space="preserve">, </w:t>
+            </w:r>
+            <w:proofErr w:type="spellStart"/>
+            <w:r>
+              <w:rPr>
+                <w:rStyle w:val="HTMLCode"/>
+                <w:rFonts w:eastAsia="Arial"/>
+              </w:rPr>
+              <w:t>pct_hispanic</w:t>
+            </w:r>
+            <w:proofErr w:type="spellEnd"/>
+            <w:r>
+              <w:t xml:space="preserve">, </w:t>
+            </w:r>
+            <w:proofErr w:type="spellStart"/>
+            <w:r>
+              <w:rPr>
+                <w:rStyle w:val="HTMLCode"/>
+                <w:rFonts w:eastAsia="Arial"/>
+              </w:rPr>
+              <w:t>pct_nh_white</w:t>
+            </w:r>
+            <w:proofErr w:type="spellEnd"/>
+            <w:r>
+              <w:t>) show no significant relationship with uninsured rate in either pooled or two-way FE specification</w:t>
+            </w:r>
+          </w:p>
+        </w:tc>
+        <w:tc>
+          <w:tcPr>
+            <w:tcW w:w="2476" w:type="pct"/>
+          </w:tcPr>
+          <w:p>
+            <w:pPr>
+              <w:cnfStyle w:val="000000000000" w:firstRow="0" w:lastRow="0" w:firstColumn="0" w:lastColumn="0" w:oddVBand="0" w:evenVBand="0" w:oddHBand="0" w:evenHBand="0" w:firstRowFirstColumn="0" w:firstRowLastColumn="0" w:lastRowFirstColumn="0" w:lastRowLastColumn="0"/>
+              <w:rPr>
+                <w:rFonts w:ascii="Calibri" w:eastAsia="Calibri" w:hAnsi="Calibri" w:cs="Calibri"/>
+              </w:rPr>
+            </w:pPr>
+            <w:r>
+              <w:rPr>
+                <w:rFonts w:ascii="Calibri" w:eastAsia="Calibri" w:hAnsi="Calibri" w:cs="Calibri"/>
+              </w:rPr>
+              <w:t>Limited within-county variation in racial composition over an 11-year window leaves wide confidence intervals once county fixed effects absorb the baseline; expected behavior given the FE design, not a specification problem</w:t>
             </w:r>
           </w:p>
         </w:tc>
@@ -2393,7 +3187,6 @@
   <w:style w:type="character" w:default="1" w:styleId="DefaultParagraphFont">
     <w:name w:val="Default Paragraph Font"/>
     <w:uiPriority w:val="1"/>
-    <w:semiHidden/>
     <w:unhideWhenUsed/>
   </w:style>
   <w:style w:type="table" w:default="1" w:styleId="TableNormal">
@@ -2812,6 +3605,19 @@
       </w:tcPr>
     </w:tblStylePr>
   </w:style>
+  <w:style w:type="character" w:styleId="HTMLCode">
+    <w:name w:val="HTML Code"/>
+    <w:basedOn w:val="DefaultParagraphFont"/>
+    <w:uiPriority w:val="99"/>
+    <w:semiHidden/>
+    <w:unhideWhenUsed/>
+    <w:rsid w:val="00256292"/>
+    <w:rPr>
+      <w:rFonts w:ascii="Courier New" w:eastAsia="Times New Roman" w:hAnsi="Courier New" w:cs="Courier New"/>
+      <w:sz w:val="20"/>
+      <w:szCs w:val="20"/>
+    </w:rPr>
+  </w:style>
 </w:styles>
 </file>
 
@@ -3131,20 +3937,20 @@
 </file>
 
 <file path=customXml/item1.xml><?xml version="1.0" encoding="utf-8"?>
-<p:properties xmlns:p="http://schemas.microsoft.com/office/2006/metadata/properties" xmlns:xsi="http://www.w3.org/2001/XMLSchema-instance" xmlns:pc="http://schemas.microsoft.com/office/infopath/2007/PartnerControls">
-  <documentManagement>
-    <_activity xmlns="706b8aa2-8af0-4ab8-9873-df9911b98d43" xsi:nil="true"/>
-  </documentManagement>
-</p:properties>
-</file>
-
-<file path=customXml/item2.xml><?xml version="1.0" encoding="utf-8"?>
 <?mso-contentType ?>
 <FormTemplates xmlns="http://schemas.microsoft.com/sharepoint/v3/contenttype/forms">
   <Display>DocumentLibraryForm</Display>
   <Edit>DocumentLibraryForm</Edit>
   <New>DocumentLibraryForm</New>
 </FormTemplates>
+</file>
+
+<file path=customXml/item2.xml><?xml version="1.0" encoding="utf-8"?>
+<p:properties xmlns:p="http://schemas.microsoft.com/office/2006/metadata/properties" xmlns:xsi="http://www.w3.org/2001/XMLSchema-instance" xmlns:pc="http://schemas.microsoft.com/office/infopath/2007/PartnerControls">
+  <documentManagement>
+    <_activity xmlns="706b8aa2-8af0-4ab8-9873-df9911b98d43" xsi:nil="true"/>
+  </documentManagement>
+</p:properties>
 </file>
 
 <file path=customXml/item3.xml><?xml version="1.0" encoding="utf-8"?>
@@ -3387,19 +4193,19 @@
 </file>
 
 <file path=customXml/itemProps1.xml><?xml version="1.0" encoding="utf-8"?>
+<ds:datastoreItem xmlns:ds="http://schemas.openxmlformats.org/officeDocument/2006/customXml" ds:itemID="{D7A5B4EB-9640-4FFD-98EB-39AF60ECE5C4}">
+  <ds:schemaRefs>
+    <ds:schemaRef ds:uri="http://schemas.microsoft.com/sharepoint/v3/contenttype/forms"/>
+  </ds:schemaRefs>
+</ds:datastoreItem>
+</file>
+
+<file path=customXml/itemProps2.xml><?xml version="1.0" encoding="utf-8"?>
 <ds:datastoreItem xmlns:ds="http://schemas.openxmlformats.org/officeDocument/2006/customXml" ds:itemID="{9F6F1979-D164-4E8C-BB05-AAFC2A814FE6}">
   <ds:schemaRefs>
     <ds:schemaRef ds:uri="http://schemas.microsoft.com/office/2006/metadata/properties"/>
     <ds:schemaRef ds:uri="http://schemas.microsoft.com/office/infopath/2007/PartnerControls"/>
     <ds:schemaRef ds:uri="706b8aa2-8af0-4ab8-9873-df9911b98d43"/>
-  </ds:schemaRefs>
-</ds:datastoreItem>
-</file>
-
-<file path=customXml/itemProps2.xml><?xml version="1.0" encoding="utf-8"?>
-<ds:datastoreItem xmlns:ds="http://schemas.openxmlformats.org/officeDocument/2006/customXml" ds:itemID="{D7A5B4EB-9640-4FFD-98EB-39AF60ECE5C4}">
-  <ds:schemaRefs>
-    <ds:schemaRef ds:uri="http://schemas.microsoft.com/sharepoint/v3/contenttype/forms"/>
   </ds:schemaRefs>
 </ds:datastoreItem>
 </file>

--- a/log/Decision Log.docx
+++ b/log/Decision Log.docx
@@ -21,7 +21,7 @@
         <w:tc>
           <w:tcPr>
             <w:cnfStyle w:val="001000000000" w:firstRow="0" w:lastRow="0" w:firstColumn="1" w:lastColumn="0" w:oddVBand="0" w:evenVBand="0" w:oddHBand="0" w:evenHBand="0" w:firstRowFirstColumn="0" w:firstRowLastColumn="0" w:lastRowFirstColumn="0" w:lastRowLastColumn="0"/>
-            <w:tcW w:w="396" w:type="pct"/>
+            <w:tcW w:w="395" w:type="pct"/>
           </w:tcPr>
           <w:p>
             <w:r>
@@ -50,7 +50,7 @@
         </w:tc>
         <w:tc>
           <w:tcPr>
-            <w:tcW w:w="1114" w:type="pct"/>
+            <w:tcW w:w="1207" w:type="pct"/>
           </w:tcPr>
           <w:p>
             <w:pPr>
@@ -66,7 +66,7 @@
         </w:tc>
         <w:tc>
           <w:tcPr>
-            <w:tcW w:w="2476" w:type="pct"/>
+            <w:tcW w:w="2384" w:type="pct"/>
           </w:tcPr>
           <w:p>
             <w:pPr>
@@ -88,7 +88,7 @@
         <w:tc>
           <w:tcPr>
             <w:cnfStyle w:val="001000000000" w:firstRow="0" w:lastRow="0" w:firstColumn="1" w:lastColumn="0" w:oddVBand="0" w:evenVBand="0" w:oddHBand="0" w:evenHBand="0" w:firstRowFirstColumn="0" w:firstRowLastColumn="0" w:lastRowFirstColumn="0" w:lastRowLastColumn="0"/>
-            <w:tcW w:w="396" w:type="pct"/>
+            <w:tcW w:w="395" w:type="pct"/>
           </w:tcPr>
           <w:p>
             <w:r>
@@ -111,7 +111,7 @@
         </w:tc>
         <w:tc>
           <w:tcPr>
-            <w:tcW w:w="1114" w:type="pct"/>
+            <w:tcW w:w="1207" w:type="pct"/>
           </w:tcPr>
           <w:p>
             <w:pPr>
@@ -124,7 +124,7 @@
         </w:tc>
         <w:tc>
           <w:tcPr>
-            <w:tcW w:w="2476" w:type="pct"/>
+            <w:tcW w:w="2384" w:type="pct"/>
           </w:tcPr>
           <w:p>
             <w:pPr>
@@ -140,7 +140,7 @@
         <w:tc>
           <w:tcPr>
             <w:cnfStyle w:val="001000000000" w:firstRow="0" w:lastRow="0" w:firstColumn="1" w:lastColumn="0" w:oddVBand="0" w:evenVBand="0" w:oddHBand="0" w:evenHBand="0" w:firstRowFirstColumn="0" w:firstRowLastColumn="0" w:lastRowFirstColumn="0" w:lastRowLastColumn="0"/>
-            <w:tcW w:w="396" w:type="pct"/>
+            <w:tcW w:w="395" w:type="pct"/>
           </w:tcPr>
           <w:p>
             <w:r>
@@ -163,7 +163,7 @@
         </w:tc>
         <w:tc>
           <w:tcPr>
-            <w:tcW w:w="1114" w:type="pct"/>
+            <w:tcW w:w="1207" w:type="pct"/>
           </w:tcPr>
           <w:p>
             <w:pPr>
@@ -176,7 +176,7 @@
         </w:tc>
         <w:tc>
           <w:tcPr>
-            <w:tcW w:w="2476" w:type="pct"/>
+            <w:tcW w:w="2384" w:type="pct"/>
           </w:tcPr>
           <w:p>
             <w:pPr>
@@ -195,7 +195,7 @@
         <w:tc>
           <w:tcPr>
             <w:cnfStyle w:val="001000000000" w:firstRow="0" w:lastRow="0" w:firstColumn="1" w:lastColumn="0" w:oddVBand="0" w:evenVBand="0" w:oddHBand="0" w:evenHBand="0" w:firstRowFirstColumn="0" w:firstRowLastColumn="0" w:lastRowFirstColumn="0" w:lastRowLastColumn="0"/>
-            <w:tcW w:w="396" w:type="pct"/>
+            <w:tcW w:w="395" w:type="pct"/>
           </w:tcPr>
           <w:p>
             <w:r>
@@ -218,7 +218,7 @@
         </w:tc>
         <w:tc>
           <w:tcPr>
-            <w:tcW w:w="1114" w:type="pct"/>
+            <w:tcW w:w="1207" w:type="pct"/>
           </w:tcPr>
           <w:p>
             <w:pPr>
@@ -231,7 +231,7 @@
         </w:tc>
         <w:tc>
           <w:tcPr>
-            <w:tcW w:w="2476" w:type="pct"/>
+            <w:tcW w:w="2384" w:type="pct"/>
           </w:tcPr>
           <w:p>
             <w:pPr>
@@ -247,7 +247,7 @@
         <w:tc>
           <w:tcPr>
             <w:cnfStyle w:val="001000000000" w:firstRow="0" w:lastRow="0" w:firstColumn="1" w:lastColumn="0" w:oddVBand="0" w:evenVBand="0" w:oddHBand="0" w:evenHBand="0" w:firstRowFirstColumn="0" w:firstRowLastColumn="0" w:lastRowFirstColumn="0" w:lastRowLastColumn="0"/>
-            <w:tcW w:w="396" w:type="pct"/>
+            <w:tcW w:w="395" w:type="pct"/>
           </w:tcPr>
           <w:p>
             <w:r>
@@ -270,7 +270,7 @@
         </w:tc>
         <w:tc>
           <w:tcPr>
-            <w:tcW w:w="1114" w:type="pct"/>
+            <w:tcW w:w="1207" w:type="pct"/>
           </w:tcPr>
           <w:p>
             <w:pPr>
@@ -283,7 +283,7 @@
         </w:tc>
         <w:tc>
           <w:tcPr>
-            <w:tcW w:w="2476" w:type="pct"/>
+            <w:tcW w:w="2384" w:type="pct"/>
           </w:tcPr>
           <w:p>
             <w:pPr>
@@ -302,7 +302,7 @@
         <w:tc>
           <w:tcPr>
             <w:cnfStyle w:val="001000000000" w:firstRow="0" w:lastRow="0" w:firstColumn="1" w:lastColumn="0" w:oddVBand="0" w:evenVBand="0" w:oddHBand="0" w:evenHBand="0" w:firstRowFirstColumn="0" w:firstRowLastColumn="0" w:lastRowFirstColumn="0" w:lastRowLastColumn="0"/>
-            <w:tcW w:w="396" w:type="pct"/>
+            <w:tcW w:w="395" w:type="pct"/>
           </w:tcPr>
           <w:p>
             <w:r>
@@ -325,7 +325,7 @@
         </w:tc>
         <w:tc>
           <w:tcPr>
-            <w:tcW w:w="1114" w:type="pct"/>
+            <w:tcW w:w="1207" w:type="pct"/>
           </w:tcPr>
           <w:p>
             <w:pPr>
@@ -338,7 +338,7 @@
         </w:tc>
         <w:tc>
           <w:tcPr>
-            <w:tcW w:w="2476" w:type="pct"/>
+            <w:tcW w:w="2384" w:type="pct"/>
           </w:tcPr>
           <w:p>
             <w:pPr>
@@ -354,7 +354,7 @@
         <w:tc>
           <w:tcPr>
             <w:cnfStyle w:val="001000000000" w:firstRow="0" w:lastRow="0" w:firstColumn="1" w:lastColumn="0" w:oddVBand="0" w:evenVBand="0" w:oddHBand="0" w:evenHBand="0" w:firstRowFirstColumn="0" w:firstRowLastColumn="0" w:lastRowFirstColumn="0" w:lastRowLastColumn="0"/>
-            <w:tcW w:w="396" w:type="pct"/>
+            <w:tcW w:w="395" w:type="pct"/>
           </w:tcPr>
           <w:p>
             <w:r>
@@ -377,7 +377,7 @@
         </w:tc>
         <w:tc>
           <w:tcPr>
-            <w:tcW w:w="1114" w:type="pct"/>
+            <w:tcW w:w="1207" w:type="pct"/>
           </w:tcPr>
           <w:p>
             <w:pPr>
@@ -403,7 +403,7 @@
         </w:tc>
         <w:tc>
           <w:tcPr>
-            <w:tcW w:w="2476" w:type="pct"/>
+            <w:tcW w:w="2384" w:type="pct"/>
           </w:tcPr>
           <w:p>
             <w:pPr>
@@ -422,7 +422,7 @@
         <w:tc>
           <w:tcPr>
             <w:cnfStyle w:val="001000000000" w:firstRow="0" w:lastRow="0" w:firstColumn="1" w:lastColumn="0" w:oddVBand="0" w:evenVBand="0" w:oddHBand="0" w:evenHBand="0" w:firstRowFirstColumn="0" w:firstRowLastColumn="0" w:lastRowFirstColumn="0" w:lastRowLastColumn="0"/>
-            <w:tcW w:w="396" w:type="pct"/>
+            <w:tcW w:w="395" w:type="pct"/>
           </w:tcPr>
           <w:p>
             <w:r>
@@ -445,7 +445,7 @@
         </w:tc>
         <w:tc>
           <w:tcPr>
-            <w:tcW w:w="1114" w:type="pct"/>
+            <w:tcW w:w="1207" w:type="pct"/>
           </w:tcPr>
           <w:p>
             <w:pPr>
@@ -466,7 +466,7 @@
         </w:tc>
         <w:tc>
           <w:tcPr>
-            <w:tcW w:w="2476" w:type="pct"/>
+            <w:tcW w:w="2384" w:type="pct"/>
           </w:tcPr>
           <w:p>
             <w:pPr>
@@ -482,7 +482,7 @@
         <w:tc>
           <w:tcPr>
             <w:cnfStyle w:val="001000000000" w:firstRow="0" w:lastRow="0" w:firstColumn="1" w:lastColumn="0" w:oddVBand="0" w:evenVBand="0" w:oddHBand="0" w:evenHBand="0" w:firstRowFirstColumn="0" w:firstRowLastColumn="0" w:lastRowFirstColumn="0" w:lastRowLastColumn="0"/>
-            <w:tcW w:w="396" w:type="pct"/>
+            <w:tcW w:w="395" w:type="pct"/>
           </w:tcPr>
           <w:p>
             <w:r>
@@ -505,7 +505,7 @@
         </w:tc>
         <w:tc>
           <w:tcPr>
-            <w:tcW w:w="1114" w:type="pct"/>
+            <w:tcW w:w="1207" w:type="pct"/>
           </w:tcPr>
           <w:p>
             <w:pPr>
@@ -518,7 +518,7 @@
         </w:tc>
         <w:tc>
           <w:tcPr>
-            <w:tcW w:w="2476" w:type="pct"/>
+            <w:tcW w:w="2384" w:type="pct"/>
           </w:tcPr>
           <w:p>
             <w:pPr>
@@ -653,7 +653,7 @@
         <w:tc>
           <w:tcPr>
             <w:cnfStyle w:val="001000000000" w:firstRow="0" w:lastRow="0" w:firstColumn="1" w:lastColumn="0" w:oddVBand="0" w:evenVBand="0" w:oddHBand="0" w:evenHBand="0" w:firstRowFirstColumn="0" w:firstRowLastColumn="0" w:lastRowFirstColumn="0" w:lastRowLastColumn="0"/>
-            <w:tcW w:w="396" w:type="pct"/>
+            <w:tcW w:w="395" w:type="pct"/>
           </w:tcPr>
           <w:p>
             <w:r>
@@ -677,7 +677,7 @@
         </w:tc>
         <w:tc>
           <w:tcPr>
-            <w:tcW w:w="1114" w:type="pct"/>
+            <w:tcW w:w="1207" w:type="pct"/>
           </w:tcPr>
           <w:p>
             <w:pPr>
@@ -690,7 +690,7 @@
         </w:tc>
         <w:tc>
           <w:tcPr>
-            <w:tcW w:w="2476" w:type="pct"/>
+            <w:tcW w:w="2384" w:type="pct"/>
           </w:tcPr>
           <w:p>
             <w:pPr>
@@ -706,7 +706,7 @@
         <w:tc>
           <w:tcPr>
             <w:cnfStyle w:val="001000000000" w:firstRow="0" w:lastRow="0" w:firstColumn="1" w:lastColumn="0" w:oddVBand="0" w:evenVBand="0" w:oddHBand="0" w:evenHBand="0" w:firstRowFirstColumn="0" w:firstRowLastColumn="0" w:lastRowFirstColumn="0" w:lastRowLastColumn="0"/>
-            <w:tcW w:w="396" w:type="pct"/>
+            <w:tcW w:w="395" w:type="pct"/>
           </w:tcPr>
           <w:p>
             <w:r>
@@ -729,7 +729,7 @@
         </w:tc>
         <w:tc>
           <w:tcPr>
-            <w:tcW w:w="1114" w:type="pct"/>
+            <w:tcW w:w="1207" w:type="pct"/>
           </w:tcPr>
           <w:p>
             <w:pPr>
@@ -755,7 +755,7 @@
         </w:tc>
         <w:tc>
           <w:tcPr>
-            <w:tcW w:w="2476" w:type="pct"/>
+            <w:tcW w:w="2384" w:type="pct"/>
           </w:tcPr>
           <w:p>
             <w:pPr>
@@ -774,7 +774,7 @@
         <w:tc>
           <w:tcPr>
             <w:cnfStyle w:val="001000000000" w:firstRow="0" w:lastRow="0" w:firstColumn="1" w:lastColumn="0" w:oddVBand="0" w:evenVBand="0" w:oddHBand="0" w:evenHBand="0" w:firstRowFirstColumn="0" w:firstRowLastColumn="0" w:lastRowFirstColumn="0" w:lastRowLastColumn="0"/>
-            <w:tcW w:w="396" w:type="pct"/>
+            <w:tcW w:w="395" w:type="pct"/>
           </w:tcPr>
           <w:p>
             <w:r>
@@ -797,7 +797,7 @@
         </w:tc>
         <w:tc>
           <w:tcPr>
-            <w:tcW w:w="1114" w:type="pct"/>
+            <w:tcW w:w="1207" w:type="pct"/>
           </w:tcPr>
           <w:p>
             <w:pPr>
@@ -815,7 +815,7 @@
         </w:tc>
         <w:tc>
           <w:tcPr>
-            <w:tcW w:w="2476" w:type="pct"/>
+            <w:tcW w:w="2384" w:type="pct"/>
           </w:tcPr>
           <w:p>
             <w:pPr>
@@ -844,7 +844,7 @@
         <w:tc>
           <w:tcPr>
             <w:cnfStyle w:val="001000000000" w:firstRow="0" w:lastRow="0" w:firstColumn="1" w:lastColumn="0" w:oddVBand="0" w:evenVBand="0" w:oddHBand="0" w:evenHBand="0" w:firstRowFirstColumn="0" w:firstRowLastColumn="0" w:lastRowFirstColumn="0" w:lastRowLastColumn="0"/>
-            <w:tcW w:w="396" w:type="pct"/>
+            <w:tcW w:w="395" w:type="pct"/>
           </w:tcPr>
           <w:p>
             <w:r>
@@ -867,7 +867,7 @@
         </w:tc>
         <w:tc>
           <w:tcPr>
-            <w:tcW w:w="1114" w:type="pct"/>
+            <w:tcW w:w="1207" w:type="pct"/>
           </w:tcPr>
           <w:p>
             <w:pPr>
@@ -880,7 +880,7 @@
         </w:tc>
         <w:tc>
           <w:tcPr>
-            <w:tcW w:w="2476" w:type="pct"/>
+            <w:tcW w:w="2384" w:type="pct"/>
           </w:tcPr>
           <w:p>
             <w:pPr>
@@ -899,7 +899,7 @@
         <w:tc>
           <w:tcPr>
             <w:cnfStyle w:val="001000000000" w:firstRow="0" w:lastRow="0" w:firstColumn="1" w:lastColumn="0" w:oddVBand="0" w:evenVBand="0" w:oddHBand="0" w:evenHBand="0" w:firstRowFirstColumn="0" w:firstRowLastColumn="0" w:lastRowFirstColumn="0" w:lastRowLastColumn="0"/>
-            <w:tcW w:w="396" w:type="pct"/>
+            <w:tcW w:w="395" w:type="pct"/>
             <w:hideMark/>
           </w:tcPr>
           <w:p>
@@ -924,7 +924,7 @@
         </w:tc>
         <w:tc>
           <w:tcPr>
-            <w:tcW w:w="1114" w:type="pct"/>
+            <w:tcW w:w="1207" w:type="pct"/>
             <w:hideMark/>
           </w:tcPr>
           <w:p>
@@ -970,7 +970,7 @@
         </w:tc>
         <w:tc>
           <w:tcPr>
-            <w:tcW w:w="2476" w:type="pct"/>
+            <w:tcW w:w="2384" w:type="pct"/>
             <w:hideMark/>
           </w:tcPr>
           <w:p>
@@ -1003,7 +1003,7 @@
         <w:tc>
           <w:tcPr>
             <w:cnfStyle w:val="001000000000" w:firstRow="0" w:lastRow="0" w:firstColumn="1" w:lastColumn="0" w:oddVBand="0" w:evenVBand="0" w:oddHBand="0" w:evenHBand="0" w:firstRowFirstColumn="0" w:firstRowLastColumn="0" w:lastRowFirstColumn="0" w:lastRowLastColumn="0"/>
-            <w:tcW w:w="396" w:type="pct"/>
+            <w:tcW w:w="395" w:type="pct"/>
             <w:hideMark/>
           </w:tcPr>
           <w:p>
@@ -1028,7 +1028,7 @@
         </w:tc>
         <w:tc>
           <w:tcPr>
-            <w:tcW w:w="1114" w:type="pct"/>
+            <w:tcW w:w="1207" w:type="pct"/>
             <w:hideMark/>
           </w:tcPr>
           <w:p>
@@ -1063,7 +1063,7 @@
         </w:tc>
         <w:tc>
           <w:tcPr>
-            <w:tcW w:w="2476" w:type="pct"/>
+            <w:tcW w:w="2384" w:type="pct"/>
             <w:hideMark/>
           </w:tcPr>
           <w:p>
@@ -1107,7 +1107,7 @@
         <w:tc>
           <w:tcPr>
             <w:cnfStyle w:val="001000000000" w:firstRow="0" w:lastRow="0" w:firstColumn="1" w:lastColumn="0" w:oddVBand="0" w:evenVBand="0" w:oddHBand="0" w:evenHBand="0" w:firstRowFirstColumn="0" w:firstRowLastColumn="0" w:lastRowFirstColumn="0" w:lastRowLastColumn="0"/>
-            <w:tcW w:w="396" w:type="pct"/>
+            <w:tcW w:w="395" w:type="pct"/>
             <w:hideMark/>
           </w:tcPr>
           <w:p>
@@ -1132,7 +1132,7 @@
         </w:tc>
         <w:tc>
           <w:tcPr>
-            <w:tcW w:w="1114" w:type="pct"/>
+            <w:tcW w:w="1207" w:type="pct"/>
             <w:hideMark/>
           </w:tcPr>
           <w:p>
@@ -1146,7 +1146,7 @@
         </w:tc>
         <w:tc>
           <w:tcPr>
-            <w:tcW w:w="2476" w:type="pct"/>
+            <w:tcW w:w="2384" w:type="pct"/>
             <w:hideMark/>
           </w:tcPr>
           <w:p>
@@ -1191,7 +1191,7 @@
         <w:tc>
           <w:tcPr>
             <w:cnfStyle w:val="001000000000" w:firstRow="0" w:lastRow="0" w:firstColumn="1" w:lastColumn="0" w:oddVBand="0" w:evenVBand="0" w:oddHBand="0" w:evenHBand="0" w:firstRowFirstColumn="0" w:firstRowLastColumn="0" w:lastRowFirstColumn="0" w:lastRowLastColumn="0"/>
-            <w:tcW w:w="396" w:type="pct"/>
+            <w:tcW w:w="395" w:type="pct"/>
             <w:hideMark/>
           </w:tcPr>
           <w:p>
@@ -1217,7 +1217,7 @@
         </w:tc>
         <w:tc>
           <w:tcPr>
-            <w:tcW w:w="1114" w:type="pct"/>
+            <w:tcW w:w="1207" w:type="pct"/>
             <w:hideMark/>
           </w:tcPr>
           <w:p>
@@ -1231,7 +1231,7 @@
         </w:tc>
         <w:tc>
           <w:tcPr>
-            <w:tcW w:w="2476" w:type="pct"/>
+            <w:tcW w:w="2384" w:type="pct"/>
             <w:hideMark/>
           </w:tcPr>
           <w:p>
@@ -1251,7 +1251,7 @@
         <w:tc>
           <w:tcPr>
             <w:cnfStyle w:val="001000000000" w:firstRow="0" w:lastRow="0" w:firstColumn="1" w:lastColumn="0" w:oddVBand="0" w:evenVBand="0" w:oddHBand="0" w:evenHBand="0" w:firstRowFirstColumn="0" w:firstRowLastColumn="0" w:lastRowFirstColumn="0" w:lastRowLastColumn="0"/>
-            <w:tcW w:w="396" w:type="pct"/>
+            <w:tcW w:w="395" w:type="pct"/>
           </w:tcPr>
           <w:p>
             <w:r>
@@ -1274,7 +1274,7 @@
         </w:tc>
         <w:tc>
           <w:tcPr>
-            <w:tcW w:w="1114" w:type="pct"/>
+            <w:tcW w:w="1207" w:type="pct"/>
           </w:tcPr>
           <w:p>
             <w:pPr>
@@ -1292,7 +1292,7 @@
         </w:tc>
         <w:tc>
           <w:tcPr>
-            <w:tcW w:w="2476" w:type="pct"/>
+            <w:tcW w:w="2384" w:type="pct"/>
           </w:tcPr>
           <w:p>
             <w:pPr>
@@ -1316,7 +1316,7 @@
         <w:tc>
           <w:tcPr>
             <w:cnfStyle w:val="001000000000" w:firstRow="0" w:lastRow="0" w:firstColumn="1" w:lastColumn="0" w:oddVBand="0" w:evenVBand="0" w:oddHBand="0" w:evenHBand="0" w:firstRowFirstColumn="0" w:firstRowLastColumn="0" w:lastRowFirstColumn="0" w:lastRowLastColumn="0"/>
-            <w:tcW w:w="396" w:type="pct"/>
+            <w:tcW w:w="395" w:type="pct"/>
           </w:tcPr>
           <w:p>
             <w:r>
@@ -1345,7 +1345,7 @@
         </w:tc>
         <w:tc>
           <w:tcPr>
-            <w:tcW w:w="1114" w:type="pct"/>
+            <w:tcW w:w="1207" w:type="pct"/>
           </w:tcPr>
           <w:p>
             <w:pPr>
@@ -1361,7 +1361,7 @@
         </w:tc>
         <w:tc>
           <w:tcPr>
-            <w:tcW w:w="2476" w:type="pct"/>
+            <w:tcW w:w="2384" w:type="pct"/>
           </w:tcPr>
           <w:p>
             <w:pPr>
@@ -1419,7 +1419,7 @@
         <w:tc>
           <w:tcPr>
             <w:cnfStyle w:val="001000000000" w:firstRow="0" w:lastRow="0" w:firstColumn="1" w:lastColumn="0" w:oddVBand="0" w:evenVBand="0" w:oddHBand="0" w:evenHBand="0" w:firstRowFirstColumn="0" w:firstRowLastColumn="0" w:lastRowFirstColumn="0" w:lastRowLastColumn="0"/>
-            <w:tcW w:w="396" w:type="pct"/>
+            <w:tcW w:w="395" w:type="pct"/>
           </w:tcPr>
           <w:p>
             <w:r>
@@ -1448,7 +1448,7 @@
         </w:tc>
         <w:tc>
           <w:tcPr>
-            <w:tcW w:w="1114" w:type="pct"/>
+            <w:tcW w:w="1207" w:type="pct"/>
           </w:tcPr>
           <w:p>
             <w:pPr>
@@ -1464,7 +1464,7 @@
         </w:tc>
         <w:tc>
           <w:tcPr>
-            <w:tcW w:w="2476" w:type="pct"/>
+            <w:tcW w:w="2384" w:type="pct"/>
           </w:tcPr>
           <w:p>
             <w:pPr>
@@ -1483,7 +1483,7 @@
         <w:tc>
           <w:tcPr>
             <w:cnfStyle w:val="001000000000" w:firstRow="0" w:lastRow="0" w:firstColumn="1" w:lastColumn="0" w:oddVBand="0" w:evenVBand="0" w:oddHBand="0" w:evenHBand="0" w:firstRowFirstColumn="0" w:firstRowLastColumn="0" w:lastRowFirstColumn="0" w:lastRowLastColumn="0"/>
-            <w:tcW w:w="396" w:type="pct"/>
+            <w:tcW w:w="395" w:type="pct"/>
           </w:tcPr>
           <w:p>
             <w:r>
@@ -1512,7 +1512,7 @@
         </w:tc>
         <w:tc>
           <w:tcPr>
-            <w:tcW w:w="1114" w:type="pct"/>
+            <w:tcW w:w="1207" w:type="pct"/>
           </w:tcPr>
           <w:p>
             <w:pPr>
@@ -1528,7 +1528,7 @@
         </w:tc>
         <w:tc>
           <w:tcPr>
-            <w:tcW w:w="2476" w:type="pct"/>
+            <w:tcW w:w="2384" w:type="pct"/>
           </w:tcPr>
           <w:p>
             <w:pPr>
@@ -1550,7 +1550,7 @@
         <w:tc>
           <w:tcPr>
             <w:cnfStyle w:val="001000000000" w:firstRow="0" w:lastRow="0" w:firstColumn="1" w:lastColumn="0" w:oddVBand="0" w:evenVBand="0" w:oddHBand="0" w:evenHBand="0" w:firstRowFirstColumn="0" w:firstRowLastColumn="0" w:lastRowFirstColumn="0" w:lastRowLastColumn="0"/>
-            <w:tcW w:w="396" w:type="pct"/>
+            <w:tcW w:w="395" w:type="pct"/>
           </w:tcPr>
           <w:p>
             <w:r>
@@ -1587,7 +1587,7 @@
         </w:tc>
         <w:tc>
           <w:tcPr>
-            <w:tcW w:w="1114" w:type="pct"/>
+            <w:tcW w:w="1207" w:type="pct"/>
           </w:tcPr>
           <w:p>
             <w:pPr>
@@ -1619,7 +1619,7 @@
         </w:tc>
         <w:tc>
           <w:tcPr>
-            <w:tcW w:w="2476" w:type="pct"/>
+            <w:tcW w:w="2384" w:type="pct"/>
           </w:tcPr>
           <w:p>
             <w:pPr>
@@ -1652,7 +1652,7 @@
         <w:tc>
           <w:tcPr>
             <w:cnfStyle w:val="001000000000" w:firstRow="0" w:lastRow="0" w:firstColumn="1" w:lastColumn="0" w:oddVBand="0" w:evenVBand="0" w:oddHBand="0" w:evenHBand="0" w:firstRowFirstColumn="0" w:firstRowLastColumn="0" w:lastRowFirstColumn="0" w:lastRowLastColumn="0"/>
-            <w:tcW w:w="396" w:type="pct"/>
+            <w:tcW w:w="395" w:type="pct"/>
           </w:tcPr>
           <w:p>
             <w:r>
@@ -1681,7 +1681,7 @@
         </w:tc>
         <w:tc>
           <w:tcPr>
-            <w:tcW w:w="1114" w:type="pct"/>
+            <w:tcW w:w="1207" w:type="pct"/>
           </w:tcPr>
           <w:p>
             <w:pPr>
@@ -1697,7 +1697,7 @@
         </w:tc>
         <w:tc>
           <w:tcPr>
-            <w:tcW w:w="2476" w:type="pct"/>
+            <w:tcW w:w="2384" w:type="pct"/>
           </w:tcPr>
           <w:p>
             <w:pPr>
@@ -1817,7 +1817,7 @@
         <w:tc>
           <w:tcPr>
             <w:cnfStyle w:val="001000000000" w:firstRow="0" w:lastRow="0" w:firstColumn="1" w:lastColumn="0" w:oddVBand="0" w:evenVBand="0" w:oddHBand="0" w:evenHBand="0" w:firstRowFirstColumn="0" w:firstRowLastColumn="0" w:lastRowFirstColumn="0" w:lastRowLastColumn="0"/>
-            <w:tcW w:w="396" w:type="pct"/>
+            <w:tcW w:w="395" w:type="pct"/>
           </w:tcPr>
           <w:p>
             <w:r>
@@ -1848,7 +1848,7 @@
         </w:tc>
         <w:tc>
           <w:tcPr>
-            <w:tcW w:w="1114" w:type="pct"/>
+            <w:tcW w:w="1207" w:type="pct"/>
           </w:tcPr>
           <w:p>
             <w:pPr>
@@ -1864,7 +1864,7 @@
         </w:tc>
         <w:tc>
           <w:tcPr>
-            <w:tcW w:w="2476" w:type="pct"/>
+            <w:tcW w:w="2384" w:type="pct"/>
           </w:tcPr>
           <w:p>
             <w:pPr>
@@ -1897,7 +1897,7 @@
         <w:tc>
           <w:tcPr>
             <w:cnfStyle w:val="001000000000" w:firstRow="0" w:lastRow="0" w:firstColumn="1" w:lastColumn="0" w:oddVBand="0" w:evenVBand="0" w:oddHBand="0" w:evenHBand="0" w:firstRowFirstColumn="0" w:firstRowLastColumn="0" w:lastRowFirstColumn="0" w:lastRowLastColumn="0"/>
-            <w:tcW w:w="396" w:type="pct"/>
+            <w:tcW w:w="395" w:type="pct"/>
           </w:tcPr>
           <w:p>
             <w:pPr>
@@ -1936,7 +1936,7 @@
         </w:tc>
         <w:tc>
           <w:tcPr>
-            <w:tcW w:w="1114" w:type="pct"/>
+            <w:tcW w:w="1207" w:type="pct"/>
           </w:tcPr>
           <w:p>
             <w:pPr>
@@ -1955,7 +1955,7 @@
         </w:tc>
         <w:tc>
           <w:tcPr>
-            <w:tcW w:w="2476" w:type="pct"/>
+            <w:tcW w:w="2384" w:type="pct"/>
           </w:tcPr>
           <w:p>
             <w:pPr>
@@ -1980,7 +1980,7 @@
         <w:tc>
           <w:tcPr>
             <w:cnfStyle w:val="001000000000" w:firstRow="0" w:lastRow="0" w:firstColumn="1" w:lastColumn="0" w:oddVBand="0" w:evenVBand="0" w:oddHBand="0" w:evenHBand="0" w:firstRowFirstColumn="0" w:firstRowLastColumn="0" w:lastRowFirstColumn="0" w:lastRowLastColumn="0"/>
-            <w:tcW w:w="396" w:type="pct"/>
+            <w:tcW w:w="395" w:type="pct"/>
           </w:tcPr>
           <w:p>
             <w:pPr>
@@ -2017,7 +2017,7 @@
         </w:tc>
         <w:tc>
           <w:tcPr>
-            <w:tcW w:w="1114" w:type="pct"/>
+            <w:tcW w:w="1207" w:type="pct"/>
           </w:tcPr>
           <w:p>
             <w:pPr>
@@ -2036,7 +2036,7 @@
         </w:tc>
         <w:tc>
           <w:tcPr>
-            <w:tcW w:w="2476" w:type="pct"/>
+            <w:tcW w:w="2384" w:type="pct"/>
           </w:tcPr>
           <w:p>
             <w:pPr>
@@ -2058,7 +2058,7 @@
         <w:tc>
           <w:tcPr>
             <w:cnfStyle w:val="001000000000" w:firstRow="0" w:lastRow="0" w:firstColumn="1" w:lastColumn="0" w:oddVBand="0" w:evenVBand="0" w:oddHBand="0" w:evenHBand="0" w:firstRowFirstColumn="0" w:firstRowLastColumn="0" w:lastRowFirstColumn="0" w:lastRowLastColumn="0"/>
-            <w:tcW w:w="396" w:type="pct"/>
+            <w:tcW w:w="395" w:type="pct"/>
           </w:tcPr>
           <w:p>
             <w:pPr>
@@ -2096,7 +2096,7 @@
         </w:tc>
         <w:tc>
           <w:tcPr>
-            <w:tcW w:w="1114" w:type="pct"/>
+            <w:tcW w:w="1207" w:type="pct"/>
           </w:tcPr>
           <w:p>
             <w:pPr>
@@ -2115,7 +2115,7 @@
         </w:tc>
         <w:tc>
           <w:tcPr>
-            <w:tcW w:w="2476" w:type="pct"/>
+            <w:tcW w:w="2384" w:type="pct"/>
           </w:tcPr>
           <w:p>
             <w:pPr>
@@ -2140,7 +2140,7 @@
         <w:tc>
           <w:tcPr>
             <w:cnfStyle w:val="001000000000" w:firstRow="0" w:lastRow="0" w:firstColumn="1" w:lastColumn="0" w:oddVBand="0" w:evenVBand="0" w:oddHBand="0" w:evenHBand="0" w:firstRowFirstColumn="0" w:firstRowLastColumn="0" w:lastRowFirstColumn="0" w:lastRowLastColumn="0"/>
-            <w:tcW w:w="396" w:type="pct"/>
+            <w:tcW w:w="395" w:type="pct"/>
           </w:tcPr>
           <w:p>
             <w:pPr>
@@ -2179,7 +2179,7 @@
         </w:tc>
         <w:tc>
           <w:tcPr>
-            <w:tcW w:w="1114" w:type="pct"/>
+            <w:tcW w:w="1207" w:type="pct"/>
           </w:tcPr>
           <w:p>
             <w:pPr>
@@ -2206,7 +2206,7 @@
         </w:tc>
         <w:tc>
           <w:tcPr>
-            <w:tcW w:w="2476" w:type="pct"/>
+            <w:tcW w:w="2384" w:type="pct"/>
           </w:tcPr>
           <w:p>
             <w:pPr>
@@ -2228,7 +2228,7 @@
         <w:tc>
           <w:tcPr>
             <w:cnfStyle w:val="001000000000" w:firstRow="0" w:lastRow="0" w:firstColumn="1" w:lastColumn="0" w:oddVBand="0" w:evenVBand="0" w:oddHBand="0" w:evenHBand="0" w:firstRowFirstColumn="0" w:firstRowLastColumn="0" w:lastRowFirstColumn="0" w:lastRowLastColumn="0"/>
-            <w:tcW w:w="396" w:type="pct"/>
+            <w:tcW w:w="395" w:type="pct"/>
           </w:tcPr>
           <w:p>
             <w:pPr>
@@ -2265,7 +2265,7 @@
         </w:tc>
         <w:tc>
           <w:tcPr>
-            <w:tcW w:w="1114" w:type="pct"/>
+            <w:tcW w:w="1207" w:type="pct"/>
           </w:tcPr>
           <w:p>
             <w:pPr>
@@ -2296,7 +2296,7 @@
         </w:tc>
         <w:tc>
           <w:tcPr>
-            <w:tcW w:w="2476" w:type="pct"/>
+            <w:tcW w:w="2384" w:type="pct"/>
           </w:tcPr>
           <w:p>
             <w:pPr>
@@ -2318,7 +2318,7 @@
         <w:tc>
           <w:tcPr>
             <w:cnfStyle w:val="001000000000" w:firstRow="0" w:lastRow="0" w:firstColumn="1" w:lastColumn="0" w:oddVBand="0" w:evenVBand="0" w:oddHBand="0" w:evenHBand="0" w:firstRowFirstColumn="0" w:firstRowLastColumn="0" w:lastRowFirstColumn="0" w:lastRowLastColumn="0"/>
-            <w:tcW w:w="396" w:type="pct"/>
+            <w:tcW w:w="395" w:type="pct"/>
           </w:tcPr>
           <w:p>
             <w:pPr>
@@ -2355,7 +2355,7 @@
         </w:tc>
         <w:tc>
           <w:tcPr>
-            <w:tcW w:w="1114" w:type="pct"/>
+            <w:tcW w:w="1207" w:type="pct"/>
           </w:tcPr>
           <w:p>
             <w:pPr>
@@ -2378,7 +2378,7 @@
         </w:tc>
         <w:tc>
           <w:tcPr>
-            <w:tcW w:w="2476" w:type="pct"/>
+            <w:tcW w:w="2384" w:type="pct"/>
           </w:tcPr>
           <w:p>
             <w:pPr>
@@ -2400,7 +2400,7 @@
         <w:tc>
           <w:tcPr>
             <w:cnfStyle w:val="001000000000" w:firstRow="0" w:lastRow="0" w:firstColumn="1" w:lastColumn="0" w:oddVBand="0" w:evenVBand="0" w:oddHBand="0" w:evenHBand="0" w:firstRowFirstColumn="0" w:firstRowLastColumn="0" w:lastRowFirstColumn="0" w:lastRowLastColumn="0"/>
-            <w:tcW w:w="396" w:type="pct"/>
+            <w:tcW w:w="395" w:type="pct"/>
           </w:tcPr>
           <w:p>
             <w:pPr>
@@ -2437,7 +2437,7 @@
         </w:tc>
         <w:tc>
           <w:tcPr>
-            <w:tcW w:w="1114" w:type="pct"/>
+            <w:tcW w:w="1207" w:type="pct"/>
           </w:tcPr>
           <w:p>
             <w:pPr>
@@ -2513,7 +2513,7 @@
         </w:tc>
         <w:tc>
           <w:tcPr>
-            <w:tcW w:w="2476" w:type="pct"/>
+            <w:tcW w:w="2384" w:type="pct"/>
           </w:tcPr>
           <w:p>
             <w:pPr>
@@ -2527,6 +2527,364 @@
                 <w:rFonts w:ascii="Calibri" w:eastAsia="Calibri" w:hAnsi="Calibri" w:cs="Calibri"/>
               </w:rPr>
               <w:t>Limited within-county variation in racial composition over an 11-year window leaves wide confidence intervals once county fixed effects absorb the baseline; expected behavior given the FE design, not a specification problem</w:t>
+            </w:r>
+          </w:p>
+        </w:tc>
+      </w:tr>
+      <w:tr>
+        <w:trPr>
+          <w:cnfStyle w:val="000000100000" w:firstRow="0" w:lastRow="0" w:firstColumn="0" w:lastColumn="0" w:oddVBand="0" w:evenVBand="0" w:oddHBand="1" w:evenHBand="0" w:firstRowFirstColumn="0" w:firstRowLastColumn="0" w:lastRowFirstColumn="0" w:lastRowLastColumn="0"/>
+        </w:trPr>
+        <w:tc>
+          <w:tcPr>
+            <w:cnfStyle w:val="001000000000" w:firstRow="0" w:lastRow="0" w:firstColumn="1" w:lastColumn="0" w:oddVBand="0" w:evenVBand="0" w:oddHBand="0" w:evenHBand="0" w:firstRowFirstColumn="0" w:firstRowLastColumn="0" w:lastRowFirstColumn="0" w:lastRowLastColumn="0"/>
+            <w:tcW w:w="395" w:type="pct"/>
+          </w:tcPr>
+          <w:p>
+            <w:pPr>
+              <w:rPr>
+                <w:rFonts w:ascii="Calibri" w:eastAsia="Calibri" w:hAnsi="Calibri" w:cs="Calibri"/>
+              </w:rPr>
+            </w:pPr>
+            <w:r>
+              <w:rPr>
+                <w:rFonts w:ascii="Calibri" w:eastAsia="Calibri" w:hAnsi="Calibri" w:cs="Calibri"/>
+              </w:rPr>
+              <w:t>7</w:t>
+            </w:r>
+          </w:p>
+        </w:tc>
+        <w:tc>
+          <w:tcPr>
+            <w:tcW w:w="1014" w:type="pct"/>
+          </w:tcPr>
+          <w:p>
+            <w:pPr>
+              <w:cnfStyle w:val="000000100000" w:firstRow="0" w:lastRow="0" w:firstColumn="0" w:lastColumn="0" w:oddVBand="0" w:evenVBand="0" w:oddHBand="1" w:evenHBand="0" w:firstRowFirstColumn="0" w:firstRowLastColumn="0" w:lastRowFirstColumn="0" w:lastRowLastColumn="0"/>
+              <w:rPr>
+                <w:rFonts w:ascii="Calibri" w:eastAsia="Calibri" w:hAnsi="Calibri" w:cs="Calibri"/>
+              </w:rPr>
+            </w:pPr>
+            <w:r>
+              <w:rPr>
+                <w:rFonts w:ascii="Calibri" w:eastAsia="Calibri" w:hAnsi="Calibri" w:cs="Calibri"/>
+              </w:rPr>
+              <w:t>Diagnostics</w:t>
+            </w:r>
+          </w:p>
+        </w:tc>
+        <w:tc>
+          <w:tcPr>
+            <w:tcW w:w="1207" w:type="pct"/>
+          </w:tcPr>
+          <w:p>
+            <w:pPr>
+              <w:cnfStyle w:val="000000100000" w:firstRow="0" w:lastRow="0" w:firstColumn="0" w:lastColumn="0" w:oddVBand="0" w:evenVBand="0" w:oddHBand="1" w:evenHBand="0" w:firstRowFirstColumn="0" w:firstRowLastColumn="0" w:lastRowFirstColumn="0" w:lastRowLastColumn="0"/>
+            </w:pPr>
+            <w:r>
+              <w:t>Added a within-county variation diagnostic (overall, between, and within standard deviation, plus the within/overall ratio) for all 13 Week 6 predictors</w:t>
+            </w:r>
+          </w:p>
+        </w:tc>
+        <w:tc>
+          <w:tcPr>
+            <w:tcW w:w="2384" w:type="pct"/>
+          </w:tcPr>
+          <w:p>
+            <w:pPr>
+              <w:cnfStyle w:val="000000100000" w:firstRow="0" w:lastRow="0" w:firstColumn="0" w:lastColumn="0" w:oddVBand="0" w:evenVBand="0" w:oddHBand="1" w:evenHBand="0" w:firstRowFirstColumn="0" w:firstRowLastColumn="0" w:lastRowFirstColumn="0" w:lastRowLastColumn="0"/>
+              <w:rPr>
+                <w:rFonts w:ascii="Calibri" w:eastAsia="Calibri" w:hAnsi="Calibri" w:cs="Calibri"/>
+              </w:rPr>
+            </w:pPr>
+            <w:r>
+              <w:rPr>
+                <w:rFonts w:ascii="Calibri" w:eastAsia="Calibri" w:hAnsi="Calibri" w:cs="Calibri"/>
+              </w:rPr>
+              <w:t>Needed to tell apart predictors with a genuine null effect from predictors where the fixed-effects model simply doesn't have enough within-county movement to detect an effect</w:t>
+            </w:r>
+          </w:p>
+        </w:tc>
+      </w:tr>
+      <w:tr>
+        <w:tc>
+          <w:tcPr>
+            <w:cnfStyle w:val="001000000000" w:firstRow="0" w:lastRow="0" w:firstColumn="1" w:lastColumn="0" w:oddVBand="0" w:evenVBand="0" w:oddHBand="0" w:evenHBand="0" w:firstRowFirstColumn="0" w:firstRowLastColumn="0" w:lastRowFirstColumn="0" w:lastRowLastColumn="0"/>
+            <w:tcW w:w="395" w:type="pct"/>
+          </w:tcPr>
+          <w:p>
+            <w:pPr>
+              <w:rPr>
+                <w:rFonts w:ascii="Calibri" w:eastAsia="Calibri" w:hAnsi="Calibri" w:cs="Calibri"/>
+              </w:rPr>
+            </w:pPr>
+            <w:r>
+              <w:rPr>
+                <w:rFonts w:ascii="Calibri" w:eastAsia="Calibri" w:hAnsi="Calibri" w:cs="Calibri"/>
+              </w:rPr>
+              <w:t>7</w:t>
+            </w:r>
+          </w:p>
+        </w:tc>
+        <w:tc>
+          <w:tcPr>
+            <w:tcW w:w="1014" w:type="pct"/>
+          </w:tcPr>
+          <w:p>
+            <w:pPr>
+              <w:cnfStyle w:val="000000000000" w:firstRow="0" w:lastRow="0" w:firstColumn="0" w:lastColumn="0" w:oddVBand="0" w:evenVBand="0" w:oddHBand="0" w:evenHBand="0" w:firstRowFirstColumn="0" w:firstRowLastColumn="0" w:lastRowFirstColumn="0" w:lastRowLastColumn="0"/>
+              <w:rPr>
+                <w:rFonts w:ascii="Calibri" w:eastAsia="Calibri" w:hAnsi="Calibri" w:cs="Calibri"/>
+              </w:rPr>
+            </w:pPr>
+            <w:r>
+              <w:rPr>
+                <w:rFonts w:ascii="Calibri" w:eastAsia="Calibri" w:hAnsi="Calibri" w:cs="Calibri"/>
+              </w:rPr>
+              <w:t>Diagnostics</w:t>
+            </w:r>
+          </w:p>
+        </w:tc>
+        <w:tc>
+          <w:tcPr>
+            <w:tcW w:w="1207" w:type="pct"/>
+          </w:tcPr>
+          <w:p>
+            <w:pPr>
+              <w:cnfStyle w:val="000000000000" w:firstRow="0" w:lastRow="0" w:firstColumn="0" w:lastColumn="0" w:oddVBand="0" w:evenVBand="0" w:oddHBand="0" w:evenHBand="0" w:firstRowFirstColumn="0" w:firstRowLastColumn="0" w:lastRowFirstColumn="0" w:lastRowLastColumn="0"/>
+            </w:pPr>
+            <w:r>
+              <w:t xml:space="preserve">Ran a </w:t>
+            </w:r>
+            <w:proofErr w:type="spellStart"/>
+            <w:r>
+              <w:t>Mundlak</w:t>
+            </w:r>
+            <w:proofErr w:type="spellEnd"/>
+            <w:r>
+              <w:t xml:space="preserve"> test: added each predictor's county-level mean to a random-effects model and tested the mean terms jointly with a Wald test</w:t>
+            </w:r>
+          </w:p>
+        </w:tc>
+        <w:tc>
+          <w:tcPr>
+            <w:tcW w:w="2384" w:type="pct"/>
+          </w:tcPr>
+          <w:p>
+            <w:pPr>
+              <w:cnfStyle w:val="000000000000" w:firstRow="0" w:lastRow="0" w:firstColumn="0" w:lastColumn="0" w:oddVBand="0" w:evenVBand="0" w:oddHBand="0" w:evenHBand="0" w:firstRowFirstColumn="0" w:firstRowLastColumn="0" w:lastRowFirstColumn="0" w:lastRowLastColumn="0"/>
+              <w:rPr>
+                <w:rFonts w:ascii="Calibri" w:eastAsia="Calibri" w:hAnsi="Calibri" w:cs="Calibri"/>
+              </w:rPr>
+            </w:pPr>
+            <w:r>
+              <w:rPr>
+                <w:rFonts w:ascii="Calibri" w:eastAsia="Calibri" w:hAnsi="Calibri" w:cs="Calibri"/>
+              </w:rPr>
+              <w:t>Formally test whether the random-effects assumption holds, so the fixed-effects specification is backed by a statistical test rather than only the sign changes observed in Week 6</w:t>
+            </w:r>
+          </w:p>
+        </w:tc>
+      </w:tr>
+      <w:tr>
+        <w:trPr>
+          <w:cnfStyle w:val="000000100000" w:firstRow="0" w:lastRow="0" w:firstColumn="0" w:lastColumn="0" w:oddVBand="0" w:evenVBand="0" w:oddHBand="1" w:evenHBand="0" w:firstRowFirstColumn="0" w:firstRowLastColumn="0" w:lastRowFirstColumn="0" w:lastRowLastColumn="0"/>
+        </w:trPr>
+        <w:tc>
+          <w:tcPr>
+            <w:cnfStyle w:val="001000000000" w:firstRow="0" w:lastRow="0" w:firstColumn="1" w:lastColumn="0" w:oddVBand="0" w:evenVBand="0" w:oddHBand="0" w:evenHBand="0" w:firstRowFirstColumn="0" w:firstRowLastColumn="0" w:lastRowFirstColumn="0" w:lastRowLastColumn="0"/>
+            <w:tcW w:w="395" w:type="pct"/>
+          </w:tcPr>
+          <w:p>
+            <w:pPr>
+              <w:rPr>
+                <w:rFonts w:ascii="Calibri" w:eastAsia="Calibri" w:hAnsi="Calibri" w:cs="Calibri"/>
+              </w:rPr>
+            </w:pPr>
+            <w:r>
+              <w:rPr>
+                <w:rFonts w:ascii="Calibri" w:eastAsia="Calibri" w:hAnsi="Calibri" w:cs="Calibri"/>
+              </w:rPr>
+              <w:t>7</w:t>
+            </w:r>
+          </w:p>
+        </w:tc>
+        <w:tc>
+          <w:tcPr>
+            <w:tcW w:w="1014" w:type="pct"/>
+          </w:tcPr>
+          <w:p>
+            <w:pPr>
+              <w:cnfStyle w:val="000000100000" w:firstRow="0" w:lastRow="0" w:firstColumn="0" w:lastColumn="0" w:oddVBand="0" w:evenVBand="0" w:oddHBand="1" w:evenHBand="0" w:firstRowFirstColumn="0" w:firstRowLastColumn="0" w:lastRowFirstColumn="0" w:lastRowLastColumn="0"/>
+              <w:rPr>
+                <w:rFonts w:ascii="Calibri" w:eastAsia="Calibri" w:hAnsi="Calibri" w:cs="Calibri"/>
+              </w:rPr>
+            </w:pPr>
+            <w:r>
+              <w:rPr>
+                <w:rFonts w:ascii="Calibri" w:eastAsia="Calibri" w:hAnsi="Calibri" w:cs="Calibri"/>
+              </w:rPr>
+              <w:t>Model specification</w:t>
+            </w:r>
+          </w:p>
+        </w:tc>
+        <w:tc>
+          <w:tcPr>
+            <w:tcW w:w="1207" w:type="pct"/>
+          </w:tcPr>
+          <w:p>
+            <w:pPr>
+              <w:cnfStyle w:val="000000100000" w:firstRow="0" w:lastRow="0" w:firstColumn="0" w:lastColumn="0" w:oddVBand="0" w:evenVBand="0" w:oddHBand="1" w:evenHBand="0" w:firstRowFirstColumn="0" w:firstRowLastColumn="0" w:lastRowFirstColumn="0" w:lastRowLastColumn="0"/>
+            </w:pPr>
+            <w:r>
+              <w:t>Retained the two-way fixed-effects model from Week 6 as the primary Part 2 specification, no changes</w:t>
+            </w:r>
+          </w:p>
+        </w:tc>
+        <w:tc>
+          <w:tcPr>
+            <w:tcW w:w="2384" w:type="pct"/>
+          </w:tcPr>
+          <w:p>
+            <w:pPr>
+              <w:cnfStyle w:val="000000100000" w:firstRow="0" w:lastRow="0" w:firstColumn="0" w:lastColumn="0" w:oddVBand="0" w:evenVBand="0" w:oddHBand="1" w:evenHBand="0" w:firstRowFirstColumn="0" w:firstRowLastColumn="0" w:lastRowFirstColumn="0" w:lastRowLastColumn="0"/>
+              <w:rPr>
+                <w:rFonts w:ascii="Calibri" w:eastAsia="Calibri" w:hAnsi="Calibri" w:cs="Calibri"/>
+              </w:rPr>
+            </w:pPr>
+            <w:proofErr w:type="spellStart"/>
+            <w:r>
+              <w:rPr>
+                <w:rFonts w:ascii="Calibri" w:eastAsia="Calibri" w:hAnsi="Calibri" w:cs="Calibri"/>
+              </w:rPr>
+              <w:t>Mundlak</w:t>
+            </w:r>
+            <w:proofErr w:type="spellEnd"/>
+            <w:r>
+              <w:rPr>
+                <w:rFonts w:ascii="Calibri" w:eastAsia="Calibri" w:hAnsi="Calibri" w:cs="Calibri"/>
+              </w:rPr>
+              <w:t xml:space="preserve"> test rejected the random-effects assumption (chi-squared = 44.44, 13 </w:t>
+            </w:r>
+            <w:proofErr w:type="spellStart"/>
+            <w:r>
+              <w:rPr>
+                <w:rFonts w:ascii="Calibri" w:eastAsia="Calibri" w:hAnsi="Calibri" w:cs="Calibri"/>
+              </w:rPr>
+              <w:t>df</w:t>
+            </w:r>
+            <w:proofErr w:type="spellEnd"/>
+            <w:r>
+              <w:rPr>
+                <w:rFonts w:ascii="Calibri" w:eastAsia="Calibri" w:hAnsi="Calibri" w:cs="Calibri"/>
+              </w:rPr>
+              <w:t>, p &lt; 0.0001), confirming fixed effects is the appropriate choice</w:t>
+            </w:r>
+          </w:p>
+        </w:tc>
+      </w:tr>
+      <w:tr>
+        <w:tc>
+          <w:tcPr>
+            <w:cnfStyle w:val="001000000000" w:firstRow="0" w:lastRow="0" w:firstColumn="1" w:lastColumn="0" w:oddVBand="0" w:evenVBand="0" w:oddHBand="0" w:evenHBand="0" w:firstRowFirstColumn="0" w:firstRowLastColumn="0" w:lastRowFirstColumn="0" w:lastRowLastColumn="0"/>
+            <w:tcW w:w="395" w:type="pct"/>
+          </w:tcPr>
+          <w:p>
+            <w:pPr>
+              <w:rPr>
+                <w:rFonts w:ascii="Calibri" w:eastAsia="Calibri" w:hAnsi="Calibri" w:cs="Calibri"/>
+              </w:rPr>
+            </w:pPr>
+            <w:r>
+              <w:rPr>
+                <w:rFonts w:ascii="Calibri" w:eastAsia="Calibri" w:hAnsi="Calibri" w:cs="Calibri"/>
+              </w:rPr>
+              <w:t>7</w:t>
+            </w:r>
+          </w:p>
+        </w:tc>
+        <w:tc>
+          <w:tcPr>
+            <w:tcW w:w="1014" w:type="pct"/>
+          </w:tcPr>
+          <w:p>
+            <w:pPr>
+              <w:cnfStyle w:val="000000000000" w:firstRow="0" w:lastRow="0" w:firstColumn="0" w:lastColumn="0" w:oddVBand="0" w:evenVBand="0" w:oddHBand="0" w:evenHBand="0" w:firstRowFirstColumn="0" w:firstRowLastColumn="0" w:lastRowFirstColumn="0" w:lastRowLastColumn="0"/>
+              <w:rPr>
+                <w:rFonts w:ascii="Calibri" w:eastAsia="Calibri" w:hAnsi="Calibri" w:cs="Calibri"/>
+              </w:rPr>
+            </w:pPr>
+            <w:r>
+              <w:rPr>
+                <w:rFonts w:ascii="Calibri" w:eastAsia="Calibri" w:hAnsi="Calibri" w:cs="Calibri"/>
+              </w:rPr>
+              <w:t>Interpretation correction</w:t>
+            </w:r>
+          </w:p>
+        </w:tc>
+        <w:tc>
+          <w:tcPr>
+            <w:tcW w:w="1207" w:type="pct"/>
+          </w:tcPr>
+          <w:p>
+            <w:pPr>
+              <w:cnfStyle w:val="000000000000" w:firstRow="0" w:lastRow="0" w:firstColumn="0" w:lastColumn="0" w:oddVBand="0" w:evenVBand="0" w:oddHBand="0" w:evenHBand="0" w:firstRowFirstColumn="0" w:firstRowLastColumn="0" w:lastRowFirstColumn="0" w:lastRowLastColumn="0"/>
+            </w:pPr>
+            <w:r>
+              <w:t xml:space="preserve">Revised the Week 6 explanation for </w:t>
+            </w:r>
+            <w:proofErr w:type="spellStart"/>
+            <w:r>
+              <w:t>median_income's</w:t>
+            </w:r>
+            <w:proofErr w:type="spellEnd"/>
+            <w:r>
+              <w:t xml:space="preserve"> non-</w:t>
+            </w:r>
+            <w:r>
+              <w:lastRenderedPageBreak/>
+              <w:t>significant fixed-effects coefficient, from "income is slow-moving within a county" to "income has adequate within-county variation but no detectable within-county relationship with the uninsured rate"</w:t>
+            </w:r>
+          </w:p>
+        </w:tc>
+        <w:tc>
+          <w:tcPr>
+            <w:tcW w:w="2384" w:type="pct"/>
+          </w:tcPr>
+          <w:p>
+            <w:pPr>
+              <w:cnfStyle w:val="000000000000" w:firstRow="0" w:lastRow="0" w:firstColumn="0" w:lastColumn="0" w:oddVBand="0" w:evenVBand="0" w:oddHBand="0" w:evenHBand="0" w:firstRowFirstColumn="0" w:firstRowLastColumn="0" w:lastRowFirstColumn="0" w:lastRowLastColumn="0"/>
+              <w:rPr>
+                <w:rFonts w:ascii="Calibri" w:eastAsia="Calibri" w:hAnsi="Calibri" w:cs="Calibri"/>
+              </w:rPr>
+            </w:pPr>
+            <w:r>
+              <w:rPr>
+                <w:rFonts w:ascii="Calibri" w:eastAsia="Calibri" w:hAnsi="Calibri" w:cs="Calibri"/>
+              </w:rPr>
+              <w:lastRenderedPageBreak/>
+              <w:t xml:space="preserve">The variation diagnostic showed </w:t>
+            </w:r>
+            <w:proofErr w:type="spellStart"/>
+            <w:r>
+              <w:rPr>
+                <w:rFonts w:ascii="Calibri" w:eastAsia="Calibri" w:hAnsi="Calibri" w:cs="Calibri"/>
+              </w:rPr>
+              <w:t>median_income's</w:t>
+            </w:r>
+            <w:proofErr w:type="spellEnd"/>
+            <w:r>
+              <w:rPr>
+                <w:rFonts w:ascii="Calibri" w:eastAsia="Calibri" w:hAnsi="Calibri" w:cs="Calibri"/>
+              </w:rPr>
+              <w:t xml:space="preserve"> within/overall SD ratio (0.452) is above the </w:t>
+            </w:r>
+            <w:r>
+              <w:rPr>
+                <w:rFonts w:ascii="Calibri" w:eastAsia="Calibri" w:hAnsi="Calibri" w:cs="Calibri"/>
+              </w:rPr>
+              <w:lastRenderedPageBreak/>
+              <w:t>acceptable threshold (0.4), so insufficient variation does not explain the non-significant result</w:t>
             </w:r>
           </w:p>
         </w:tc>
@@ -3937,23 +4295,6 @@
 </file>
 
 <file path=customXml/item1.xml><?xml version="1.0" encoding="utf-8"?>
-<?mso-contentType ?>
-<FormTemplates xmlns="http://schemas.microsoft.com/sharepoint/v3/contenttype/forms">
-  <Display>DocumentLibraryForm</Display>
-  <Edit>DocumentLibraryForm</Edit>
-  <New>DocumentLibraryForm</New>
-</FormTemplates>
-</file>
-
-<file path=customXml/item2.xml><?xml version="1.0" encoding="utf-8"?>
-<p:properties xmlns:p="http://schemas.microsoft.com/office/2006/metadata/properties" xmlns:xsi="http://www.w3.org/2001/XMLSchema-instance" xmlns:pc="http://schemas.microsoft.com/office/infopath/2007/PartnerControls">
-  <documentManagement>
-    <_activity xmlns="706b8aa2-8af0-4ab8-9873-df9911b98d43" xsi:nil="true"/>
-  </documentManagement>
-</p:properties>
-</file>
-
-<file path=customXml/item3.xml><?xml version="1.0" encoding="utf-8"?>
 <ct:contentTypeSchema xmlns:ct="http://schemas.microsoft.com/office/2006/metadata/contentType" xmlns:ma="http://schemas.microsoft.com/office/2006/metadata/properties/metaAttributes" ct:_="" ma:_="" ma:contentTypeName="Document" ma:contentTypeID="0x0101001D9746C7FF84C449B12CEB48A8E17926" ma:contentTypeVersion="16" ma:contentTypeDescription="Create a new document." ma:contentTypeScope="" ma:versionID="4bb6fe4e1c75b5540c1f4ab272283b02">
   <xsd:schema xmlns:xsd="http://www.w3.org/2001/XMLSchema" xmlns:xs="http://www.w3.org/2001/XMLSchema" xmlns:p="http://schemas.microsoft.com/office/2006/metadata/properties" xmlns:ns3="706b8aa2-8af0-4ab8-9873-df9911b98d43" xmlns:ns4="51b1e863-652f-4e12-a6c4-d71aedd5f070" targetNamespace="http://schemas.microsoft.com/office/2006/metadata/properties" ma:root="true" ma:fieldsID="12b9d2ff6dca74e3d66d5dd31ea60895" ns3:_="" ns4:_="">
     <xsd:import namespace="706b8aa2-8af0-4ab8-9873-df9911b98d43"/>
@@ -4192,25 +4533,24 @@
 </ct:contentTypeSchema>
 </file>
 
-<file path=customXml/itemProps1.xml><?xml version="1.0" encoding="utf-8"?>
-<ds:datastoreItem xmlns:ds="http://schemas.openxmlformats.org/officeDocument/2006/customXml" ds:itemID="{D7A5B4EB-9640-4FFD-98EB-39AF60ECE5C4}">
-  <ds:schemaRefs>
-    <ds:schemaRef ds:uri="http://schemas.microsoft.com/sharepoint/v3/contenttype/forms"/>
-  </ds:schemaRefs>
-</ds:datastoreItem>
+<file path=customXml/item2.xml><?xml version="1.0" encoding="utf-8"?>
+<p:properties xmlns:p="http://schemas.microsoft.com/office/2006/metadata/properties" xmlns:xsi="http://www.w3.org/2001/XMLSchema-instance" xmlns:pc="http://schemas.microsoft.com/office/infopath/2007/PartnerControls">
+  <documentManagement>
+    <_activity xmlns="706b8aa2-8af0-4ab8-9873-df9911b98d43" xsi:nil="true"/>
+  </documentManagement>
+</p:properties>
 </file>
 
-<file path=customXml/itemProps2.xml><?xml version="1.0" encoding="utf-8"?>
-<ds:datastoreItem xmlns:ds="http://schemas.openxmlformats.org/officeDocument/2006/customXml" ds:itemID="{9F6F1979-D164-4E8C-BB05-AAFC2A814FE6}">
-  <ds:schemaRefs>
-    <ds:schemaRef ds:uri="http://schemas.microsoft.com/office/2006/metadata/properties"/>
-    <ds:schemaRef ds:uri="http://schemas.microsoft.com/office/infopath/2007/PartnerControls"/>
-    <ds:schemaRef ds:uri="706b8aa2-8af0-4ab8-9873-df9911b98d43"/>
-  </ds:schemaRefs>
-</ds:datastoreItem>
+<file path=customXml/item3.xml><?xml version="1.0" encoding="utf-8"?>
+<?mso-contentType ?>
+<FormTemplates xmlns="http://schemas.microsoft.com/sharepoint/v3/contenttype/forms">
+  <Display>DocumentLibraryForm</Display>
+  <Edit>DocumentLibraryForm</Edit>
+  <New>DocumentLibraryForm</New>
+</FormTemplates>
 </file>
 
-<file path=customXml/itemProps3.xml><?xml version="1.0" encoding="utf-8"?>
+<file path=customXml/itemProps1.xml><?xml version="1.0" encoding="utf-8"?>
 <ds:datastoreItem xmlns:ds="http://schemas.openxmlformats.org/officeDocument/2006/customXml" ds:itemID="{7C4BBCEE-F67C-403A-BDA6-D1A8F72166DC}">
   <ds:schemaRefs>
     <ds:schemaRef ds:uri="http://schemas.microsoft.com/office/2006/metadata/contentType"/>
@@ -4229,6 +4569,24 @@
 </ds:datastoreItem>
 </file>
 
+<file path=customXml/itemProps2.xml><?xml version="1.0" encoding="utf-8"?>
+<ds:datastoreItem xmlns:ds="http://schemas.openxmlformats.org/officeDocument/2006/customXml" ds:itemID="{9F6F1979-D164-4E8C-BB05-AAFC2A814FE6}">
+  <ds:schemaRefs>
+    <ds:schemaRef ds:uri="http://schemas.microsoft.com/office/2006/metadata/properties"/>
+    <ds:schemaRef ds:uri="http://schemas.microsoft.com/office/infopath/2007/PartnerControls"/>
+    <ds:schemaRef ds:uri="706b8aa2-8af0-4ab8-9873-df9911b98d43"/>
+  </ds:schemaRefs>
+</ds:datastoreItem>
+</file>
+
+<file path=customXml/itemProps3.xml><?xml version="1.0" encoding="utf-8"?>
+<ds:datastoreItem xmlns:ds="http://schemas.openxmlformats.org/officeDocument/2006/customXml" ds:itemID="{D7A5B4EB-9640-4FFD-98EB-39AF60ECE5C4}">
+  <ds:schemaRefs>
+    <ds:schemaRef ds:uri="http://schemas.microsoft.com/sharepoint/v3/contenttype/forms"/>
+  </ds:schemaRefs>
+</ds:datastoreItem>
+</file>
+
 <file path=docMetadata/LabelInfo.xml><?xml version="1.0" encoding="utf-8"?>
 <clbl:labelList xmlns:clbl="http://schemas.microsoft.com/office/2020/mipLabelMetadata">
   <clbl:label id="{762ebf40-80b2-40ba-86fe-6dd409acb499}" enabled="0" method="" siteId="{762ebf40-80b2-40ba-86fe-6dd409acb499}" removed="1"/>

--- a/log/Decision Log.docx
+++ b/log/Decision Log.docx
@@ -2885,6 +2885,398 @@
               </w:rPr>
               <w:lastRenderedPageBreak/>
               <w:t>acceptable threshold (0.4), so insufficient variation does not explain the non-significant result</w:t>
+            </w:r>
+          </w:p>
+        </w:tc>
+      </w:tr>
+      <w:tr>
+        <w:trPr>
+          <w:cnfStyle w:val="000000100000" w:firstRow="0" w:lastRow="0" w:firstColumn="0" w:lastColumn="0" w:oddVBand="0" w:evenVBand="0" w:oddHBand="1" w:evenHBand="0" w:firstRowFirstColumn="0" w:firstRowLastColumn="0" w:lastRowFirstColumn="0" w:lastRowLastColumn="0"/>
+        </w:trPr>
+        <w:tc>
+          <w:tcPr>
+            <w:cnfStyle w:val="001000000000" w:firstRow="0" w:lastRow="0" w:firstColumn="1" w:lastColumn="0" w:oddVBand="0" w:evenVBand="0" w:oddHBand="0" w:evenHBand="0" w:firstRowFirstColumn="0" w:firstRowLastColumn="0" w:lastRowFirstColumn="0" w:lastRowLastColumn="0"/>
+            <w:tcW w:w="395" w:type="pct"/>
+          </w:tcPr>
+          <w:p>
+            <w:pPr>
+              <w:rPr>
+                <w:rFonts w:ascii="Calibri" w:eastAsia="Calibri" w:hAnsi="Calibri" w:cs="Calibri"/>
+              </w:rPr>
+            </w:pPr>
+            <w:r>
+              <w:rPr>
+                <w:rFonts w:ascii="Calibri" w:eastAsia="Calibri" w:hAnsi="Calibri" w:cs="Calibri"/>
+              </w:rPr>
+              <w:lastRenderedPageBreak/>
+              <w:t>8</w:t>
+            </w:r>
+          </w:p>
+        </w:tc>
+        <w:tc>
+          <w:tcPr>
+            <w:tcW w:w="1014" w:type="pct"/>
+          </w:tcPr>
+          <w:p>
+            <w:pPr>
+              <w:cnfStyle w:val="000000100000" w:firstRow="0" w:lastRow="0" w:firstColumn="0" w:lastColumn="0" w:oddVBand="0" w:evenVBand="0" w:oddHBand="1" w:evenHBand="0" w:firstRowFirstColumn="0" w:firstRowLastColumn="0" w:lastRowFirstColumn="0" w:lastRowLastColumn="0"/>
+              <w:rPr>
+                <w:rFonts w:ascii="Calibri" w:eastAsia="Calibri" w:hAnsi="Calibri" w:cs="Calibri"/>
+              </w:rPr>
+            </w:pPr>
+            <w:r>
+              <w:rPr>
+                <w:rFonts w:ascii="Calibri" w:eastAsia="Calibri" w:hAnsi="Calibri" w:cs="Calibri"/>
+              </w:rPr>
+              <w:t>Standard errors</w:t>
+            </w:r>
+          </w:p>
+        </w:tc>
+        <w:tc>
+          <w:tcPr>
+            <w:tcW w:w="1207" w:type="pct"/>
+          </w:tcPr>
+          <w:p>
+            <w:pPr>
+              <w:cnfStyle w:val="000000100000" w:firstRow="0" w:lastRow="0" w:firstColumn="0" w:lastColumn="0" w:oddVBand="0" w:evenVBand="0" w:oddHBand="1" w:evenHBand="0" w:firstRowFirstColumn="0" w:firstRowLastColumn="0" w:lastRowFirstColumn="0" w:lastRowLastColumn="0"/>
+            </w:pPr>
+            <w:r>
+              <w:t>Refit the two-way fixed-effects model with Driscoll-Kraay standard errors alongside the existing state-clustered standard errors</w:t>
+            </w:r>
+          </w:p>
+        </w:tc>
+        <w:tc>
+          <w:tcPr>
+            <w:tcW w:w="2384" w:type="pct"/>
+          </w:tcPr>
+          <w:p>
+            <w:pPr>
+              <w:cnfStyle w:val="000000100000" w:firstRow="0" w:lastRow="0" w:firstColumn="0" w:lastColumn="0" w:oddVBand="0" w:evenVBand="0" w:oddHBand="1" w:evenHBand="0" w:firstRowFirstColumn="0" w:firstRowLastColumn="0" w:lastRowFirstColumn="0" w:lastRowLastColumn="0"/>
+              <w:rPr>
+                <w:rFonts w:ascii="Calibri" w:eastAsia="Calibri" w:hAnsi="Calibri" w:cs="Calibri"/>
+              </w:rPr>
+            </w:pPr>
+            <w:r>
+              <w:rPr>
+                <w:rFonts w:ascii="Calibri" w:eastAsia="Calibri" w:hAnsi="Calibri" w:cs="Calibri"/>
+              </w:rPr>
+              <w:t>Test whether Week 6 significance results depend on the choice of standard error; Driscoll-Kraay accounts for cross-sectional and serial correlation rather than assuming independence across states</w:t>
+            </w:r>
+          </w:p>
+        </w:tc>
+      </w:tr>
+      <w:tr>
+        <w:tc>
+          <w:tcPr>
+            <w:cnfStyle w:val="001000000000" w:firstRow="0" w:lastRow="0" w:firstColumn="1" w:lastColumn="0" w:oddVBand="0" w:evenVBand="0" w:oddHBand="0" w:evenHBand="0" w:firstRowFirstColumn="0" w:firstRowLastColumn="0" w:lastRowFirstColumn="0" w:lastRowLastColumn="0"/>
+            <w:tcW w:w="395" w:type="pct"/>
+          </w:tcPr>
+          <w:p>
+            <w:pPr>
+              <w:rPr>
+                <w:rFonts w:ascii="Calibri" w:eastAsia="Calibri" w:hAnsi="Calibri" w:cs="Calibri"/>
+              </w:rPr>
+            </w:pPr>
+            <w:r>
+              <w:rPr>
+                <w:rFonts w:ascii="Calibri" w:eastAsia="Calibri" w:hAnsi="Calibri" w:cs="Calibri"/>
+              </w:rPr>
+              <w:t>8</w:t>
+            </w:r>
+          </w:p>
+        </w:tc>
+        <w:tc>
+          <w:tcPr>
+            <w:tcW w:w="1014" w:type="pct"/>
+          </w:tcPr>
+          <w:p>
+            <w:pPr>
+              <w:cnfStyle w:val="000000000000" w:firstRow="0" w:lastRow="0" w:firstColumn="0" w:lastColumn="0" w:oddVBand="0" w:evenVBand="0" w:oddHBand="0" w:evenHBand="0" w:firstRowFirstColumn="0" w:firstRowLastColumn="0" w:lastRowFirstColumn="0" w:lastRowLastColumn="0"/>
+              <w:rPr>
+                <w:rFonts w:ascii="Calibri" w:eastAsia="Calibri" w:hAnsi="Calibri" w:cs="Calibri"/>
+              </w:rPr>
+            </w:pPr>
+            <w:r>
+              <w:rPr>
+                <w:rFonts w:ascii="Calibri" w:eastAsia="Calibri" w:hAnsi="Calibri" w:cs="Calibri"/>
+              </w:rPr>
+              <w:t>Standard errors</w:t>
+            </w:r>
+          </w:p>
+        </w:tc>
+        <w:tc>
+          <w:tcPr>
+            <w:tcW w:w="1207" w:type="pct"/>
+          </w:tcPr>
+          <w:p>
+            <w:pPr>
+              <w:cnfStyle w:val="000000000000" w:firstRow="0" w:lastRow="0" w:firstColumn="0" w:lastColumn="0" w:oddVBand="0" w:evenVBand="0" w:oddHBand="0" w:evenHBand="0" w:firstRowFirstColumn="0" w:firstRowLastColumn="0" w:lastRowFirstColumn="0" w:lastRowLastColumn="0"/>
+            </w:pPr>
+            <w:r>
+              <w:t>Kept state-clustered standard errors as the primary reported specification, with Driscoll-Kraay reported alongside for comparison rather than replacing it</w:t>
+            </w:r>
+          </w:p>
+        </w:tc>
+        <w:tc>
+          <w:tcPr>
+            <w:tcW w:w="2384" w:type="pct"/>
+          </w:tcPr>
+          <w:p>
+            <w:pPr>
+              <w:cnfStyle w:val="000000000000" w:firstRow="0" w:lastRow="0" w:firstColumn="0" w:lastColumn="0" w:oddVBand="0" w:evenVBand="0" w:oddHBand="0" w:evenHBand="0" w:firstRowFirstColumn="0" w:firstRowLastColumn="0" w:lastRowFirstColumn="0" w:lastRowLastColumn="0"/>
+              <w:rPr>
+                <w:rFonts w:ascii="Calibri" w:eastAsia="Calibri" w:hAnsi="Calibri" w:cs="Calibri"/>
+              </w:rPr>
+            </w:pPr>
+            <w:r>
+              <w:rPr>
+                <w:rFonts w:ascii="Calibri" w:eastAsia="Calibri" w:hAnsi="Calibri" w:cs="Calibri"/>
+              </w:rPr>
+              <w:t>Neither standard error is objectively correct, they answer different questions about the error structure; the Week 6 headline findings are significant under both, so there was no need to switch</w:t>
+            </w:r>
+          </w:p>
+        </w:tc>
+      </w:tr>
+      <w:tr>
+        <w:trPr>
+          <w:cnfStyle w:val="000000100000" w:firstRow="0" w:lastRow="0" w:firstColumn="0" w:lastColumn="0" w:oddVBand="0" w:evenVBand="0" w:oddHBand="1" w:evenHBand="0" w:firstRowFirstColumn="0" w:firstRowLastColumn="0" w:lastRowFirstColumn="0" w:lastRowLastColumn="0"/>
+        </w:trPr>
+        <w:tc>
+          <w:tcPr>
+            <w:cnfStyle w:val="001000000000" w:firstRow="0" w:lastRow="0" w:firstColumn="1" w:lastColumn="0" w:oddVBand="0" w:evenVBand="0" w:oddHBand="0" w:evenHBand="0" w:firstRowFirstColumn="0" w:firstRowLastColumn="0" w:lastRowFirstColumn="0" w:lastRowLastColumn="0"/>
+            <w:tcW w:w="395" w:type="pct"/>
+          </w:tcPr>
+          <w:p>
+            <w:pPr>
+              <w:rPr>
+                <w:rFonts w:ascii="Calibri" w:eastAsia="Calibri" w:hAnsi="Calibri" w:cs="Calibri"/>
+              </w:rPr>
+            </w:pPr>
+            <w:r>
+              <w:rPr>
+                <w:rFonts w:ascii="Calibri" w:eastAsia="Calibri" w:hAnsi="Calibri" w:cs="Calibri"/>
+              </w:rPr>
+              <w:t>8</w:t>
+            </w:r>
+          </w:p>
+        </w:tc>
+        <w:tc>
+          <w:tcPr>
+            <w:tcW w:w="1014" w:type="pct"/>
+          </w:tcPr>
+          <w:p>
+            <w:pPr>
+              <w:cnfStyle w:val="000000100000" w:firstRow="0" w:lastRow="0" w:firstColumn="0" w:lastColumn="0" w:oddVBand="0" w:evenVBand="0" w:oddHBand="1" w:evenHBand="0" w:firstRowFirstColumn="0" w:firstRowLastColumn="0" w:lastRowFirstColumn="0" w:lastRowLastColumn="0"/>
+              <w:rPr>
+                <w:rFonts w:ascii="Calibri" w:eastAsia="Calibri" w:hAnsi="Calibri" w:cs="Calibri"/>
+              </w:rPr>
+            </w:pPr>
+            <w:r>
+              <w:rPr>
+                <w:rFonts w:ascii="Calibri" w:eastAsia="Calibri" w:hAnsi="Calibri" w:cs="Calibri"/>
+              </w:rPr>
+              <w:t>Diagnostics</w:t>
+            </w:r>
+          </w:p>
+        </w:tc>
+        <w:tc>
+          <w:tcPr>
+            <w:tcW w:w="1207" w:type="pct"/>
+          </w:tcPr>
+          <w:p>
+            <w:pPr>
+              <w:cnfStyle w:val="000000100000" w:firstRow="0" w:lastRow="0" w:firstColumn="0" w:lastColumn="0" w:oddVBand="0" w:evenVBand="0" w:oddHBand="1" w:evenHBand="0" w:firstRowFirstColumn="0" w:firstRowLastColumn="0" w:lastRowFirstColumn="0" w:lastRowLastColumn="0"/>
+            </w:pPr>
+            <w:r>
+              <w:t>Built an event-time figure from the model's year fixed effects, re-centered on 2015, explicitly labeled as descriptive rather than causal</w:t>
+            </w:r>
+          </w:p>
+        </w:tc>
+        <w:tc>
+          <w:tcPr>
+            <w:tcW w:w="2384" w:type="pct"/>
+          </w:tcPr>
+          <w:p>
+            <w:pPr>
+              <w:cnfStyle w:val="000000100000" w:firstRow="0" w:lastRow="0" w:firstColumn="0" w:lastColumn="0" w:oddVBand="0" w:evenVBand="0" w:oddHBand="1" w:evenHBand="0" w:firstRowFirstColumn="0" w:firstRowLastColumn="0" w:lastRowFirstColumn="0" w:lastRowLastColumn="0"/>
+              <w:rPr>
+                <w:rFonts w:ascii="Calibri" w:eastAsia="Calibri" w:hAnsi="Calibri" w:cs="Calibri"/>
+              </w:rPr>
+            </w:pPr>
+            <w:r>
+              <w:rPr>
+                <w:rFonts w:ascii="Calibri" w:eastAsia="Calibri" w:hAnsi="Calibri" w:cs="Calibri"/>
+              </w:rPr>
+              <w:t>Shows the year-to-year pattern the two-way fixed-effects model leaves unexplained without overclaiming a causal difference-in-differences interpretation, since there is no treatment/control comparison</w:t>
+            </w:r>
+          </w:p>
+        </w:tc>
+      </w:tr>
+      <w:tr>
+        <w:tc>
+          <w:tcPr>
+            <w:cnfStyle w:val="001000000000" w:firstRow="0" w:lastRow="0" w:firstColumn="1" w:lastColumn="0" w:oddVBand="0" w:evenVBand="0" w:oddHBand="0" w:evenHBand="0" w:firstRowFirstColumn="0" w:firstRowLastColumn="0" w:lastRowFirstColumn="0" w:lastRowLastColumn="0"/>
+            <w:tcW w:w="395" w:type="pct"/>
+          </w:tcPr>
+          <w:p>
+            <w:pPr>
+              <w:rPr>
+                <w:rFonts w:ascii="Calibri" w:eastAsia="Calibri" w:hAnsi="Calibri" w:cs="Calibri"/>
+              </w:rPr>
+            </w:pPr>
+            <w:r>
+              <w:rPr>
+                <w:rFonts w:ascii="Calibri" w:eastAsia="Calibri" w:hAnsi="Calibri" w:cs="Calibri"/>
+              </w:rPr>
+              <w:t>8</w:t>
+            </w:r>
+          </w:p>
+        </w:tc>
+        <w:tc>
+          <w:tcPr>
+            <w:tcW w:w="1014" w:type="pct"/>
+          </w:tcPr>
+          <w:p>
+            <w:pPr>
+              <w:cnfStyle w:val="000000000000" w:firstRow="0" w:lastRow="0" w:firstColumn="0" w:lastColumn="0" w:oddVBand="0" w:evenVBand="0" w:oddHBand="0" w:evenHBand="0" w:firstRowFirstColumn="0" w:firstRowLastColumn="0" w:lastRowFirstColumn="0" w:lastRowLastColumn="0"/>
+              <w:rPr>
+                <w:rFonts w:ascii="Calibri" w:eastAsia="Calibri" w:hAnsi="Calibri" w:cs="Calibri"/>
+              </w:rPr>
+            </w:pPr>
+            <w:r>
+              <w:rPr>
+                <w:rFonts w:ascii="Calibri" w:eastAsia="Calibri" w:hAnsi="Calibri" w:cs="Calibri"/>
+              </w:rPr>
+              <w:t>Robustness</w:t>
+            </w:r>
+          </w:p>
+        </w:tc>
+        <w:tc>
+          <w:tcPr>
+            <w:tcW w:w="1207" w:type="pct"/>
+          </w:tcPr>
+          <w:p>
+            <w:pPr>
+              <w:cnfStyle w:val="000000000000" w:firstRow="0" w:lastRow="0" w:firstColumn="0" w:lastColumn="0" w:oddVBand="0" w:evenVBand="0" w:oddHBand="0" w:evenHBand="0" w:firstRowFirstColumn="0" w:firstRowLastColumn="0" w:lastRowFirstColumn="0" w:lastRowLastColumn="0"/>
+            </w:pPr>
+            <w:r>
+              <w:t xml:space="preserve">Refit the two-way fixed-effects model on a wider 2012-2025 window (effectively 2013-2025, since </w:t>
+            </w:r>
+            <w:proofErr w:type="spellStart"/>
+            <w:r>
+              <w:t>pct_nh_white</w:t>
+            </w:r>
+            <w:proofErr w:type="spellEnd"/>
+            <w:r>
+              <w:t xml:space="preserve"> is missing for 2012)</w:t>
+            </w:r>
+          </w:p>
+        </w:tc>
+        <w:tc>
+          <w:tcPr>
+            <w:tcW w:w="2384" w:type="pct"/>
+          </w:tcPr>
+          <w:p>
+            <w:pPr>
+              <w:cnfStyle w:val="000000000000" w:firstRow="0" w:lastRow="0" w:firstColumn="0" w:lastColumn="0" w:oddVBand="0" w:evenVBand="0" w:oddHBand="0" w:evenHBand="0" w:firstRowFirstColumn="0" w:firstRowLastColumn="0" w:lastRowFirstColumn="0" w:lastRowLastColumn="0"/>
+              <w:rPr>
+                <w:rFonts w:ascii="Calibri" w:eastAsia="Calibri" w:hAnsi="Calibri" w:cs="Calibri"/>
+              </w:rPr>
+            </w:pPr>
+            <w:r>
+              <w:rPr>
+                <w:rFonts w:ascii="Calibri" w:eastAsia="Calibri" w:hAnsi="Calibri" w:cs="Calibri"/>
+              </w:rPr>
+              <w:t xml:space="preserve">Check whether the Week 6 findings depend on the 2015-2025 modeling window; all 13 predictor signs held, and only </w:t>
+            </w:r>
+            <w:proofErr w:type="spellStart"/>
+            <w:r>
+              <w:rPr>
+                <w:rFonts w:ascii="Calibri" w:eastAsia="Calibri" w:hAnsi="Calibri" w:cs="Calibri"/>
+              </w:rPr>
+              <w:t>unemployment_rate</w:t>
+            </w:r>
+            <w:proofErr w:type="spellEnd"/>
+            <w:r>
+              <w:rPr>
+                <w:rFonts w:ascii="Calibri" w:eastAsia="Calibri" w:hAnsi="Calibri" w:cs="Calibri"/>
+              </w:rPr>
+              <w:t xml:space="preserve"> showed a minor, non-reversing weakening in significance</w:t>
+            </w:r>
+          </w:p>
+        </w:tc>
+      </w:tr>
+      <w:tr>
+        <w:trPr>
+          <w:cnfStyle w:val="000000100000" w:firstRow="0" w:lastRow="0" w:firstColumn="0" w:lastColumn="0" w:oddVBand="0" w:evenVBand="0" w:oddHBand="1" w:evenHBand="0" w:firstRowFirstColumn="0" w:firstRowLastColumn="0" w:lastRowFirstColumn="0" w:lastRowLastColumn="0"/>
+        </w:trPr>
+        <w:tc>
+          <w:tcPr>
+            <w:cnfStyle w:val="001000000000" w:firstRow="0" w:lastRow="0" w:firstColumn="1" w:lastColumn="0" w:oddVBand="0" w:evenVBand="0" w:oddHBand="0" w:evenHBand="0" w:firstRowFirstColumn="0" w:firstRowLastColumn="0" w:lastRowFirstColumn="0" w:lastRowLastColumn="0"/>
+            <w:tcW w:w="395" w:type="pct"/>
+          </w:tcPr>
+          <w:p>
+            <w:pPr>
+              <w:rPr>
+                <w:rFonts w:ascii="Calibri" w:eastAsia="Calibri" w:hAnsi="Calibri" w:cs="Calibri"/>
+              </w:rPr>
+            </w:pPr>
+            <w:r>
+              <w:rPr>
+                <w:rFonts w:ascii="Calibri" w:eastAsia="Calibri" w:hAnsi="Calibri" w:cs="Calibri"/>
+              </w:rPr>
+              <w:t>8</w:t>
+            </w:r>
+          </w:p>
+        </w:tc>
+        <w:tc>
+          <w:tcPr>
+            <w:tcW w:w="1014" w:type="pct"/>
+          </w:tcPr>
+          <w:p>
+            <w:pPr>
+              <w:cnfStyle w:val="000000100000" w:firstRow="0" w:lastRow="0" w:firstColumn="0" w:lastColumn="0" w:oddVBand="0" w:evenVBand="0" w:oddHBand="1" w:evenHBand="0" w:firstRowFirstColumn="0" w:firstRowLastColumn="0" w:lastRowFirstColumn="0" w:lastRowLastColumn="0"/>
+              <w:rPr>
+                <w:rFonts w:ascii="Calibri" w:eastAsia="Calibri" w:hAnsi="Calibri" w:cs="Calibri"/>
+              </w:rPr>
+            </w:pPr>
+            <w:r>
+              <w:rPr>
+                <w:rFonts w:ascii="Calibri" w:eastAsia="Calibri" w:hAnsi="Calibri" w:cs="Calibri"/>
+              </w:rPr>
+              <w:t>Model specification</w:t>
+            </w:r>
+          </w:p>
+        </w:tc>
+        <w:tc>
+          <w:tcPr>
+            <w:tcW w:w="1207" w:type="pct"/>
+          </w:tcPr>
+          <w:p>
+            <w:pPr>
+              <w:cnfStyle w:val="000000100000" w:firstRow="0" w:lastRow="0" w:firstColumn="0" w:lastColumn="0" w:oddVBand="0" w:evenVBand="0" w:oddHBand="1" w:evenHBand="0" w:firstRowFirstColumn="0" w:firstRowLastColumn="0" w:lastRowFirstColumn="0" w:lastRowLastColumn="0"/>
+            </w:pPr>
+            <w:r>
+              <w:t>Retained the Week 6 two-way fixed-effects model, predictor list, and headline findings unchanged; closed out Part 2</w:t>
+            </w:r>
+          </w:p>
+        </w:tc>
+        <w:tc>
+          <w:tcPr>
+            <w:tcW w:w="2384" w:type="pct"/>
+          </w:tcPr>
+          <w:p>
+            <w:pPr>
+              <w:cnfStyle w:val="000000100000" w:firstRow="0" w:lastRow="0" w:firstColumn="0" w:lastColumn="0" w:oddVBand="0" w:evenVBand="0" w:oddHBand="1" w:evenHBand="0" w:firstRowFirstColumn="0" w:firstRowLastColumn="0" w:lastRowFirstColumn="0" w:lastRowLastColumn="0"/>
+              <w:rPr>
+                <w:rFonts w:ascii="Calibri" w:eastAsia="Calibri" w:hAnsi="Calibri" w:cs="Calibri"/>
+              </w:rPr>
+            </w:pPr>
+            <w:r>
+              <w:rPr>
+                <w:rFonts w:ascii="Calibri" w:eastAsia="Calibri" w:hAnsi="Calibri" w:cs="Calibri"/>
+              </w:rPr>
+              <w:t>All three Week 8 checks (Driscoll-Kraay standard errors, event-time figure, 2012-2025 robustness) confirmed rather than contradicted the Week 6 specification, so no revision was needed</w:t>
             </w:r>
           </w:p>
         </w:tc>
@@ -4295,6 +4687,23 @@
 </file>
 
 <file path=customXml/item1.xml><?xml version="1.0" encoding="utf-8"?>
+<?mso-contentType ?>
+<FormTemplates xmlns="http://schemas.microsoft.com/sharepoint/v3/contenttype/forms">
+  <Display>DocumentLibraryForm</Display>
+  <Edit>DocumentLibraryForm</Edit>
+  <New>DocumentLibraryForm</New>
+</FormTemplates>
+</file>
+
+<file path=customXml/item2.xml><?xml version="1.0" encoding="utf-8"?>
+<p:properties xmlns:p="http://schemas.microsoft.com/office/2006/metadata/properties" xmlns:xsi="http://www.w3.org/2001/XMLSchema-instance" xmlns:pc="http://schemas.microsoft.com/office/infopath/2007/PartnerControls">
+  <documentManagement>
+    <_activity xmlns="706b8aa2-8af0-4ab8-9873-df9911b98d43" xsi:nil="true"/>
+  </documentManagement>
+</p:properties>
+</file>
+
+<file path=customXml/item3.xml><?xml version="1.0" encoding="utf-8"?>
 <ct:contentTypeSchema xmlns:ct="http://schemas.microsoft.com/office/2006/metadata/contentType" xmlns:ma="http://schemas.microsoft.com/office/2006/metadata/properties/metaAttributes" ct:_="" ma:_="" ma:contentTypeName="Document" ma:contentTypeID="0x0101001D9746C7FF84C449B12CEB48A8E17926" ma:contentTypeVersion="16" ma:contentTypeDescription="Create a new document." ma:contentTypeScope="" ma:versionID="4bb6fe4e1c75b5540c1f4ab272283b02">
   <xsd:schema xmlns:xsd="http://www.w3.org/2001/XMLSchema" xmlns:xs="http://www.w3.org/2001/XMLSchema" xmlns:p="http://schemas.microsoft.com/office/2006/metadata/properties" xmlns:ns3="706b8aa2-8af0-4ab8-9873-df9911b98d43" xmlns:ns4="51b1e863-652f-4e12-a6c4-d71aedd5f070" targetNamespace="http://schemas.microsoft.com/office/2006/metadata/properties" ma:root="true" ma:fieldsID="12b9d2ff6dca74e3d66d5dd31ea60895" ns3:_="" ns4:_="">
     <xsd:import namespace="706b8aa2-8af0-4ab8-9873-df9911b98d43"/>
@@ -4533,24 +4942,25 @@
 </ct:contentTypeSchema>
 </file>
 
-<file path=customXml/item2.xml><?xml version="1.0" encoding="utf-8"?>
-<p:properties xmlns:p="http://schemas.microsoft.com/office/2006/metadata/properties" xmlns:xsi="http://www.w3.org/2001/XMLSchema-instance" xmlns:pc="http://schemas.microsoft.com/office/infopath/2007/PartnerControls">
-  <documentManagement>
-    <_activity xmlns="706b8aa2-8af0-4ab8-9873-df9911b98d43" xsi:nil="true"/>
-  </documentManagement>
-</p:properties>
+<file path=customXml/itemProps1.xml><?xml version="1.0" encoding="utf-8"?>
+<ds:datastoreItem xmlns:ds="http://schemas.openxmlformats.org/officeDocument/2006/customXml" ds:itemID="{D7A5B4EB-9640-4FFD-98EB-39AF60ECE5C4}">
+  <ds:schemaRefs>
+    <ds:schemaRef ds:uri="http://schemas.microsoft.com/sharepoint/v3/contenttype/forms"/>
+  </ds:schemaRefs>
+</ds:datastoreItem>
 </file>
 
-<file path=customXml/item3.xml><?xml version="1.0" encoding="utf-8"?>
-<?mso-contentType ?>
-<FormTemplates xmlns="http://schemas.microsoft.com/sharepoint/v3/contenttype/forms">
-  <Display>DocumentLibraryForm</Display>
-  <Edit>DocumentLibraryForm</Edit>
-  <New>DocumentLibraryForm</New>
-</FormTemplates>
+<file path=customXml/itemProps2.xml><?xml version="1.0" encoding="utf-8"?>
+<ds:datastoreItem xmlns:ds="http://schemas.openxmlformats.org/officeDocument/2006/customXml" ds:itemID="{9F6F1979-D164-4E8C-BB05-AAFC2A814FE6}">
+  <ds:schemaRefs>
+    <ds:schemaRef ds:uri="http://schemas.microsoft.com/office/2006/metadata/properties"/>
+    <ds:schemaRef ds:uri="http://schemas.microsoft.com/office/infopath/2007/PartnerControls"/>
+    <ds:schemaRef ds:uri="706b8aa2-8af0-4ab8-9873-df9911b98d43"/>
+  </ds:schemaRefs>
+</ds:datastoreItem>
 </file>
 
-<file path=customXml/itemProps1.xml><?xml version="1.0" encoding="utf-8"?>
+<file path=customXml/itemProps3.xml><?xml version="1.0" encoding="utf-8"?>
 <ds:datastoreItem xmlns:ds="http://schemas.openxmlformats.org/officeDocument/2006/customXml" ds:itemID="{7C4BBCEE-F67C-403A-BDA6-D1A8F72166DC}">
   <ds:schemaRefs>
     <ds:schemaRef ds:uri="http://schemas.microsoft.com/office/2006/metadata/contentType"/>
@@ -4569,24 +4979,6 @@
 </ds:datastoreItem>
 </file>
 
-<file path=customXml/itemProps2.xml><?xml version="1.0" encoding="utf-8"?>
-<ds:datastoreItem xmlns:ds="http://schemas.openxmlformats.org/officeDocument/2006/customXml" ds:itemID="{9F6F1979-D164-4E8C-BB05-AAFC2A814FE6}">
-  <ds:schemaRefs>
-    <ds:schemaRef ds:uri="http://schemas.microsoft.com/office/2006/metadata/properties"/>
-    <ds:schemaRef ds:uri="http://schemas.microsoft.com/office/infopath/2007/PartnerControls"/>
-    <ds:schemaRef ds:uri="706b8aa2-8af0-4ab8-9873-df9911b98d43"/>
-  </ds:schemaRefs>
-</ds:datastoreItem>
-</file>
-
-<file path=customXml/itemProps3.xml><?xml version="1.0" encoding="utf-8"?>
-<ds:datastoreItem xmlns:ds="http://schemas.openxmlformats.org/officeDocument/2006/customXml" ds:itemID="{D7A5B4EB-9640-4FFD-98EB-39AF60ECE5C4}">
-  <ds:schemaRefs>
-    <ds:schemaRef ds:uri="http://schemas.microsoft.com/sharepoint/v3/contenttype/forms"/>
-  </ds:schemaRefs>
-</ds:datastoreItem>
-</file>
-
 <file path=docMetadata/LabelInfo.xml><?xml version="1.0" encoding="utf-8"?>
 <clbl:labelList xmlns:clbl="http://schemas.microsoft.com/office/2020/mipLabelMetadata">
   <clbl:label id="{762ebf40-80b2-40ba-86fe-6dd409acb499}" enabled="0" method="" siteId="{762ebf40-80b2-40ba-86fe-6dd409acb499}" removed="1"/>

--- a/log/Decision Log.docx
+++ b/log/Decision Log.docx
@@ -383,21 +383,8 @@
             <w:pPr>
               <w:cnfStyle w:val="000000000000" w:firstRow="0" w:lastRow="0" w:firstColumn="0" w:lastColumn="0" w:oddVBand="0" w:evenVBand="0" w:oddHBand="0" w:evenHBand="0" w:firstRowFirstColumn="0" w:firstRowLastColumn="0" w:lastRowFirstColumn="0" w:lastRowLastColumn="0"/>
             </w:pPr>
-            <w:proofErr w:type="spellStart"/>
-            <w:r>
-              <w:t>measure_year</w:t>
-            </w:r>
-            <w:proofErr w:type="spellEnd"/>
-            <w:r>
-              <w:t xml:space="preserve"> used as time axis; </w:t>
-            </w:r>
-            <w:proofErr w:type="spellStart"/>
-            <w:r>
-              <w:t>release_year</w:t>
-            </w:r>
-            <w:proofErr w:type="spellEnd"/>
-            <w:r>
-              <w:t xml:space="preserve"> retained for provenance only</w:t>
+            <w:r>
+              <w:t>measure_year used as time axis; release_year retained for provenance only</w:t>
             </w:r>
           </w:p>
         </w:tc>
@@ -452,15 +439,7 @@
               <w:cnfStyle w:val="000000100000" w:firstRow="0" w:lastRow="0" w:firstColumn="0" w:lastColumn="0" w:oddVBand="0" w:evenVBand="0" w:oddHBand="1" w:evenHBand="0" w:firstRowFirstColumn="0" w:firstRowLastColumn="0" w:lastRowFirstColumn="0" w:lastRowLastColumn="0"/>
             </w:pPr>
             <w:r>
-              <w:t xml:space="preserve">Primary outcome: </w:t>
-            </w:r>
-            <w:proofErr w:type="spellStart"/>
-            <w:r>
-              <w:t>uninsured_raw</w:t>
-            </w:r>
-            <w:proofErr w:type="spellEnd"/>
-            <w:r>
-              <w:t xml:space="preserve"> (all-ages, v085/v059)</w:t>
+              <w:t>Primary outcome: uninsured_raw (all-ages, v085/v059)</w:t>
             </w:r>
           </w:p>
         </w:tc>
@@ -525,119 +504,7 @@
               <w:cnfStyle w:val="000000000000" w:firstRow="0" w:lastRow="0" w:firstColumn="0" w:lastColumn="0" w:oddVBand="0" w:evenVBand="0" w:oddHBand="0" w:evenHBand="0" w:firstRowFirstColumn="0" w:firstRowLastColumn="0" w:lastRowFirstColumn="0" w:lastRowLastColumn="0"/>
             </w:pPr>
             <w:r>
-              <w:t>Variables selected cover income and poverty (</w:t>
-            </w:r>
-            <w:proofErr w:type="spellStart"/>
-            <w:r>
-              <w:t>median_income</w:t>
-            </w:r>
-            <w:proofErr w:type="spellEnd"/>
-            <w:r>
-              <w:t xml:space="preserve">, </w:t>
-            </w:r>
-            <w:proofErr w:type="spellStart"/>
-            <w:r>
-              <w:t>child_poverty_rate</w:t>
-            </w:r>
-            <w:proofErr w:type="spellEnd"/>
-            <w:r>
-              <w:t xml:space="preserve">, </w:t>
-            </w:r>
-            <w:proofErr w:type="spellStart"/>
-            <w:r>
-              <w:t>poverty_rate</w:t>
-            </w:r>
-            <w:proofErr w:type="spellEnd"/>
-            <w:r>
-              <w:t>), education (</w:t>
-            </w:r>
-            <w:proofErr w:type="spellStart"/>
-            <w:r>
-              <w:t>hs_graduation_rate</w:t>
-            </w:r>
-            <w:proofErr w:type="spellEnd"/>
-            <w:r>
-              <w:t xml:space="preserve">, </w:t>
-            </w:r>
-            <w:proofErr w:type="spellStart"/>
-            <w:r>
-              <w:t>some_college_rate</w:t>
-            </w:r>
-            <w:proofErr w:type="spellEnd"/>
-            <w:r>
-              <w:t>), labor market (</w:t>
-            </w:r>
-            <w:proofErr w:type="spellStart"/>
-            <w:r>
-              <w:t>unemployment_rate</w:t>
-            </w:r>
-            <w:proofErr w:type="spellEnd"/>
-            <w:r>
-              <w:t>), household structure (</w:t>
-            </w:r>
-            <w:proofErr w:type="spellStart"/>
-            <w:r>
-              <w:t>single_parent_rate</w:t>
-            </w:r>
-            <w:proofErr w:type="spellEnd"/>
-            <w:r>
-              <w:t>), housing (</w:t>
-            </w:r>
-            <w:proofErr w:type="spellStart"/>
-            <w:r>
-              <w:t>severe_housing_rate</w:t>
-            </w:r>
-            <w:proofErr w:type="spellEnd"/>
-            <w:r>
-              <w:t>), rurality (</w:t>
-            </w:r>
-            <w:proofErr w:type="spellStart"/>
-            <w:r>
-              <w:t>pct_rural</w:t>
-            </w:r>
-            <w:proofErr w:type="spellEnd"/>
-            <w:r>
-              <w:t>), age composition (pct_under18, pct_65plus), race/ethnicity (</w:t>
-            </w:r>
-            <w:proofErr w:type="spellStart"/>
-            <w:r>
-              <w:t>pct_black</w:t>
-            </w:r>
-            <w:proofErr w:type="spellEnd"/>
-            <w:r>
-              <w:t xml:space="preserve">, </w:t>
-            </w:r>
-            <w:proofErr w:type="spellStart"/>
-            <w:r>
-              <w:t>pct_aian</w:t>
-            </w:r>
-            <w:proofErr w:type="spellEnd"/>
-            <w:r>
-              <w:t xml:space="preserve">, </w:t>
-            </w:r>
-            <w:proofErr w:type="spellStart"/>
-            <w:r>
-              <w:t>pct_asian</w:t>
-            </w:r>
-            <w:proofErr w:type="spellEnd"/>
-            <w:r>
-              <w:t xml:space="preserve">, </w:t>
-            </w:r>
-            <w:proofErr w:type="spellStart"/>
-            <w:r>
-              <w:t>pct_hispanic</w:t>
-            </w:r>
-            <w:proofErr w:type="spellEnd"/>
-            <w:r>
-              <w:t xml:space="preserve">, </w:t>
-            </w:r>
-            <w:proofErr w:type="spellStart"/>
-            <w:r>
-              <w:t>pct_white</w:t>
-            </w:r>
-            <w:proofErr w:type="spellEnd"/>
-            <w:r>
-              <w:t xml:space="preserve">), and population. </w:t>
+              <w:t xml:space="preserve">Variables selected cover income and poverty (median_income, child_poverty_rate, poverty_rate), education (hs_graduation_rate, some_college_rate), labor market (unemployment_rate), household structure (single_parent_rate), housing (severe_housing_rate), rurality (pct_rural), age composition (pct_under18, pct_65plus), race/ethnicity (pct_black, pct_aian, pct_asian, pct_hispanic, pct_white), and population. </w:t>
             </w:r>
             <w:r>
               <w:lastRenderedPageBreak/>
@@ -735,21 +602,8 @@
             <w:pPr>
               <w:cnfStyle w:val="000000000000" w:firstRow="0" w:lastRow="0" w:firstColumn="0" w:lastColumn="0" w:oddVBand="0" w:evenVBand="0" w:oddHBand="0" w:evenHBand="0" w:firstRowFirstColumn="0" w:firstRowLastColumn="0" w:lastRowFirstColumn="0" w:lastRowLastColumn="0"/>
             </w:pPr>
-            <w:proofErr w:type="spellStart"/>
-            <w:r>
-              <w:t>pct_black</w:t>
-            </w:r>
-            <w:proofErr w:type="spellEnd"/>
-            <w:r>
-              <w:t xml:space="preserve"> and </w:t>
-            </w:r>
-            <w:proofErr w:type="spellStart"/>
-            <w:r>
-              <w:t>pct_aian</w:t>
-            </w:r>
-            <w:proofErr w:type="spellEnd"/>
-            <w:r>
-              <w:t xml:space="preserve"> classified Sparse; available 2012-2019 only</w:t>
+            <w:r>
+              <w:t>pct_black and pct_aian classified Sparse; available 2012-2019 only</w:t>
             </w:r>
           </w:p>
         </w:tc>
@@ -803,13 +657,8 @@
             <w:pPr>
               <w:cnfStyle w:val="000000100000" w:firstRow="0" w:lastRow="0" w:firstColumn="0" w:lastColumn="0" w:oddVBand="0" w:evenVBand="0" w:oddHBand="1" w:evenHBand="0" w:firstRowFirstColumn="0" w:firstRowLastColumn="0" w:lastRowFirstColumn="0" w:lastRowLastColumn="0"/>
             </w:pPr>
-            <w:proofErr w:type="spellStart"/>
-            <w:r>
-              <w:t>poverty_rate</w:t>
-            </w:r>
-            <w:proofErr w:type="spellEnd"/>
-            <w:r>
-              <w:t xml:space="preserve"> classified Sparse despite spanning all 14 release years</w:t>
+            <w:r>
+              <w:t>poverty_rate classified Sparse despite spanning all 14 release years</w:t>
             </w:r>
           </w:p>
         </w:tc>
@@ -821,21 +670,8 @@
             <w:pPr>
               <w:cnfStyle w:val="000000100000" w:firstRow="0" w:lastRow="0" w:firstColumn="0" w:lastColumn="0" w:oddVBand="0" w:evenVBand="0" w:oddHBand="1" w:evenHBand="0" w:firstRowFirstColumn="0" w:firstRowLastColumn="0" w:lastRowFirstColumn="0" w:lastRowLastColumn="0"/>
             </w:pPr>
-            <w:proofErr w:type="spellStart"/>
-            <w:r>
-              <w:t>poverty_rate</w:t>
-            </w:r>
-            <w:proofErr w:type="spellEnd"/>
-            <w:r>
-              <w:t xml:space="preserve"> is 98% missing in 2013-2020 and present only in 2012 and 2021-2025 due to inconsistent CHR column population across releases. It cannot be used in longitudinal models. </w:t>
-            </w:r>
-            <w:proofErr w:type="spellStart"/>
-            <w:r>
-              <w:t>child_poverty_rate</w:t>
-            </w:r>
-            <w:proofErr w:type="spellEnd"/>
-            <w:r>
-              <w:t xml:space="preserve"> covers the complementary period (2013-2020) but is also Sparse. Together they cover most of the panel in non-overlapping windows.</w:t>
+            <w:r>
+              <w:t>poverty_rate is 98% missing in 2013-2020 and present only in 2012 and 2021-2025 due to inconsistent CHR column population across releases. It cannot be used in longitudinal models. child_poverty_rate covers the complementary period (2013-2020) but is also Sparse. Together they cover most of the panel in non-overlapping windows.</w:t>
             </w:r>
           </w:p>
         </w:tc>
@@ -932,39 +768,7 @@
               <w:cnfStyle w:val="000000100000" w:firstRow="0" w:lastRow="0" w:firstColumn="0" w:lastColumn="0" w:oddVBand="0" w:evenVBand="0" w:oddHBand="1" w:evenHBand="0" w:firstRowFirstColumn="0" w:firstRowLastColumn="0" w:lastRowFirstColumn="0" w:lastRowLastColumn="0"/>
             </w:pPr>
             <w:r>
-              <w:t xml:space="preserve">Column-name aliases added for </w:t>
-            </w:r>
-            <w:proofErr w:type="spellStart"/>
-            <w:r>
-              <w:t>poverty_rate</w:t>
-            </w:r>
-            <w:proofErr w:type="spellEnd"/>
-            <w:r>
-              <w:t xml:space="preserve">, </w:t>
-            </w:r>
-            <w:proofErr w:type="spellStart"/>
-            <w:r>
-              <w:t>child_poverty_rate</w:t>
-            </w:r>
-            <w:proofErr w:type="spellEnd"/>
-            <w:r>
-              <w:t xml:space="preserve">, </w:t>
-            </w:r>
-            <w:proofErr w:type="spellStart"/>
-            <w:r>
-              <w:t>pct_black</w:t>
-            </w:r>
-            <w:proofErr w:type="spellEnd"/>
-            <w:r>
-              <w:t xml:space="preserve">, and </w:t>
-            </w:r>
-            <w:proofErr w:type="spellStart"/>
-            <w:r>
-              <w:t>pct_aian</w:t>
-            </w:r>
-            <w:proofErr w:type="spellEnd"/>
-            <w:r>
-              <w:t>; reclassified as Core</w:t>
+              <w:t>Column-name aliases added for poverty_rate, child_poverty_rate, pct_black, and pct_aian; reclassified as Core</w:t>
             </w:r>
           </w:p>
         </w:tc>
@@ -978,23 +782,7 @@
               <w:cnfStyle w:val="000000100000" w:firstRow="0" w:lastRow="0" w:firstColumn="0" w:lastColumn="0" w:oddVBand="0" w:evenVBand="0" w:oddHBand="1" w:evenHBand="0" w:firstRowFirstColumn="0" w:firstRowLastColumn="0" w:lastRowFirstColumn="0" w:lastRowLastColumn="0"/>
             </w:pPr>
             <w:r>
-              <w:t xml:space="preserve">These four variables are available in every CHR release year but appeared under different column names across releases. Adding alias entries to FEATURE_MAP (e.g., "% Non-Hispanic Black raw value" for </w:t>
-            </w:r>
-            <w:proofErr w:type="spellStart"/>
-            <w:r>
-              <w:t>pct_black</w:t>
-            </w:r>
-            <w:proofErr w:type="spellEnd"/>
-            <w:r>
-              <w:t xml:space="preserve">, "Population below poverty line raw value" for </w:t>
-            </w:r>
-            <w:proofErr w:type="spellStart"/>
-            <w:r>
-              <w:t>poverty_rate</w:t>
-            </w:r>
-            <w:proofErr w:type="spellEnd"/>
-            <w:r>
-              <w:t>) brings their missingness to Core levels. The panel was rebuilt and chr_panel.csv updated.</w:t>
+              <w:t>These four variables are available in every CHR release year but appeared under different column names across releases. Adding alias entries to FEATURE_MAP (e.g., "% Non-Hispanic Black raw value" for pct_black, "Population below poverty line raw value" for poverty_rate) brings their missingness to Core levels. The panel was rebuilt and chr_panel.csv updated.</w:t>
             </w:r>
           </w:p>
         </w:tc>
@@ -1035,29 +823,8 @@
             <w:pPr>
               <w:cnfStyle w:val="000000000000" w:firstRow="0" w:lastRow="0" w:firstColumn="0" w:lastColumn="0" w:oddVBand="0" w:evenVBand="0" w:oddHBand="0" w:evenHBand="0" w:firstRowFirstColumn="0" w:firstRowLastColumn="0" w:lastRowFirstColumn="0" w:lastRowLastColumn="0"/>
             </w:pPr>
-            <w:proofErr w:type="spellStart"/>
-            <w:r>
-              <w:t>income_inequality</w:t>
-            </w:r>
-            <w:proofErr w:type="spellEnd"/>
-            <w:r>
-              <w:t xml:space="preserve">, </w:t>
-            </w:r>
-            <w:proofErr w:type="spellStart"/>
-            <w:r>
-              <w:t>pct_white</w:t>
-            </w:r>
-            <w:proofErr w:type="spellEnd"/>
-            <w:r>
-              <w:t xml:space="preserve">, and </w:t>
-            </w:r>
-            <w:proofErr w:type="spellStart"/>
-            <w:r>
-              <w:t>severe_housing_rate</w:t>
-            </w:r>
-            <w:proofErr w:type="spellEnd"/>
-            <w:r>
-              <w:t xml:space="preserve"> confirmed as genuinely Sparse for 2011-2014 window</w:t>
+            <w:r>
+              <w:t>income_inequality, pct_white, and severe_housing_rate confirmed as genuinely Sparse for 2011-2014 window</w:t>
             </w:r>
           </w:p>
         </w:tc>
@@ -1071,31 +838,7 @@
               <w:cnfStyle w:val="000000000000" w:firstRow="0" w:lastRow="0" w:firstColumn="0" w:lastColumn="0" w:oddVBand="0" w:evenVBand="0" w:oddHBand="0" w:evenHBand="0" w:firstRowFirstColumn="0" w:firstRowLastColumn="0" w:lastRowFirstColumn="0" w:lastRowLastColumn="0"/>
             </w:pPr>
             <w:r>
-              <w:t xml:space="preserve">CHR did not back-fill these measures for earlier releases. </w:t>
-            </w:r>
-            <w:proofErr w:type="spellStart"/>
-            <w:r>
-              <w:t>income_inequality</w:t>
-            </w:r>
-            <w:proofErr w:type="spellEnd"/>
-            <w:r>
-              <w:t xml:space="preserve"> is absent in release years 2011-2014; </w:t>
-            </w:r>
-            <w:proofErr w:type="spellStart"/>
-            <w:r>
-              <w:t>pct_white</w:t>
-            </w:r>
-            <w:proofErr w:type="spellEnd"/>
-            <w:r>
-              <w:t xml:space="preserve"> is absent in 2011-2012; </w:t>
-            </w:r>
-            <w:proofErr w:type="spellStart"/>
-            <w:r>
-              <w:t>severe_housing_rate</w:t>
-            </w:r>
-            <w:proofErr w:type="spellEnd"/>
-            <w:r>
-              <w:t xml:space="preserve"> is absent in 2011-2013. These gaps are irreversible without an external data source and are documented as real structural missingness.</w:t>
+              <w:t>CHR did not back-fill these measures for earlier releases. income_inequality is absent in release years 2011-2014; pct_white is absent in 2011-2012; severe_housing_rate is absent in 2011-2013. These gaps are irreversible without an external data source and are documented as real structural missingness.</w:t>
             </w:r>
           </w:p>
         </w:tc>
@@ -1154,31 +897,7 @@
               <w:cnfStyle w:val="000000100000" w:firstRow="0" w:lastRow="0" w:firstColumn="0" w:lastColumn="0" w:oddVBand="0" w:evenVBand="0" w:oddHBand="1" w:evenHBand="0" w:firstRowFirstColumn="0" w:firstRowLastColumn="0" w:lastRowFirstColumn="0" w:lastRowLastColumn="0"/>
             </w:pPr>
             <w:r>
-              <w:t xml:space="preserve">All Core predictors are fully populated from release year 2015 onward. Using 2015-2025 eliminates the need to handle structural missingness in </w:t>
-            </w:r>
-            <w:proofErr w:type="spellStart"/>
-            <w:r>
-              <w:t>income_inequality</w:t>
-            </w:r>
-            <w:proofErr w:type="spellEnd"/>
-            <w:r>
-              <w:t xml:space="preserve">, </w:t>
-            </w:r>
-            <w:proofErr w:type="spellStart"/>
-            <w:r>
-              <w:t>pct_white</w:t>
-            </w:r>
-            <w:proofErr w:type="spellEnd"/>
-            <w:r>
-              <w:t xml:space="preserve">, and </w:t>
-            </w:r>
-            <w:proofErr w:type="spellStart"/>
-            <w:r>
-              <w:t>severe_housing_rate</w:t>
-            </w:r>
-            <w:proofErr w:type="spellEnd"/>
-            <w:r>
-              <w:t xml:space="preserve"> for the panel </w:t>
+              <w:t xml:space="preserve">All Core predictors are fully populated from release year 2015 onward. Using 2015-2025 eliminates the need to handle structural missingness in income_inequality, pct_white, and severe_housing_rate for the panel </w:t>
             </w:r>
             <w:r>
               <w:lastRenderedPageBreak/>
@@ -1280,13 +999,8 @@
             <w:pPr>
               <w:cnfStyle w:val="000000100000" w:firstRow="0" w:lastRow="0" w:firstColumn="0" w:lastColumn="0" w:oddVBand="0" w:evenVBand="0" w:oddHBand="1" w:evenHBand="0" w:firstRowFirstColumn="0" w:firstRowLastColumn="0" w:lastRowFirstColumn="0" w:lastRowLastColumn="0"/>
             </w:pPr>
-            <w:proofErr w:type="spellStart"/>
-            <w:r>
-              <w:t>poverty_rate</w:t>
-            </w:r>
-            <w:proofErr w:type="spellEnd"/>
-            <w:r>
-              <w:t xml:space="preserve"> removed from feature map</w:t>
+            <w:r>
+              <w:t>poverty_rate removed from feature map</w:t>
             </w:r>
           </w:p>
         </w:tc>
@@ -1298,13 +1012,8 @@
             <w:pPr>
               <w:cnfStyle w:val="000000100000" w:firstRow="0" w:lastRow="0" w:firstColumn="0" w:lastColumn="0" w:oddVBand="0" w:evenVBand="0" w:oddHBand="1" w:evenHBand="0" w:firstRowFirstColumn="0" w:firstRowLastColumn="0" w:lastRowFirstColumn="0" w:lastRowLastColumn="0"/>
             </w:pPr>
-            <w:proofErr w:type="spellStart"/>
-            <w:r>
-              <w:t>poverty_rate</w:t>
-            </w:r>
-            <w:proofErr w:type="spellEnd"/>
-            <w:r>
-              <w:t xml:space="preserve"> (v118_rawvalue) </w:t>
+            <w:r>
+              <w:t xml:space="preserve">poverty_rate (v118_rawvalue) </w:t>
             </w:r>
             <w:r>
               <w:t>was removed from the feature set after diagnostics confirmed it is populated exclusively for Wisconsin counties in the CHR files and is not a national county-level measure. Child poverty rate (v024_rawvalue) is retained as the poverty proxy and is Core-level across all 14 primary years.</w:t>
@@ -1371,44 +1080,8 @@
               <w:rPr>
                 <w:rFonts w:ascii="Calibri" w:eastAsia="Calibri" w:hAnsi="Calibri" w:cs="Calibri"/>
               </w:rPr>
-              <w:t xml:space="preserve">All 17 core features fully populated from 2015 onward; 2012-2014 excluded due to partial availability of </w:t>
-            </w:r>
-            <w:proofErr w:type="spellStart"/>
-            <w:r>
-              <w:rPr>
-                <w:rFonts w:ascii="Calibri" w:eastAsia="Calibri" w:hAnsi="Calibri" w:cs="Calibri"/>
-              </w:rPr>
-              <w:t>income_inequality</w:t>
-            </w:r>
-            <w:proofErr w:type="spellEnd"/>
-            <w:r>
-              <w:rPr>
-                <w:rFonts w:ascii="Calibri" w:eastAsia="Calibri" w:hAnsi="Calibri" w:cs="Calibri"/>
-              </w:rPr>
-              <w:t xml:space="preserve">, </w:t>
-            </w:r>
-            <w:proofErr w:type="spellStart"/>
-            <w:r>
-              <w:rPr>
-                <w:rFonts w:ascii="Calibri" w:eastAsia="Calibri" w:hAnsi="Calibri" w:cs="Calibri"/>
-              </w:rPr>
-              <w:t>severe_housing_rate</w:t>
-            </w:r>
-            <w:proofErr w:type="spellEnd"/>
-            <w:r>
-              <w:rPr>
-                <w:rFonts w:ascii="Calibri" w:eastAsia="Calibri" w:hAnsi="Calibri" w:cs="Calibri"/>
-              </w:rPr>
-              <w:t xml:space="preserve">, and </w:t>
-            </w:r>
-            <w:proofErr w:type="spellStart"/>
-            <w:r>
-              <w:rPr>
-                <w:rFonts w:ascii="Calibri" w:eastAsia="Calibri" w:hAnsi="Calibri" w:cs="Calibri"/>
-              </w:rPr>
-              <w:t>pct_white</w:t>
-            </w:r>
-            <w:proofErr w:type="spellEnd"/>
+              <w:t>All 17 core features fully populated from 2015 onward; 2012-2014 excluded due to partial availability of income_inequality, severe_housing_rate, and pct_white</w:t>
+            </w:r>
           </w:p>
         </w:tc>
       </w:tr>
@@ -1573,16 +1246,8 @@
               <w:rPr>
                 <w:rFonts w:ascii="Calibri" w:eastAsia="Calibri" w:hAnsi="Calibri" w:cs="Calibri"/>
               </w:rPr>
-              <w:t xml:space="preserve">Ridge </w:t>
-            </w:r>
-            <w:proofErr w:type="spellStart"/>
-            <w:r>
-              <w:rPr>
-                <w:rFonts w:ascii="Calibri" w:eastAsia="Calibri" w:hAnsi="Calibri" w:cs="Calibri"/>
-              </w:rPr>
-              <w:t>standardisation</w:t>
-            </w:r>
-            <w:proofErr w:type="spellEnd"/>
+              <w:t>Ridge standardisation</w:t>
+            </w:r>
           </w:p>
         </w:tc>
         <w:tc>
@@ -1593,28 +1258,12 @@
             <w:pPr>
               <w:cnfStyle w:val="000000100000" w:firstRow="0" w:lastRow="0" w:firstColumn="0" w:lastColumn="0" w:oddVBand="0" w:evenVBand="0" w:oddHBand="1" w:evenHBand="0" w:firstRowFirstColumn="0" w:firstRowLastColumn="0" w:lastRowFirstColumn="0" w:lastRowLastColumn="0"/>
             </w:pPr>
-            <w:proofErr w:type="spellStart"/>
-            <w:r>
-              <w:rPr>
-                <w:rFonts w:ascii="Calibri" w:eastAsia="Calibri" w:hAnsi="Calibri" w:cs="Calibri"/>
-              </w:rPr>
-              <w:t>Standardise</w:t>
-            </w:r>
-            <w:proofErr w:type="spellEnd"/>
-            <w:r>
-              <w:rPr>
-                <w:rFonts w:ascii="Calibri" w:eastAsia="Calibri" w:hAnsi="Calibri" w:cs="Calibri"/>
-              </w:rPr>
-              <w:t xml:space="preserve"> core features only; append year dummies unscaled before </w:t>
-            </w:r>
-            <w:proofErr w:type="spellStart"/>
-            <w:r>
-              <w:rPr>
-                <w:rFonts w:ascii="Calibri" w:eastAsia="Calibri" w:hAnsi="Calibri" w:cs="Calibri"/>
-              </w:rPr>
-              <w:t>RidgeCV</w:t>
-            </w:r>
-            <w:proofErr w:type="spellEnd"/>
+            <w:r>
+              <w:rPr>
+                <w:rFonts w:ascii="Calibri" w:eastAsia="Calibri" w:hAnsi="Calibri" w:cs="Calibri"/>
+              </w:rPr>
+              <w:t>Standardise core features only; append year dummies unscaled before RidgeCV</w:t>
+            </w:r>
           </w:p>
         </w:tc>
         <w:tc>
@@ -1629,21 +1278,7 @@
               <w:rPr>
                 <w:rFonts w:ascii="Calibri" w:eastAsia="Calibri" w:hAnsi="Calibri" w:cs="Calibri"/>
               </w:rPr>
-              <w:t xml:space="preserve">Ensures L2 penalty applies on a common scale across features without </w:t>
-            </w:r>
-            <w:proofErr w:type="spellStart"/>
-            <w:r>
-              <w:rPr>
-                <w:rFonts w:ascii="Calibri" w:eastAsia="Calibri" w:hAnsi="Calibri" w:cs="Calibri"/>
-              </w:rPr>
-              <w:t>penalising</w:t>
-            </w:r>
-            <w:proofErr w:type="spellEnd"/>
-            <w:r>
-              <w:rPr>
-                <w:rFonts w:ascii="Calibri" w:eastAsia="Calibri" w:hAnsi="Calibri" w:cs="Calibri"/>
-              </w:rPr>
-              <w:t xml:space="preserve"> time indicators</w:t>
+              <w:t>Ensures L2 penalty applies on a common scale across features without penalising time indicators</w:t>
             </w:r>
           </w:p>
         </w:tc>
@@ -1707,105 +1342,7 @@
               <w:rPr>
                 <w:rFonts w:ascii="Calibri" w:eastAsia="Calibri" w:hAnsi="Calibri" w:cs="Calibri"/>
               </w:rPr>
-              <w:t xml:space="preserve">Zeroed: </w:t>
-            </w:r>
-            <w:proofErr w:type="spellStart"/>
-            <w:r>
-              <w:rPr>
-                <w:rFonts w:ascii="Calibri" w:eastAsia="Calibri" w:hAnsi="Calibri" w:cs="Calibri"/>
-              </w:rPr>
-              <w:t>income_inequality</w:t>
-            </w:r>
-            <w:proofErr w:type="spellEnd"/>
-            <w:r>
-              <w:rPr>
-                <w:rFonts w:ascii="Calibri" w:eastAsia="Calibri" w:hAnsi="Calibri" w:cs="Calibri"/>
-              </w:rPr>
-              <w:t xml:space="preserve">, </w:t>
-            </w:r>
-            <w:proofErr w:type="spellStart"/>
-            <w:r>
-              <w:rPr>
-                <w:rFonts w:ascii="Calibri" w:eastAsia="Calibri" w:hAnsi="Calibri" w:cs="Calibri"/>
-              </w:rPr>
-              <w:t>unemployment_rate</w:t>
-            </w:r>
-            <w:proofErr w:type="spellEnd"/>
-            <w:r>
-              <w:rPr>
-                <w:rFonts w:ascii="Calibri" w:eastAsia="Calibri" w:hAnsi="Calibri" w:cs="Calibri"/>
-              </w:rPr>
-              <w:t xml:space="preserve">, </w:t>
-            </w:r>
-            <w:proofErr w:type="spellStart"/>
-            <w:r>
-              <w:rPr>
-                <w:rFonts w:ascii="Calibri" w:eastAsia="Calibri" w:hAnsi="Calibri" w:cs="Calibri"/>
-              </w:rPr>
-              <w:t>hs_graduation_rate</w:t>
-            </w:r>
-            <w:proofErr w:type="spellEnd"/>
-            <w:r>
-              <w:rPr>
-                <w:rFonts w:ascii="Calibri" w:eastAsia="Calibri" w:hAnsi="Calibri" w:cs="Calibri"/>
-              </w:rPr>
-              <w:t xml:space="preserve">, </w:t>
-            </w:r>
-            <w:proofErr w:type="spellStart"/>
-            <w:r>
-              <w:rPr>
-                <w:rFonts w:ascii="Calibri" w:eastAsia="Calibri" w:hAnsi="Calibri" w:cs="Calibri"/>
-              </w:rPr>
-              <w:t>single_parent_rate</w:t>
-            </w:r>
-            <w:proofErr w:type="spellEnd"/>
-            <w:r>
-              <w:rPr>
-                <w:rFonts w:ascii="Calibri" w:eastAsia="Calibri" w:hAnsi="Calibri" w:cs="Calibri"/>
-              </w:rPr>
-              <w:t xml:space="preserve">, pct_65plus, </w:t>
-            </w:r>
-            <w:proofErr w:type="spellStart"/>
-            <w:r>
-              <w:rPr>
-                <w:rFonts w:ascii="Calibri" w:eastAsia="Calibri" w:hAnsi="Calibri" w:cs="Calibri"/>
-              </w:rPr>
-              <w:t>pct_black</w:t>
-            </w:r>
-            <w:proofErr w:type="spellEnd"/>
-            <w:r>
-              <w:rPr>
-                <w:rFonts w:ascii="Calibri" w:eastAsia="Calibri" w:hAnsi="Calibri" w:cs="Calibri"/>
-              </w:rPr>
-              <w:t xml:space="preserve">, </w:t>
-            </w:r>
-            <w:proofErr w:type="spellStart"/>
-            <w:r>
-              <w:rPr>
-                <w:rFonts w:ascii="Calibri" w:eastAsia="Calibri" w:hAnsi="Calibri" w:cs="Calibri"/>
-              </w:rPr>
-              <w:t>pct_asian</w:t>
-            </w:r>
-            <w:proofErr w:type="spellEnd"/>
-            <w:r>
-              <w:rPr>
-                <w:rFonts w:ascii="Calibri" w:eastAsia="Calibri" w:hAnsi="Calibri" w:cs="Calibri"/>
-              </w:rPr>
-              <w:t xml:space="preserve">, population. Active set of 9 forms the </w:t>
-            </w:r>
-            <w:proofErr w:type="spellStart"/>
-            <w:r>
-              <w:rPr>
-                <w:rFonts w:ascii="Calibri" w:eastAsia="Calibri" w:hAnsi="Calibri" w:cs="Calibri"/>
-              </w:rPr>
-              <w:t>prioritised</w:t>
-            </w:r>
-            <w:proofErr w:type="spellEnd"/>
-            <w:r>
-              <w:rPr>
-                <w:rFonts w:ascii="Calibri" w:eastAsia="Calibri" w:hAnsi="Calibri" w:cs="Calibri"/>
-              </w:rPr>
-              <w:t xml:space="preserve"> Part 2 feature set</w:t>
+              <w:t>Zeroed: income_inequality, unemployment_rate, hs_graduation_rate, single_parent_rate, pct_65plus, pct_black, pct_asian, population. Active set of 9 forms the prioritised Part 2 feature set</w:t>
             </w:r>
           </w:p>
         </w:tc>
@@ -1836,14 +1373,12 @@
             <w:pPr>
               <w:cnfStyle w:val="000000100000" w:firstRow="0" w:lastRow="0" w:firstColumn="0" w:lastColumn="0" w:oddVBand="0" w:evenVBand="0" w:oddHBand="1" w:evenHBand="0" w:firstRowFirstColumn="0" w:firstRowLastColumn="0" w:lastRowFirstColumn="0" w:lastRowLastColumn="0"/>
             </w:pPr>
-            <w:proofErr w:type="spellStart"/>
             <w:r>
               <w:rPr>
                 <w:rFonts w:ascii="Calibri" w:eastAsia="Calibri" w:hAnsi="Calibri" w:cs="Calibri"/>
               </w:rPr>
               <w:t>hs_graduation_rate</w:t>
             </w:r>
-            <w:proofErr w:type="spellEnd"/>
           </w:p>
         </w:tc>
         <w:tc>
@@ -1874,21 +1409,7 @@
               <w:rPr>
                 <w:rFonts w:ascii="Calibri" w:eastAsia="Calibri" w:hAnsi="Calibri" w:cs="Calibri"/>
               </w:rPr>
-              <w:t xml:space="preserve">Lasso absorbs signal into </w:t>
-            </w:r>
-            <w:proofErr w:type="spellStart"/>
-            <w:r>
-              <w:rPr>
-                <w:rFonts w:ascii="Calibri" w:eastAsia="Calibri" w:hAnsi="Calibri" w:cs="Calibri"/>
-              </w:rPr>
-              <w:t>some_college_rate</w:t>
-            </w:r>
-            <w:proofErr w:type="spellEnd"/>
-            <w:r>
-              <w:rPr>
-                <w:rFonts w:ascii="Calibri" w:eastAsia="Calibri" w:hAnsi="Calibri" w:cs="Calibri"/>
-              </w:rPr>
-              <w:t>; random forest finds nonlinear value independently; keeping avoids discarding a theoretically important predictor</w:t>
+              <w:t>Lasso absorbs signal into some_college_rate; random forest finds nonlinear value independently; keeping avoids discarding a theoretically important predictor</w:t>
             </w:r>
           </w:p>
         </w:tc>
@@ -1924,14 +1445,12 @@
                 <w:rFonts w:ascii="Calibri" w:eastAsia="Calibri" w:hAnsi="Calibri" w:cs="Calibri"/>
               </w:rPr>
             </w:pPr>
-            <w:proofErr w:type="spellStart"/>
             <w:r>
               <w:rPr>
                 <w:rFonts w:ascii="Calibri" w:eastAsia="Calibri" w:hAnsi="Calibri" w:cs="Calibri"/>
               </w:rPr>
               <w:t>unemployment_rate</w:t>
             </w:r>
-            <w:proofErr w:type="spellEnd"/>
           </w:p>
         </w:tc>
         <w:tc>
@@ -2167,14 +1686,12 @@
                 <w:rFonts w:ascii="Calibri" w:eastAsia="Calibri" w:hAnsi="Calibri" w:cs="Calibri"/>
               </w:rPr>
             </w:pPr>
-            <w:proofErr w:type="spellStart"/>
             <w:r>
               <w:rPr>
                 <w:rFonts w:ascii="Calibri" w:eastAsia="Calibri" w:hAnsi="Calibri" w:cs="Calibri"/>
               </w:rPr>
               <w:t>single_parent_rate</w:t>
             </w:r>
-            <w:proofErr w:type="spellEnd"/>
           </w:p>
         </w:tc>
         <w:tc>
@@ -2188,19 +1705,11 @@
                 <w:rFonts w:ascii="Calibri" w:eastAsia="Calibri" w:hAnsi="Calibri" w:cs="Calibri"/>
               </w:rPr>
             </w:pPr>
-            <w:proofErr w:type="spellStart"/>
-            <w:r>
-              <w:rPr>
-                <w:rFonts w:ascii="Calibri" w:eastAsia="Calibri" w:hAnsi="Calibri" w:cs="Calibri"/>
-              </w:rPr>
-              <w:t>single_parent_rate</w:t>
-            </w:r>
-            <w:proofErr w:type="spellEnd"/>
-            <w:r>
-              <w:rPr>
-                <w:rFonts w:ascii="Calibri" w:eastAsia="Calibri" w:hAnsi="Calibri" w:cs="Calibri"/>
-              </w:rPr>
-              <w:t xml:space="preserve"> flagged for exclusion from Part 2</w:t>
+            <w:r>
+              <w:rPr>
+                <w:rFonts w:ascii="Calibri" w:eastAsia="Calibri" w:hAnsi="Calibri" w:cs="Calibri"/>
+              </w:rPr>
+              <w:t>single_parent_rate flagged for exclusion from Part 2</w:t>
             </w:r>
           </w:p>
         </w:tc>
@@ -2280,7 +1789,6 @@
             <w:r>
               <w:t xml:space="preserve"> </w:t>
             </w:r>
-            <w:proofErr w:type="spellStart"/>
             <w:r>
               <w:rPr>
                 <w:rStyle w:val="HTMLCode"/>
@@ -2288,7 +1796,6 @@
               </w:rPr>
               <w:t>unemployment_rate</w:t>
             </w:r>
-            <w:proofErr w:type="spellEnd"/>
             <w:r>
               <w:t xml:space="preserve"> sign reverses between pooled (negative, p&lt;0.001) and two-way FE (positive, p=0.030) specifications</w:t>
             </w:r>
@@ -2449,7 +1956,6 @@
             <w:r>
               <w:t>Race/ethnicity share predictors (</w:t>
             </w:r>
-            <w:proofErr w:type="spellStart"/>
             <w:r>
               <w:rPr>
                 <w:rStyle w:val="HTMLCode"/>
@@ -2457,11 +1963,9 @@
               </w:rPr>
               <w:t>pct_black</w:t>
             </w:r>
-            <w:proofErr w:type="spellEnd"/>
             <w:r>
               <w:t xml:space="preserve">, </w:t>
             </w:r>
-            <w:proofErr w:type="spellStart"/>
             <w:r>
               <w:rPr>
                 <w:rStyle w:val="HTMLCode"/>
@@ -2469,11 +1973,9 @@
               </w:rPr>
               <w:t>pct_aian</w:t>
             </w:r>
-            <w:proofErr w:type="spellEnd"/>
             <w:r>
               <w:t xml:space="preserve">, </w:t>
             </w:r>
-            <w:proofErr w:type="spellStart"/>
             <w:r>
               <w:rPr>
                 <w:rStyle w:val="HTMLCode"/>
@@ -2481,11 +1983,9 @@
               </w:rPr>
               <w:t>pct_asian</w:t>
             </w:r>
-            <w:proofErr w:type="spellEnd"/>
             <w:r>
               <w:t xml:space="preserve">, </w:t>
             </w:r>
-            <w:proofErr w:type="spellStart"/>
             <w:r>
               <w:rPr>
                 <w:rStyle w:val="HTMLCode"/>
@@ -2493,11 +1993,9 @@
               </w:rPr>
               <w:t>pct_hispanic</w:t>
             </w:r>
-            <w:proofErr w:type="spellEnd"/>
             <w:r>
               <w:t xml:space="preserve">, </w:t>
             </w:r>
-            <w:proofErr w:type="spellStart"/>
             <w:r>
               <w:rPr>
                 <w:rStyle w:val="HTMLCode"/>
@@ -2505,7 +2003,6 @@
               </w:rPr>
               <w:t>pct_nh_white</w:t>
             </w:r>
-            <w:proofErr w:type="spellEnd"/>
             <w:r>
               <w:t>) show no significant relationship with uninsured rate in either pooled or two-way FE specification</w:t>
             </w:r>
@@ -2654,15 +2151,7 @@
               <w:cnfStyle w:val="000000000000" w:firstRow="0" w:lastRow="0" w:firstColumn="0" w:lastColumn="0" w:oddVBand="0" w:evenVBand="0" w:oddHBand="0" w:evenHBand="0" w:firstRowFirstColumn="0" w:firstRowLastColumn="0" w:lastRowFirstColumn="0" w:lastRowLastColumn="0"/>
             </w:pPr>
             <w:r>
-              <w:t xml:space="preserve">Ran a </w:t>
-            </w:r>
-            <w:proofErr w:type="spellStart"/>
-            <w:r>
-              <w:t>Mundlak</w:t>
-            </w:r>
-            <w:proofErr w:type="spellEnd"/>
-            <w:r>
-              <w:t xml:space="preserve"> test: added each predictor's county-level mean to a random-effects model and tested the mean terms jointly with a Wald test</w:t>
+              <w:t>Ran a Mundlak test: added each predictor's county-level mean to a random-effects model and tested the mean terms jointly with a Wald test</w:t>
             </w:r>
           </w:p>
         </w:tc>
@@ -2752,33 +2241,11 @@
                 <w:rFonts w:ascii="Calibri" w:eastAsia="Calibri" w:hAnsi="Calibri" w:cs="Calibri"/>
               </w:rPr>
             </w:pPr>
-            <w:proofErr w:type="spellStart"/>
-            <w:r>
-              <w:rPr>
-                <w:rFonts w:ascii="Calibri" w:eastAsia="Calibri" w:hAnsi="Calibri" w:cs="Calibri"/>
-              </w:rPr>
-              <w:t>Mundlak</w:t>
-            </w:r>
-            <w:proofErr w:type="spellEnd"/>
-            <w:r>
-              <w:rPr>
-                <w:rFonts w:ascii="Calibri" w:eastAsia="Calibri" w:hAnsi="Calibri" w:cs="Calibri"/>
-              </w:rPr>
-              <w:t xml:space="preserve"> test rejected the random-effects assumption (chi-squared = 44.44, 13 </w:t>
-            </w:r>
-            <w:proofErr w:type="spellStart"/>
-            <w:r>
-              <w:rPr>
-                <w:rFonts w:ascii="Calibri" w:eastAsia="Calibri" w:hAnsi="Calibri" w:cs="Calibri"/>
-              </w:rPr>
-              <w:t>df</w:t>
-            </w:r>
-            <w:proofErr w:type="spellEnd"/>
-            <w:r>
-              <w:rPr>
-                <w:rFonts w:ascii="Calibri" w:eastAsia="Calibri" w:hAnsi="Calibri" w:cs="Calibri"/>
-              </w:rPr>
-              <w:t>, p &lt; 0.0001), confirming fixed effects is the appropriate choice</w:t>
+            <w:r>
+              <w:rPr>
+                <w:rFonts w:ascii="Calibri" w:eastAsia="Calibri" w:hAnsi="Calibri" w:cs="Calibri"/>
+              </w:rPr>
+              <w:t>Mundlak test rejected the random-effects assumption (chi-squared = 44.44, 13 df, p &lt; 0.0001), confirming fixed effects is the appropriate choice</w:t>
             </w:r>
           </w:p>
         </w:tc>
@@ -2831,15 +2298,7 @@
               <w:cnfStyle w:val="000000000000" w:firstRow="0" w:lastRow="0" w:firstColumn="0" w:lastColumn="0" w:oddVBand="0" w:evenVBand="0" w:oddHBand="0" w:evenHBand="0" w:firstRowFirstColumn="0" w:firstRowLastColumn="0" w:lastRowFirstColumn="0" w:lastRowLastColumn="0"/>
             </w:pPr>
             <w:r>
-              <w:t xml:space="preserve">Revised the Week 6 explanation for </w:t>
-            </w:r>
-            <w:proofErr w:type="spellStart"/>
-            <w:r>
-              <w:t>median_income's</w:t>
-            </w:r>
-            <w:proofErr w:type="spellEnd"/>
-            <w:r>
-              <w:t xml:space="preserve"> non-</w:t>
+              <w:t>Revised the Week 6 explanation for median_income's non-</w:t>
             </w:r>
             <w:r>
               <w:lastRenderedPageBreak/>
@@ -2863,21 +2322,7 @@
                 <w:rFonts w:ascii="Calibri" w:eastAsia="Calibri" w:hAnsi="Calibri" w:cs="Calibri"/>
               </w:rPr>
               <w:lastRenderedPageBreak/>
-              <w:t xml:space="preserve">The variation diagnostic showed </w:t>
-            </w:r>
-            <w:proofErr w:type="spellStart"/>
-            <w:r>
-              <w:rPr>
-                <w:rFonts w:ascii="Calibri" w:eastAsia="Calibri" w:hAnsi="Calibri" w:cs="Calibri"/>
-              </w:rPr>
-              <w:t>median_income's</w:t>
-            </w:r>
-            <w:proofErr w:type="spellEnd"/>
-            <w:r>
-              <w:rPr>
-                <w:rFonts w:ascii="Calibri" w:eastAsia="Calibri" w:hAnsi="Calibri" w:cs="Calibri"/>
-              </w:rPr>
-              <w:t xml:space="preserve"> within/overall SD ratio (0.452) is above the </w:t>
+              <w:t xml:space="preserve">The variation diagnostic showed median_income's within/overall SD ratio (0.452) is above the </w:t>
             </w:r>
             <w:r>
               <w:rPr>
@@ -3160,15 +2605,7 @@
               <w:cnfStyle w:val="000000000000" w:firstRow="0" w:lastRow="0" w:firstColumn="0" w:lastColumn="0" w:oddVBand="0" w:evenVBand="0" w:oddHBand="0" w:evenHBand="0" w:firstRowFirstColumn="0" w:firstRowLastColumn="0" w:lastRowFirstColumn="0" w:lastRowLastColumn="0"/>
             </w:pPr>
             <w:r>
-              <w:t xml:space="preserve">Refit the two-way fixed-effects model on a wider 2012-2025 window (effectively 2013-2025, since </w:t>
-            </w:r>
-            <w:proofErr w:type="spellStart"/>
-            <w:r>
-              <w:t>pct_nh_white</w:t>
-            </w:r>
-            <w:proofErr w:type="spellEnd"/>
-            <w:r>
-              <w:t xml:space="preserve"> is missing for 2012)</w:t>
+              <w:t>Refit the two-way fixed-effects model on a wider 2012-2025 window (effectively 2013-2025, since pct_nh_white is missing for 2012)</w:t>
             </w:r>
           </w:p>
         </w:tc>
@@ -3187,21 +2624,7 @@
               <w:rPr>
                 <w:rFonts w:ascii="Calibri" w:eastAsia="Calibri" w:hAnsi="Calibri" w:cs="Calibri"/>
               </w:rPr>
-              <w:t xml:space="preserve">Check whether the Week 6 findings depend on the 2015-2025 modeling window; all 13 predictor signs held, and only </w:t>
-            </w:r>
-            <w:proofErr w:type="spellStart"/>
-            <w:r>
-              <w:rPr>
-                <w:rFonts w:ascii="Calibri" w:eastAsia="Calibri" w:hAnsi="Calibri" w:cs="Calibri"/>
-              </w:rPr>
-              <w:t>unemployment_rate</w:t>
-            </w:r>
-            <w:proofErr w:type="spellEnd"/>
-            <w:r>
-              <w:rPr>
-                <w:rFonts w:ascii="Calibri" w:eastAsia="Calibri" w:hAnsi="Calibri" w:cs="Calibri"/>
-              </w:rPr>
-              <w:t xml:space="preserve"> showed a minor, non-reversing weakening in significance</w:t>
+              <w:t>Check whether the Week 6 findings depend on the 2015-2025 modeling window; all 13 predictor signs held, and only unemployment_rate showed a minor, non-reversing weakening in significance</w:t>
             </w:r>
           </w:p>
         </w:tc>
@@ -3277,6 +2700,311 @@
                 <w:rFonts w:ascii="Calibri" w:eastAsia="Calibri" w:hAnsi="Calibri" w:cs="Calibri"/>
               </w:rPr>
               <w:t>All three Week 8 checks (Driscoll-Kraay standard errors, event-time figure, 2012-2025 robustness) confirmed rather than contradicted the Week 6 specification, so no revision was needed</w:t>
+            </w:r>
+          </w:p>
+        </w:tc>
+      </w:tr>
+      <w:tr>
+        <w:tc>
+          <w:tcPr>
+            <w:cnfStyle w:val="001000000000" w:firstRow="0" w:lastRow="0" w:firstColumn="1" w:lastColumn="0" w:oddVBand="0" w:evenVBand="0" w:oddHBand="0" w:evenHBand="0" w:firstRowFirstColumn="0" w:firstRowLastColumn="0" w:lastRowFirstColumn="0" w:lastRowLastColumn="0"/>
+            <w:tcW w:w="395" w:type="pct"/>
+          </w:tcPr>
+          <w:p>
+            <w:pPr>
+              <w:rPr>
+                <w:rFonts w:ascii="Calibri" w:eastAsia="Calibri" w:hAnsi="Calibri" w:cs="Calibri"/>
+              </w:rPr>
+            </w:pPr>
+            <w:r>
+              <w:rPr>
+                <w:rFonts w:ascii="Calibri" w:eastAsia="Calibri" w:hAnsi="Calibri" w:cs="Calibri"/>
+              </w:rPr>
+              <w:t>10</w:t>
+            </w:r>
+          </w:p>
+        </w:tc>
+        <w:tc>
+          <w:tcPr>
+            <w:tcW w:w="1014" w:type="pct"/>
+          </w:tcPr>
+          <w:p>
+            <w:pPr>
+              <w:cnfStyle w:val="000000000000" w:firstRow="0" w:lastRow="0" w:firstColumn="0" w:lastColumn="0" w:oddVBand="0" w:evenVBand="0" w:oddHBand="0" w:evenHBand="0" w:firstRowFirstColumn="0" w:firstRowLastColumn="0" w:lastRowFirstColumn="0" w:lastRowLastColumn="0"/>
+              <w:rPr>
+                <w:rFonts w:ascii="Calibri" w:eastAsia="Calibri" w:hAnsi="Calibri" w:cs="Calibri"/>
+              </w:rPr>
+            </w:pPr>
+            <w:r>
+              <w:rPr>
+                <w:rFonts w:ascii="Calibri" w:eastAsia="Calibri" w:hAnsi="Calibri" w:cs="Calibri"/>
+              </w:rPr>
+              <w:t>Modeling frame</w:t>
+            </w:r>
+          </w:p>
+        </w:tc>
+        <w:tc>
+          <w:tcPr>
+            <w:tcW w:w="1207" w:type="pct"/>
+          </w:tcPr>
+          <w:p>
+            <w:pPr>
+              <w:cnfStyle w:val="000000000000" w:firstRow="0" w:lastRow="0" w:firstColumn="0" w:lastColumn="0" w:oddVBand="0" w:evenVBand="0" w:oddHBand="0" w:evenHBand="0" w:firstRowFirstColumn="0" w:firstRowLastColumn="0" w:lastRowFirstColumn="0" w:lastRowLastColumn="0"/>
+            </w:pPr>
+            <w:r>
+              <w:t>Built the trajectory matrix from the Part 2 modeling sample (3,141 counties) rather than the full Part 1 panel</w:t>
+            </w:r>
+          </w:p>
+        </w:tc>
+        <w:tc>
+          <w:tcPr>
+            <w:tcW w:w="2384" w:type="pct"/>
+          </w:tcPr>
+          <w:p>
+            <w:pPr>
+              <w:cnfStyle w:val="000000000000" w:firstRow="0" w:lastRow="0" w:firstColumn="0" w:lastColumn="0" w:oddVBand="0" w:evenVBand="0" w:oddHBand="0" w:evenHBand="0" w:firstRowFirstColumn="0" w:firstRowLastColumn="0" w:lastRowFirstColumn="0" w:lastRowLastColumn="0"/>
+              <w:rPr>
+                <w:rFonts w:ascii="Calibri" w:eastAsia="Calibri" w:hAnsi="Calibri" w:cs="Calibri"/>
+              </w:rPr>
+            </w:pPr>
+            <w:r>
+              <w:rPr>
+                <w:rFonts w:ascii="Calibri" w:eastAsia="Calibri" w:hAnsi="Calibri" w:cs="Calibri"/>
+              </w:rPr>
+              <w:t>Part 2 sample keeps cluster labels directly mergeable with the Part 2 fixed-effects results</w:t>
+            </w:r>
+          </w:p>
+        </w:tc>
+      </w:tr>
+      <w:tr>
+        <w:trPr>
+          <w:cnfStyle w:val="000000100000" w:firstRow="0" w:lastRow="0" w:firstColumn="0" w:lastColumn="0" w:oddVBand="0" w:evenVBand="0" w:oddHBand="1" w:evenHBand="0" w:firstRowFirstColumn="0" w:firstRowLastColumn="0" w:lastRowFirstColumn="0" w:lastRowLastColumn="0"/>
+        </w:trPr>
+        <w:tc>
+          <w:tcPr>
+            <w:cnfStyle w:val="001000000000" w:firstRow="0" w:lastRow="0" w:firstColumn="1" w:lastColumn="0" w:oddVBand="0" w:evenVBand="0" w:oddHBand="0" w:evenHBand="0" w:firstRowFirstColumn="0" w:firstRowLastColumn="0" w:lastRowFirstColumn="0" w:lastRowLastColumn="0"/>
+            <w:tcW w:w="395" w:type="pct"/>
+          </w:tcPr>
+          <w:p>
+            <w:pPr>
+              <w:rPr>
+                <w:rFonts w:ascii="Calibri" w:eastAsia="Calibri" w:hAnsi="Calibri" w:cs="Calibri"/>
+              </w:rPr>
+            </w:pPr>
+            <w:r>
+              <w:rPr>
+                <w:rFonts w:ascii="Calibri" w:eastAsia="Calibri" w:hAnsi="Calibri" w:cs="Calibri"/>
+              </w:rPr>
+              <w:t>10</w:t>
+            </w:r>
+          </w:p>
+        </w:tc>
+        <w:tc>
+          <w:tcPr>
+            <w:tcW w:w="1014" w:type="pct"/>
+          </w:tcPr>
+          <w:p>
+            <w:pPr>
+              <w:cnfStyle w:val="000000100000" w:firstRow="0" w:lastRow="0" w:firstColumn="0" w:lastColumn="0" w:oddVBand="0" w:evenVBand="0" w:oddHBand="1" w:evenHBand="0" w:firstRowFirstColumn="0" w:firstRowLastColumn="0" w:lastRowFirstColumn="0" w:lastRowLastColumn="0"/>
+              <w:rPr>
+                <w:rFonts w:ascii="Calibri" w:eastAsia="Calibri" w:hAnsi="Calibri" w:cs="Calibri"/>
+              </w:rPr>
+            </w:pPr>
+            <w:r>
+              <w:rPr>
+                <w:rFonts w:ascii="Calibri" w:eastAsia="Calibri" w:hAnsi="Calibri" w:cs="Calibri"/>
+              </w:rPr>
+              <w:t>Clustering</w:t>
+            </w:r>
+          </w:p>
+        </w:tc>
+        <w:tc>
+          <w:tcPr>
+            <w:tcW w:w="1207" w:type="pct"/>
+          </w:tcPr>
+          <w:p>
+            <w:pPr>
+              <w:cnfStyle w:val="000000100000" w:firstRow="0" w:lastRow="0" w:firstColumn="0" w:lastColumn="0" w:oddVBand="0" w:evenVBand="0" w:oddHBand="1" w:evenHBand="0" w:firstRowFirstColumn="0" w:firstRowLastColumn="0" w:lastRowFirstColumn="0" w:lastRowLastColumn="0"/>
+            </w:pPr>
+            <w:r>
+              <w:t xml:space="preserve">Selected K=3 by silhouette score across k=2 through </w:t>
+            </w:r>
+            <w:r>
+              <w:lastRenderedPageBreak/>
+              <w:t>k=8, confirmed stable via Adjusted Rand Index across 10 random seeds</w:t>
+            </w:r>
+          </w:p>
+        </w:tc>
+        <w:tc>
+          <w:tcPr>
+            <w:tcW w:w="2384" w:type="pct"/>
+          </w:tcPr>
+          <w:p>
+            <w:pPr>
+              <w:cnfStyle w:val="000000100000" w:firstRow="0" w:lastRow="0" w:firstColumn="0" w:lastColumn="0" w:oddVBand="0" w:evenVBand="0" w:oddHBand="1" w:evenHBand="0" w:firstRowFirstColumn="0" w:firstRowLastColumn="0" w:lastRowFirstColumn="0" w:lastRowLastColumn="0"/>
+              <w:rPr>
+                <w:rFonts w:ascii="Calibri" w:eastAsia="Calibri" w:hAnsi="Calibri" w:cs="Calibri"/>
+              </w:rPr>
+            </w:pPr>
+            <w:r>
+              <w:rPr>
+                <w:rFonts w:ascii="Calibri" w:eastAsia="Calibri" w:hAnsi="Calibri" w:cs="Calibri"/>
+              </w:rPr>
+              <w:lastRenderedPageBreak/>
+              <w:t>Per guidelines</w:t>
+            </w:r>
+          </w:p>
+        </w:tc>
+      </w:tr>
+      <w:tr>
+        <w:tc>
+          <w:tcPr>
+            <w:cnfStyle w:val="001000000000" w:firstRow="0" w:lastRow="0" w:firstColumn="1" w:lastColumn="0" w:oddVBand="0" w:evenVBand="0" w:oddHBand="0" w:evenHBand="0" w:firstRowFirstColumn="0" w:firstRowLastColumn="0" w:lastRowFirstColumn="0" w:lastRowLastColumn="0"/>
+            <w:tcW w:w="395" w:type="pct"/>
+          </w:tcPr>
+          <w:p>
+            <w:pPr>
+              <w:rPr>
+                <w:rFonts w:ascii="Calibri" w:eastAsia="Calibri" w:hAnsi="Calibri" w:cs="Calibri"/>
+              </w:rPr>
+            </w:pPr>
+            <w:r>
+              <w:rPr>
+                <w:rFonts w:ascii="Calibri" w:eastAsia="Calibri" w:hAnsi="Calibri" w:cs="Calibri"/>
+              </w:rPr>
+              <w:t>10</w:t>
+            </w:r>
+          </w:p>
+        </w:tc>
+        <w:tc>
+          <w:tcPr>
+            <w:tcW w:w="1014" w:type="pct"/>
+          </w:tcPr>
+          <w:p>
+            <w:pPr>
+              <w:cnfStyle w:val="000000000000" w:firstRow="0" w:lastRow="0" w:firstColumn="0" w:lastColumn="0" w:oddVBand="0" w:evenVBand="0" w:oddHBand="0" w:evenHBand="0" w:firstRowFirstColumn="0" w:firstRowLastColumn="0" w:lastRowFirstColumn="0" w:lastRowLastColumn="0"/>
+              <w:rPr>
+                <w:rFonts w:ascii="Calibri" w:eastAsia="Calibri" w:hAnsi="Calibri" w:cs="Calibri"/>
+              </w:rPr>
+            </w:pPr>
+            <w:r>
+              <w:rPr>
+                <w:rFonts w:ascii="Calibri" w:eastAsia="Calibri" w:hAnsi="Calibri" w:cs="Calibri"/>
+              </w:rPr>
+              <w:t>Clustering</w:t>
+            </w:r>
+          </w:p>
+        </w:tc>
+        <w:tc>
+          <w:tcPr>
+            <w:tcW w:w="1207" w:type="pct"/>
+          </w:tcPr>
+          <w:p>
+            <w:pPr>
+              <w:cnfStyle w:val="000000000000" w:firstRow="0" w:lastRow="0" w:firstColumn="0" w:lastColumn="0" w:oddVBand="0" w:evenVBand="0" w:oddHBand="0" w:evenHBand="0" w:firstRowFirstColumn="0" w:firstRowLastColumn="0" w:lastRowFirstColumn="0" w:lastRowLastColumn="0"/>
+            </w:pPr>
+            <w:r>
+              <w:t>Row-standardized trajectories (cluster on shape, not level), validated against a raw-trajectory clustering</w:t>
+            </w:r>
+          </w:p>
+        </w:tc>
+        <w:tc>
+          <w:tcPr>
+            <w:tcW w:w="2384" w:type="pct"/>
+          </w:tcPr>
+          <w:p>
+            <w:pPr>
+              <w:cnfStyle w:val="000000000000" w:firstRow="0" w:lastRow="0" w:firstColumn="0" w:lastColumn="0" w:oddVBand="0" w:evenVBand="0" w:oddHBand="0" w:evenHBand="0" w:firstRowFirstColumn="0" w:firstRowLastColumn="0" w:lastRowFirstColumn="0" w:lastRowLastColumn="0"/>
+              <w:rPr>
+                <w:rFonts w:ascii="Calibri" w:eastAsia="Calibri" w:hAnsi="Calibri" w:cs="Calibri"/>
+              </w:rPr>
+            </w:pPr>
+            <w:r>
+              <w:rPr>
+                <w:rFonts w:ascii="Calibri" w:eastAsia="Calibri" w:hAnsi="Calibri" w:cs="Calibri"/>
+              </w:rPr>
+              <w:t>required confirming the clusters reflect shape rather than starting-level differences; raw clustering produced only three level bands, while standardized clustering revealed a decline-then-reversal pattern raw clustering missed entirely</w:t>
+            </w:r>
+          </w:p>
+        </w:tc>
+      </w:tr>
+      <w:tr>
+        <w:trPr>
+          <w:cnfStyle w:val="000000100000" w:firstRow="0" w:lastRow="0" w:firstColumn="0" w:lastColumn="0" w:oddVBand="0" w:evenVBand="0" w:oddHBand="1" w:evenHBand="0" w:firstRowFirstColumn="0" w:firstRowLastColumn="0" w:lastRowFirstColumn="0" w:lastRowLastColumn="0"/>
+        </w:trPr>
+        <w:tc>
+          <w:tcPr>
+            <w:cnfStyle w:val="001000000000" w:firstRow="0" w:lastRow="0" w:firstColumn="1" w:lastColumn="0" w:oddVBand="0" w:evenVBand="0" w:oddHBand="0" w:evenHBand="0" w:firstRowFirstColumn="0" w:firstRowLastColumn="0" w:lastRowFirstColumn="0" w:lastRowLastColumn="0"/>
+            <w:tcW w:w="395" w:type="pct"/>
+          </w:tcPr>
+          <w:p>
+            <w:pPr>
+              <w:rPr>
+                <w:rFonts w:ascii="Calibri" w:eastAsia="Calibri" w:hAnsi="Calibri" w:cs="Calibri"/>
+              </w:rPr>
+            </w:pPr>
+            <w:r>
+              <w:rPr>
+                <w:rFonts w:ascii="Calibri" w:eastAsia="Calibri" w:hAnsi="Calibri" w:cs="Calibri"/>
+              </w:rPr>
+              <w:t>10</w:t>
+            </w:r>
+          </w:p>
+        </w:tc>
+        <w:tc>
+          <w:tcPr>
+            <w:tcW w:w="1014" w:type="pct"/>
+          </w:tcPr>
+          <w:p>
+            <w:pPr>
+              <w:cnfStyle w:val="000000100000" w:firstRow="0" w:lastRow="0" w:firstColumn="0" w:lastColumn="0" w:oddVBand="0" w:evenVBand="0" w:oddHBand="1" w:evenHBand="0" w:firstRowFirstColumn="0" w:firstRowLastColumn="0" w:lastRowFirstColumn="0" w:lastRowLastColumn="0"/>
+              <w:rPr>
+                <w:rFonts w:ascii="Calibri" w:eastAsia="Calibri" w:hAnsi="Calibri" w:cs="Calibri"/>
+              </w:rPr>
+            </w:pPr>
+            <w:r>
+              <w:rPr>
+                <w:rFonts w:ascii="Calibri" w:eastAsia="Calibri" w:hAnsi="Calibri" w:cs="Calibri"/>
+              </w:rPr>
+              <w:t>Subgroup analysis</w:t>
+            </w:r>
+          </w:p>
+        </w:tc>
+        <w:tc>
+          <w:tcPr>
+            <w:tcW w:w="1207" w:type="pct"/>
+          </w:tcPr>
+          <w:p>
+            <w:pPr>
+              <w:cnfStyle w:val="000000100000" w:firstRow="0" w:lastRow="0" w:firstColumn="0" w:lastColumn="0" w:oddVBand="0" w:evenVBand="0" w:oddHBand="1" w:evenHBand="0" w:firstRowFirstColumn="0" w:firstRowLastColumn="0" w:lastRowFirstColumn="0" w:lastRowLastColumn="0"/>
+            </w:pPr>
+            <w:r>
+              <w:t>refitting the Part 2 two-way fixed-effects model</w:t>
+            </w:r>
+          </w:p>
+        </w:tc>
+        <w:tc>
+          <w:tcPr>
+            <w:tcW w:w="2384" w:type="pct"/>
+          </w:tcPr>
+          <w:p>
+            <w:pPr>
+              <w:cnfStyle w:val="000000100000" w:firstRow="0" w:lastRow="0" w:firstColumn="0" w:lastColumn="0" w:oddVBand="0" w:evenVBand="0" w:oddHBand="1" w:evenHBand="0" w:firstRowFirstColumn="0" w:firstRowLastColumn="0" w:lastRowFirstColumn="0" w:lastRowLastColumn="0"/>
+              <w:rPr>
+                <w:rFonts w:ascii="Calibri" w:eastAsia="Calibri" w:hAnsi="Calibri" w:cs="Calibri"/>
+              </w:rPr>
+            </w:pPr>
+            <w:r>
+              <w:rPr>
+                <w:rFonts w:ascii="Calibri" w:eastAsia="Calibri" w:hAnsi="Calibri" w:cs="Calibri"/>
+              </w:rPr>
+              <w:t>directly extends Part 2</w:t>
+            </w:r>
+            <w:r>
+              <w:rPr>
+                <w:rFonts w:ascii="Calibri" w:eastAsia="Calibri" w:hAnsi="Calibri" w:cs="Calibri"/>
+              </w:rPr>
+              <w:t xml:space="preserve"> and is more methodological</w:t>
             </w:r>
           </w:p>
         </w:tc>
@@ -4687,23 +4415,6 @@
 </file>
 
 <file path=customXml/item1.xml><?xml version="1.0" encoding="utf-8"?>
-<?mso-contentType ?>
-<FormTemplates xmlns="http://schemas.microsoft.com/sharepoint/v3/contenttype/forms">
-  <Display>DocumentLibraryForm</Display>
-  <Edit>DocumentLibraryForm</Edit>
-  <New>DocumentLibraryForm</New>
-</FormTemplates>
-</file>
-
-<file path=customXml/item2.xml><?xml version="1.0" encoding="utf-8"?>
-<p:properties xmlns:p="http://schemas.microsoft.com/office/2006/metadata/properties" xmlns:xsi="http://www.w3.org/2001/XMLSchema-instance" xmlns:pc="http://schemas.microsoft.com/office/infopath/2007/PartnerControls">
-  <documentManagement>
-    <_activity xmlns="706b8aa2-8af0-4ab8-9873-df9911b98d43" xsi:nil="true"/>
-  </documentManagement>
-</p:properties>
-</file>
-
-<file path=customXml/item3.xml><?xml version="1.0" encoding="utf-8"?>
 <ct:contentTypeSchema xmlns:ct="http://schemas.microsoft.com/office/2006/metadata/contentType" xmlns:ma="http://schemas.microsoft.com/office/2006/metadata/properties/metaAttributes" ct:_="" ma:_="" ma:contentTypeName="Document" ma:contentTypeID="0x0101001D9746C7FF84C449B12CEB48A8E17926" ma:contentTypeVersion="16" ma:contentTypeDescription="Create a new document." ma:contentTypeScope="" ma:versionID="4bb6fe4e1c75b5540c1f4ab272283b02">
   <xsd:schema xmlns:xsd="http://www.w3.org/2001/XMLSchema" xmlns:xs="http://www.w3.org/2001/XMLSchema" xmlns:p="http://schemas.microsoft.com/office/2006/metadata/properties" xmlns:ns3="706b8aa2-8af0-4ab8-9873-df9911b98d43" xmlns:ns4="51b1e863-652f-4e12-a6c4-d71aedd5f070" targetNamespace="http://schemas.microsoft.com/office/2006/metadata/properties" ma:root="true" ma:fieldsID="12b9d2ff6dca74e3d66d5dd31ea60895" ns3:_="" ns4:_="">
     <xsd:import namespace="706b8aa2-8af0-4ab8-9873-df9911b98d43"/>
@@ -4942,25 +4653,24 @@
 </ct:contentTypeSchema>
 </file>
 
-<file path=customXml/itemProps1.xml><?xml version="1.0" encoding="utf-8"?>
-<ds:datastoreItem xmlns:ds="http://schemas.openxmlformats.org/officeDocument/2006/customXml" ds:itemID="{D7A5B4EB-9640-4FFD-98EB-39AF60ECE5C4}">
-  <ds:schemaRefs>
-    <ds:schemaRef ds:uri="http://schemas.microsoft.com/sharepoint/v3/contenttype/forms"/>
-  </ds:schemaRefs>
-</ds:datastoreItem>
+<file path=customXml/item2.xml><?xml version="1.0" encoding="utf-8"?>
+<p:properties xmlns:p="http://schemas.microsoft.com/office/2006/metadata/properties" xmlns:xsi="http://www.w3.org/2001/XMLSchema-instance" xmlns:pc="http://schemas.microsoft.com/office/infopath/2007/PartnerControls">
+  <documentManagement>
+    <_activity xmlns="706b8aa2-8af0-4ab8-9873-df9911b98d43" xsi:nil="true"/>
+  </documentManagement>
+</p:properties>
 </file>
 
-<file path=customXml/itemProps2.xml><?xml version="1.0" encoding="utf-8"?>
-<ds:datastoreItem xmlns:ds="http://schemas.openxmlformats.org/officeDocument/2006/customXml" ds:itemID="{9F6F1979-D164-4E8C-BB05-AAFC2A814FE6}">
-  <ds:schemaRefs>
-    <ds:schemaRef ds:uri="http://schemas.microsoft.com/office/2006/metadata/properties"/>
-    <ds:schemaRef ds:uri="http://schemas.microsoft.com/office/infopath/2007/PartnerControls"/>
-    <ds:schemaRef ds:uri="706b8aa2-8af0-4ab8-9873-df9911b98d43"/>
-  </ds:schemaRefs>
-</ds:datastoreItem>
+<file path=customXml/item3.xml><?xml version="1.0" encoding="utf-8"?>
+<?mso-contentType ?>
+<FormTemplates xmlns="http://schemas.microsoft.com/sharepoint/v3/contenttype/forms">
+  <Display>DocumentLibraryForm</Display>
+  <Edit>DocumentLibraryForm</Edit>
+  <New>DocumentLibraryForm</New>
+</FormTemplates>
 </file>
 
-<file path=customXml/itemProps3.xml><?xml version="1.0" encoding="utf-8"?>
+<file path=customXml/itemProps1.xml><?xml version="1.0" encoding="utf-8"?>
 <ds:datastoreItem xmlns:ds="http://schemas.openxmlformats.org/officeDocument/2006/customXml" ds:itemID="{7C4BBCEE-F67C-403A-BDA6-D1A8F72166DC}">
   <ds:schemaRefs>
     <ds:schemaRef ds:uri="http://schemas.microsoft.com/office/2006/metadata/contentType"/>
@@ -4979,6 +4689,24 @@
 </ds:datastoreItem>
 </file>
 
+<file path=customXml/itemProps2.xml><?xml version="1.0" encoding="utf-8"?>
+<ds:datastoreItem xmlns:ds="http://schemas.openxmlformats.org/officeDocument/2006/customXml" ds:itemID="{9F6F1979-D164-4E8C-BB05-AAFC2A814FE6}">
+  <ds:schemaRefs>
+    <ds:schemaRef ds:uri="http://schemas.microsoft.com/office/2006/metadata/properties"/>
+    <ds:schemaRef ds:uri="http://schemas.microsoft.com/office/infopath/2007/PartnerControls"/>
+    <ds:schemaRef ds:uri="706b8aa2-8af0-4ab8-9873-df9911b98d43"/>
+  </ds:schemaRefs>
+</ds:datastoreItem>
+</file>
+
+<file path=customXml/itemProps3.xml><?xml version="1.0" encoding="utf-8"?>
+<ds:datastoreItem xmlns:ds="http://schemas.openxmlformats.org/officeDocument/2006/customXml" ds:itemID="{D7A5B4EB-9640-4FFD-98EB-39AF60ECE5C4}">
+  <ds:schemaRefs>
+    <ds:schemaRef ds:uri="http://schemas.microsoft.com/sharepoint/v3/contenttype/forms"/>
+  </ds:schemaRefs>
+</ds:datastoreItem>
+</file>
+
 <file path=docMetadata/LabelInfo.xml><?xml version="1.0" encoding="utf-8"?>
 <clbl:labelList xmlns:clbl="http://schemas.microsoft.com/office/2020/mipLabelMetadata">
   <clbl:label id="{762ebf40-80b2-40ba-86fe-6dd409acb499}" enabled="0" method="" siteId="{762ebf40-80b2-40ba-86fe-6dd409acb499}" removed="1"/>
